--- a/Embedded_AI/LAB/Colab_First_prog_STM32_Implentation.docx
+++ b/Embedded_AI/LAB/Colab_First_prog_STM32_Implentation.docx
@@ -205,6 +205,7 @@
           <w:szCs w:val="24"/>
         </w:rPr>
       </w:pPr>
+      <w:proofErr w:type="spellStart"/>
       <w:r>
         <w:rPr>
           <w:rFonts w:ascii="Times New Roman" w:eastAsia="Times New Roman" w:hAnsi="Times New Roman" w:cs="Times New Roman"/>
@@ -212,7 +213,17 @@
           <w:sz w:val="24"/>
           <w:szCs w:val="24"/>
         </w:rPr>
-        <w:t>TFLite conversion</w:t>
+        <w:t>TFLite</w:t>
+      </w:r>
+      <w:proofErr w:type="spellEnd"/>
+      <w:r>
+        <w:rPr>
+          <w:rFonts w:ascii="Times New Roman" w:eastAsia="Times New Roman" w:hAnsi="Times New Roman" w:cs="Times New Roman"/>
+          <w:kern w:val="0"/>
+          <w:sz w:val="24"/>
+          <w:szCs w:val="24"/>
+        </w:rPr>
+        <w:t xml:space="preserve"> conversion</w:t>
       </w:r>
     </w:p>
     <w:p>
@@ -504,6 +515,7 @@
           <w:szCs w:val="24"/>
         </w:rPr>
       </w:pPr>
+      <w:proofErr w:type="spellStart"/>
       <w:r>
         <w:rPr>
           <w:rFonts w:ascii="Times New Roman" w:eastAsia="Times New Roman" w:hAnsi="Times New Roman" w:cs="Times New Roman"/>
@@ -511,7 +523,17 @@
           <w:sz w:val="24"/>
           <w:szCs w:val="24"/>
         </w:rPr>
-        <w:t>Softmax outputs</w:t>
+        <w:t>Softmax</w:t>
+      </w:r>
+      <w:proofErr w:type="spellEnd"/>
+      <w:r>
+        <w:rPr>
+          <w:rFonts w:ascii="Times New Roman" w:eastAsia="Times New Roman" w:hAnsi="Times New Roman" w:cs="Times New Roman"/>
+          <w:kern w:val="0"/>
+          <w:sz w:val="24"/>
+          <w:szCs w:val="24"/>
+        </w:rPr>
+        <w:t xml:space="preserve"> outputs</w:t>
       </w:r>
     </w:p>
     <w:p>
@@ -853,10 +875,7 @@
         <w:pStyle w:val="Title"/>
       </w:pPr>
       <w:r>
-        <w:t>Installation</w:t>
-      </w:r>
-      <w:r>
-        <w:t xml:space="preserve"> of X-CUBE-AI </w:t>
+        <w:t xml:space="preserve">Installation of X-CUBE-AI </w:t>
       </w:r>
     </w:p>
     <w:p>
@@ -901,6 +920,7 @@
       <w:r>
         <w:rPr>
           <w:rFonts w:ascii="Times New Roman" w:eastAsia="Times New Roman" w:hAnsi="Times New Roman" w:cs="Times New Roman"/>
+          <w:noProof/>
           <w:kern w:val="0"/>
           <w:sz w:val="24"/>
           <w:szCs w:val="24"/>
@@ -1173,6 +1193,7 @@
           <w:rFonts w:ascii="Times New Roman" w:eastAsia="Times New Roman" w:hAnsi="Times New Roman" w:cs="Times New Roman"/>
           <w:b/>
           <w:bCs/>
+          <w:noProof/>
           <w:kern w:val="0"/>
           <w:sz w:val="24"/>
           <w:szCs w:val="24"/>
@@ -1240,8 +1261,9 @@
           <w:sz w:val="18"/>
           <w:szCs w:val="18"/>
         </w:rPr>
-        <w:t>Select STMicroelectronics.X-CUBE-AI --&gt; Artificial Intelligence X-CUBE-AI</w:t>
-      </w:r>
+        <w:t xml:space="preserve">Select </w:t>
+      </w:r>
+      <w:proofErr w:type="spellStart"/>
       <w:r>
         <w:rPr>
           <w:rFonts w:ascii="Times New Roman" w:eastAsia="Times New Roman" w:hAnsi="Times New Roman" w:cs="Times New Roman"/>
@@ -1249,6 +1271,25 @@
           <w:sz w:val="18"/>
           <w:szCs w:val="18"/>
         </w:rPr>
+        <w:t>STMicroelectronics.X</w:t>
+      </w:r>
+      <w:proofErr w:type="spellEnd"/>
+      <w:r>
+        <w:rPr>
+          <w:rFonts w:ascii="Times New Roman" w:eastAsia="Times New Roman" w:hAnsi="Times New Roman" w:cs="Times New Roman"/>
+          <w:kern w:val="0"/>
+          <w:sz w:val="18"/>
+          <w:szCs w:val="18"/>
+        </w:rPr>
+        <w:t>-CUBE-AI --&gt; Artificial Intelligence X-CUBE-AI</w:t>
+      </w:r>
+      <w:r>
+        <w:rPr>
+          <w:rFonts w:ascii="Times New Roman" w:eastAsia="Times New Roman" w:hAnsi="Times New Roman" w:cs="Times New Roman"/>
+          <w:kern w:val="0"/>
+          <w:sz w:val="18"/>
+          <w:szCs w:val="18"/>
+        </w:rPr>
         <w:t>--&gt; Core (Select Check box)</w:t>
       </w:r>
     </w:p>
@@ -1269,6 +1310,7 @@
           <w:rFonts w:ascii="Times New Roman" w:eastAsia="Times New Roman" w:hAnsi="Times New Roman" w:cs="Times New Roman"/>
           <w:b/>
           <w:bCs/>
+          <w:noProof/>
           <w:kern w:val="0"/>
           <w:sz w:val="24"/>
           <w:szCs w:val="24"/>
@@ -1538,6 +1580,7 @@
           <w:rFonts w:ascii="Times New Roman" w:eastAsia="Times New Roman" w:hAnsi="Times New Roman" w:cs="Times New Roman"/>
           <w:b/>
           <w:bCs/>
+          <w:noProof/>
           <w:kern w:val="0"/>
           <w:sz w:val="24"/>
           <w:szCs w:val="24"/>
@@ -1596,6 +1639,7 @@
           <w:rFonts w:ascii="Times New Roman" w:eastAsia="Times New Roman" w:hAnsi="Times New Roman" w:cs="Times New Roman"/>
           <w:b/>
           <w:bCs/>
+          <w:noProof/>
           <w:kern w:val="0"/>
           <w:sz w:val="24"/>
           <w:szCs w:val="24"/>
@@ -1654,27 +1698,7 @@
           <w:sz w:val="18"/>
           <w:szCs w:val="18"/>
         </w:rPr>
-        <w:t>Step 5: After adding the Model/</w:t>
-      </w:r>
-      <w:proofErr w:type="gramStart"/>
-      <w:r>
-        <w:rPr>
-          <w:rFonts w:ascii="Times New Roman" w:eastAsia="Times New Roman" w:hAnsi="Times New Roman" w:cs="Times New Roman"/>
-          <w:kern w:val="0"/>
-          <w:sz w:val="18"/>
-          <w:szCs w:val="18"/>
-        </w:rPr>
-        <w:t>Network ,</w:t>
-      </w:r>
-      <w:proofErr w:type="gramEnd"/>
-      <w:r>
-        <w:rPr>
-          <w:rFonts w:ascii="Times New Roman" w:eastAsia="Times New Roman" w:hAnsi="Times New Roman" w:cs="Times New Roman"/>
-          <w:kern w:val="0"/>
-          <w:sz w:val="18"/>
-          <w:szCs w:val="18"/>
-        </w:rPr>
-        <w:t xml:space="preserve"> click on Show Graph and Verify your Model Inputs and Outputs in NETRON Tool</w:t>
+        <w:t>Step 5: After adding the Model/Network , click on Show Graph and Verify your Model Inputs and Outputs in NETRON Tool</w:t>
       </w:r>
     </w:p>
     <w:p>
@@ -1694,6 +1718,7 @@
           <w:rFonts w:ascii="Times New Roman" w:eastAsia="Times New Roman" w:hAnsi="Times New Roman" w:cs="Times New Roman"/>
           <w:b/>
           <w:bCs/>
+          <w:noProof/>
           <w:kern w:val="0"/>
           <w:sz w:val="24"/>
           <w:szCs w:val="24"/>
@@ -1773,6 +1798,7 @@
           <w:rFonts w:ascii="Times New Roman" w:eastAsia="Times New Roman" w:hAnsi="Times New Roman" w:cs="Times New Roman"/>
           <w:b/>
           <w:bCs/>
+          <w:noProof/>
           <w:kern w:val="0"/>
           <w:sz w:val="24"/>
           <w:szCs w:val="24"/>
@@ -1878,42 +1904,23 @@
           <w:sz w:val="18"/>
           <w:szCs w:val="18"/>
         </w:rPr>
-        <w:t>Open the project in STM32</w:t>
-      </w:r>
-      <w:proofErr w:type="gramStart"/>
-      <w:r>
+        <w:t>Open the project in STM32CUBEIDE , check if “Middlewares” folder is available in the project</w:t>
+      </w:r>
+    </w:p>
+    <w:p>
+      <w:pPr>
+        <w:spacing w:before="100" w:beforeAutospacing="1" w:after="100" w:afterAutospacing="1" w:line="240" w:lineRule="auto"/>
         <w:rPr>
           <w:rFonts w:ascii="Times New Roman" w:eastAsia="Times New Roman" w:hAnsi="Times New Roman" w:cs="Times New Roman"/>
           <w:kern w:val="0"/>
           <w:sz w:val="18"/>
           <w:szCs w:val="18"/>
         </w:rPr>
-        <w:t>CUBEIDE ,</w:t>
-      </w:r>
-      <w:proofErr w:type="gramEnd"/>
-      <w:r>
-        <w:rPr>
-          <w:rFonts w:ascii="Times New Roman" w:eastAsia="Times New Roman" w:hAnsi="Times New Roman" w:cs="Times New Roman"/>
-          <w:kern w:val="0"/>
-          <w:sz w:val="18"/>
-          <w:szCs w:val="18"/>
-        </w:rPr>
-        <w:t xml:space="preserve"> check if “Middlewares” folder is available in the project</w:t>
-      </w:r>
-    </w:p>
-    <w:p>
-      <w:pPr>
-        <w:spacing w:before="100" w:beforeAutospacing="1" w:after="100" w:afterAutospacing="1" w:line="240" w:lineRule="auto"/>
-        <w:rPr>
-          <w:rFonts w:ascii="Times New Roman" w:eastAsia="Times New Roman" w:hAnsi="Times New Roman" w:cs="Times New Roman"/>
-          <w:kern w:val="0"/>
-          <w:sz w:val="18"/>
-          <w:szCs w:val="18"/>
-        </w:rPr>
-      </w:pPr>
-      <w:r>
-        <w:rPr>
-          <w:rFonts w:ascii="Times New Roman" w:eastAsia="Times New Roman" w:hAnsi="Times New Roman" w:cs="Times New Roman"/>
+      </w:pPr>
+      <w:r>
+        <w:rPr>
+          <w:rFonts w:ascii="Times New Roman" w:eastAsia="Times New Roman" w:hAnsi="Times New Roman" w:cs="Times New Roman"/>
+          <w:noProof/>
           <w:kern w:val="0"/>
           <w:sz w:val="18"/>
           <w:szCs w:val="18"/>
@@ -1982,7 +1989,27 @@
           <w:sz w:val="18"/>
           <w:szCs w:val="18"/>
         </w:rPr>
-        <w:t>Inside main.c add below header files</w:t>
+        <w:t xml:space="preserve">Inside </w:t>
+      </w:r>
+      <w:proofErr w:type="spellStart"/>
+      <w:r>
+        <w:rPr>
+          <w:rFonts w:ascii="Times New Roman" w:eastAsia="Times New Roman" w:hAnsi="Times New Roman" w:cs="Times New Roman"/>
+          <w:kern w:val="0"/>
+          <w:sz w:val="18"/>
+          <w:szCs w:val="18"/>
+        </w:rPr>
+        <w:t>main.c</w:t>
+      </w:r>
+      <w:proofErr w:type="spellEnd"/>
+      <w:r>
+        <w:rPr>
+          <w:rFonts w:ascii="Times New Roman" w:eastAsia="Times New Roman" w:hAnsi="Times New Roman" w:cs="Times New Roman"/>
+          <w:kern w:val="0"/>
+          <w:sz w:val="18"/>
+          <w:szCs w:val="18"/>
+        </w:rPr>
+        <w:t xml:space="preserve"> add below header files</w:t>
       </w:r>
     </w:p>
     <w:p>
@@ -2022,7 +2049,27 @@
           <w:sz w:val="20"/>
           <w:szCs w:val="20"/>
         </w:rPr>
-        <w:t>"stdio.h"</w:t>
+        <w:t>"</w:t>
+      </w:r>
+      <w:proofErr w:type="spellStart"/>
+      <w:r>
+        <w:rPr>
+          <w:rFonts w:ascii="Courier New" w:eastAsia="Courier New" w:hAnsi="Courier New" w:cs="Courier New"/>
+          <w:color w:val="2A00FF"/>
+          <w:sz w:val="20"/>
+          <w:szCs w:val="20"/>
+        </w:rPr>
+        <w:t>stdio.h</w:t>
+      </w:r>
+      <w:proofErr w:type="spellEnd"/>
+      <w:r>
+        <w:rPr>
+          <w:rFonts w:ascii="Courier New" w:eastAsia="Courier New" w:hAnsi="Courier New" w:cs="Courier New"/>
+          <w:color w:val="2A00FF"/>
+          <w:sz w:val="20"/>
+          <w:szCs w:val="20"/>
+        </w:rPr>
+        <w:t>"</w:t>
       </w:r>
     </w:p>
     <w:p>
@@ -2037,7 +2084,6 @@
           <w:szCs w:val="20"/>
         </w:rPr>
       </w:pPr>
-      <w:proofErr w:type="gramStart"/>
       <w:r>
         <w:rPr>
           <w:rFonts w:ascii="Courier New" w:eastAsia="Courier New" w:hAnsi="Courier New" w:cs="Courier New"/>
@@ -2050,7 +2096,6 @@
         </w:rPr>
         <w:t>#include</w:t>
       </w:r>
-      <w:proofErr w:type="gramEnd"/>
       <w:r>
         <w:rPr>
           <w:rFonts w:ascii="Consolas" w:hAnsi="Consolas"/>
@@ -2068,7 +2113,29 @@
           <w:sz w:val="20"/>
           <w:szCs w:val="20"/>
         </w:rPr>
-        <w:t>&lt;time.h&gt;</w:t>
+        <w:t>&lt;</w:t>
+      </w:r>
+      <w:proofErr w:type="spellStart"/>
+      <w:r>
+        <w:rPr>
+          <w:rFonts w:ascii="Courier New" w:eastAsia="Courier New" w:hAnsi="Courier New" w:cs="Courier New"/>
+          <w:color w:val="2A00FF"/>
+          <w:kern w:val="2"/>
+          <w:sz w:val="20"/>
+          <w:szCs w:val="20"/>
+        </w:rPr>
+        <w:t>time.h</w:t>
+      </w:r>
+      <w:proofErr w:type="spellEnd"/>
+      <w:r>
+        <w:rPr>
+          <w:rFonts w:ascii="Courier New" w:eastAsia="Courier New" w:hAnsi="Courier New" w:cs="Courier New"/>
+          <w:color w:val="2A00FF"/>
+          <w:kern w:val="2"/>
+          <w:sz w:val="20"/>
+          <w:szCs w:val="20"/>
+        </w:rPr>
+        <w:t>&gt;</w:t>
       </w:r>
     </w:p>
     <w:p>
@@ -2112,7 +2179,29 @@
           <w:sz w:val="20"/>
           <w:szCs w:val="20"/>
         </w:rPr>
-        <w:t>&lt;string.h&gt;</w:t>
+        <w:t>&lt;</w:t>
+      </w:r>
+      <w:proofErr w:type="spellStart"/>
+      <w:r>
+        <w:rPr>
+          <w:rFonts w:ascii="Courier New" w:eastAsia="Courier New" w:hAnsi="Courier New" w:cs="Courier New"/>
+          <w:color w:val="2A00FF"/>
+          <w:kern w:val="2"/>
+          <w:sz w:val="20"/>
+          <w:szCs w:val="20"/>
+        </w:rPr>
+        <w:t>string.h</w:t>
+      </w:r>
+      <w:proofErr w:type="spellEnd"/>
+      <w:r>
+        <w:rPr>
+          <w:rFonts w:ascii="Courier New" w:eastAsia="Courier New" w:hAnsi="Courier New" w:cs="Courier New"/>
+          <w:color w:val="2A00FF"/>
+          <w:kern w:val="2"/>
+          <w:sz w:val="20"/>
+          <w:szCs w:val="20"/>
+        </w:rPr>
+        <w:t>&gt;</w:t>
       </w:r>
     </w:p>
     <w:p>
@@ -2167,7 +2256,29 @@
           <w:sz w:val="20"/>
           <w:szCs w:val="20"/>
         </w:rPr>
-        <w:t>"ai_datatypes_defines.h"</w:t>
+        <w:t>"</w:t>
+      </w:r>
+      <w:proofErr w:type="spellStart"/>
+      <w:r>
+        <w:rPr>
+          <w:rFonts w:ascii="Courier New" w:eastAsia="Courier New" w:hAnsi="Courier New" w:cs="Courier New"/>
+          <w:color w:val="2A00FF"/>
+          <w:kern w:val="2"/>
+          <w:sz w:val="20"/>
+          <w:szCs w:val="20"/>
+        </w:rPr>
+        <w:t>ai_datatypes_defines.h</w:t>
+      </w:r>
+      <w:proofErr w:type="spellEnd"/>
+      <w:r>
+        <w:rPr>
+          <w:rFonts w:ascii="Courier New" w:eastAsia="Courier New" w:hAnsi="Courier New" w:cs="Courier New"/>
+          <w:color w:val="2A00FF"/>
+          <w:kern w:val="2"/>
+          <w:sz w:val="20"/>
+          <w:szCs w:val="20"/>
+        </w:rPr>
+        <w:t>"</w:t>
       </w:r>
     </w:p>
     <w:p>
@@ -2182,7 +2293,6 @@
           <w:szCs w:val="20"/>
         </w:rPr>
       </w:pPr>
-      <w:proofErr w:type="gramStart"/>
       <w:r>
         <w:rPr>
           <w:rFonts w:ascii="Consolas" w:hAnsi="Consolas"/>
@@ -2206,7 +2316,6 @@
         </w:rPr>
         <w:t>include</w:t>
       </w:r>
-      <w:proofErr w:type="gramEnd"/>
       <w:r>
         <w:rPr>
           <w:rFonts w:ascii="Consolas" w:hAnsi="Consolas"/>
@@ -2224,9 +2333,9 @@
           <w:sz w:val="20"/>
           <w:szCs w:val="20"/>
         </w:rPr>
-        <w:t>"ai_platform</w:t>
-      </w:r>
-      <w:proofErr w:type="gramStart"/>
+        <w:t>"</w:t>
+      </w:r>
+      <w:proofErr w:type="spellStart"/>
       <w:r>
         <w:rPr>
           <w:rFonts w:ascii="Courier New" w:eastAsia="Courier New" w:hAnsi="Courier New" w:cs="Courier New"/>
@@ -2235,9 +2344,9 @@
           <w:sz w:val="20"/>
           <w:szCs w:val="20"/>
         </w:rPr>
-        <w:t>.h</w:t>
-      </w:r>
-      <w:proofErr w:type="gramEnd"/>
+        <w:t>ai_platform.h</w:t>
+      </w:r>
+      <w:proofErr w:type="spellEnd"/>
       <w:r>
         <w:rPr>
           <w:rFonts w:ascii="Courier New" w:eastAsia="Courier New" w:hAnsi="Courier New" w:cs="Courier New"/>
@@ -2297,7 +2406,6 @@
         </w:rPr>
         <w:t>dht22_temp_classifier</w:t>
       </w:r>
-      <w:proofErr w:type="gramStart"/>
       <w:r>
         <w:rPr>
           <w:rFonts w:ascii="Courier New" w:eastAsia="Courier New" w:hAnsi="Courier New" w:cs="Courier New"/>
@@ -2305,17 +2413,7 @@
           <w:sz w:val="20"/>
           <w:szCs w:val="20"/>
         </w:rPr>
-        <w:t>.h</w:t>
-      </w:r>
-      <w:proofErr w:type="gramEnd"/>
-      <w:r>
-        <w:rPr>
-          <w:rFonts w:ascii="Courier New" w:eastAsia="Courier New" w:hAnsi="Courier New" w:cs="Courier New"/>
-          <w:color w:val="2A00FF"/>
-          <w:sz w:val="20"/>
-          <w:szCs w:val="20"/>
-        </w:rPr>
-        <w:t>"</w:t>
+        <w:t>.h"</w:t>
       </w:r>
     </w:p>
     <w:p>
@@ -2329,7 +2427,6 @@
           <w:szCs w:val="20"/>
         </w:rPr>
       </w:pPr>
-      <w:proofErr w:type="gramStart"/>
       <w:r>
         <w:rPr>
           <w:rFonts w:ascii="Courier New" w:eastAsia="Courier New" w:hAnsi="Courier New" w:cs="Courier New"/>
@@ -2341,7 +2438,6 @@
         </w:rPr>
         <w:t>#include</w:t>
       </w:r>
-      <w:proofErr w:type="gramEnd"/>
       <w:r>
         <w:rPr>
           <w:rFonts w:ascii="Courier New" w:eastAsia="Courier New" w:hAnsi="Courier New" w:cs="Courier New"/>
@@ -2375,27 +2471,7 @@
           <w:sz w:val="20"/>
           <w:szCs w:val="20"/>
         </w:rPr>
-        <w:t>_data</w:t>
-      </w:r>
-      <w:proofErr w:type="gramStart"/>
-      <w:r>
-        <w:rPr>
-          <w:rFonts w:ascii="Courier New" w:eastAsia="Courier New" w:hAnsi="Courier New" w:cs="Courier New"/>
-          <w:color w:val="2A00FF"/>
-          <w:sz w:val="20"/>
-          <w:szCs w:val="20"/>
-        </w:rPr>
-        <w:t>.h</w:t>
-      </w:r>
-      <w:proofErr w:type="gramEnd"/>
-      <w:r>
-        <w:rPr>
-          <w:rFonts w:ascii="Courier New" w:eastAsia="Courier New" w:hAnsi="Courier New" w:cs="Courier New"/>
-          <w:color w:val="2A00FF"/>
-          <w:sz w:val="20"/>
-          <w:szCs w:val="20"/>
-        </w:rPr>
-        <w:t>"</w:t>
+        <w:t>_data.h"</w:t>
       </w:r>
     </w:p>
     <w:p>
@@ -2659,6 +2735,30 @@
         </w:rPr>
         <w:t xml:space="preserve"> </w:t>
       </w:r>
+      <w:proofErr w:type="spellStart"/>
+      <w:r>
+        <w:rPr>
+          <w:rFonts w:ascii="Consolas" w:eastAsia="Times New Roman" w:hAnsi="Consolas" w:cs="Courier New"/>
+          <w:color w:val="333333"/>
+          <w:kern w:val="0"/>
+          <w:sz w:val="18"/>
+          <w:szCs w:val="18"/>
+          <w:bdr w:val="none" w:sz="0" w:space="0" w:color="auto" w:frame="1"/>
+        </w:rPr>
+        <w:t>ai_handle</w:t>
+      </w:r>
+      <w:proofErr w:type="spellEnd"/>
+      <w:r>
+        <w:rPr>
+          <w:rFonts w:ascii="Consolas" w:eastAsia="Times New Roman" w:hAnsi="Consolas" w:cs="Courier New"/>
+          <w:color w:val="333333"/>
+          <w:kern w:val="0"/>
+          <w:sz w:val="18"/>
+          <w:szCs w:val="18"/>
+          <w:bdr w:val="none" w:sz="0" w:space="0" w:color="auto" w:frame="1"/>
+        </w:rPr>
+        <w:t xml:space="preserve"> </w:t>
+      </w:r>
       <w:r>
         <w:rPr>
           <w:rFonts w:ascii="Courier New" w:eastAsia="Courier New" w:hAnsi="Courier New" w:cs="Courier New"/>
@@ -2922,9 +3022,9 @@
           <w:szCs w:val="18"/>
           <w:bdr w:val="none" w:sz="0" w:space="0" w:color="auto" w:frame="1"/>
         </w:rPr>
-        <w:t xml:space="preserve"> * </w:t>
-      </w:r>
-      <w:proofErr w:type="gramStart"/>
+        <w:t xml:space="preserve"> * given by the report in </w:t>
+      </w:r>
+      <w:proofErr w:type="spellStart"/>
       <w:r>
         <w:rPr>
           <w:rFonts w:ascii="Consolas" w:eastAsia="Times New Roman" w:hAnsi="Consolas" w:cs="Courier New"/>
@@ -2936,9 +3036,9 @@
           <w:szCs w:val="18"/>
           <w:bdr w:val="none" w:sz="0" w:space="0" w:color="auto" w:frame="1"/>
         </w:rPr>
-        <w:t>given</w:t>
-      </w:r>
-      <w:proofErr w:type="gramEnd"/>
+        <w:t>ai_network_get_report</w:t>
+      </w:r>
+      <w:proofErr w:type="spellEnd"/>
       <w:r>
         <w:rPr>
           <w:rFonts w:ascii="Consolas" w:eastAsia="Times New Roman" w:hAnsi="Consolas" w:cs="Courier New"/>
@@ -2950,35 +3050,7 @@
           <w:szCs w:val="18"/>
           <w:bdr w:val="none" w:sz="0" w:space="0" w:color="auto" w:frame="1"/>
         </w:rPr>
-        <w:t xml:space="preserve"> by the report in ai_network_get_</w:t>
-      </w:r>
-      <w:proofErr w:type="gramStart"/>
-      <w:r>
-        <w:rPr>
-          <w:rFonts w:ascii="Consolas" w:eastAsia="Times New Roman" w:hAnsi="Consolas" w:cs="Courier New"/>
-          <w:i/>
-          <w:iCs/>
-          <w:color w:val="60A0B0"/>
-          <w:kern w:val="0"/>
-          <w:sz w:val="18"/>
-          <w:szCs w:val="18"/>
-          <w:bdr w:val="none" w:sz="0" w:space="0" w:color="auto" w:frame="1"/>
-        </w:rPr>
-        <w:t>report(</w:t>
-      </w:r>
-      <w:proofErr w:type="gramEnd"/>
-      <w:r>
-        <w:rPr>
-          <w:rFonts w:ascii="Consolas" w:eastAsia="Times New Roman" w:hAnsi="Consolas" w:cs="Courier New"/>
-          <w:i/>
-          <w:iCs/>
-          <w:color w:val="60A0B0"/>
-          <w:kern w:val="0"/>
-          <w:sz w:val="18"/>
-          <w:szCs w:val="18"/>
-          <w:bdr w:val="none" w:sz="0" w:space="0" w:color="auto" w:frame="1"/>
-        </w:rPr>
-        <w:t>).</w:t>
+        <w:t>().</w:t>
       </w:r>
     </w:p>
     <w:p>
@@ -3224,32 +3296,19 @@
           <w:szCs w:val="18"/>
           <w:bdr w:val="none" w:sz="0" w:space="0" w:color="auto" w:frame="1"/>
         </w:rPr>
-        <w:t>AI_</w:t>
-      </w:r>
-      <w:proofErr w:type="gramStart"/>
+        <w:t>AI_ALIGNED</w:t>
+      </w:r>
       <w:r>
         <w:rPr>
           <w:rFonts w:ascii="Consolas" w:eastAsia="Times New Roman" w:hAnsi="Consolas" w:cs="Courier New"/>
-          <w:color w:val="333333"/>
+          <w:color w:val="666666"/>
           <w:kern w:val="0"/>
           <w:sz w:val="18"/>
           <w:szCs w:val="18"/>
           <w:bdr w:val="none" w:sz="0" w:space="0" w:color="auto" w:frame="1"/>
         </w:rPr>
-        <w:t>ALIGNED</w:t>
-      </w:r>
-      <w:r>
-        <w:rPr>
-          <w:rFonts w:ascii="Consolas" w:eastAsia="Times New Roman" w:hAnsi="Consolas" w:cs="Courier New"/>
-          <w:color w:val="666666"/>
-          <w:kern w:val="0"/>
-          <w:sz w:val="18"/>
-          <w:szCs w:val="18"/>
-          <w:bdr w:val="none" w:sz="0" w:space="0" w:color="auto" w:frame="1"/>
-        </w:rPr>
         <w:t>(</w:t>
       </w:r>
-      <w:proofErr w:type="gramEnd"/>
       <w:r>
         <w:rPr>
           <w:rFonts w:ascii="Consolas" w:eastAsia="Times New Roman" w:hAnsi="Consolas" w:cs="Courier New"/>
@@ -3330,32 +3389,19 @@
           <w:szCs w:val="18"/>
           <w:bdr w:val="none" w:sz="0" w:space="0" w:color="auto" w:frame="1"/>
         </w:rPr>
-        <w:t xml:space="preserve"> ai_u8 </w:t>
-      </w:r>
-      <w:proofErr w:type="gramStart"/>
+        <w:t xml:space="preserve"> ai_u8 activations</w:t>
+      </w:r>
       <w:r>
         <w:rPr>
           <w:rFonts w:ascii="Consolas" w:eastAsia="Times New Roman" w:hAnsi="Consolas" w:cs="Courier New"/>
-          <w:color w:val="333333"/>
+          <w:color w:val="666666"/>
           <w:kern w:val="0"/>
           <w:sz w:val="18"/>
           <w:szCs w:val="18"/>
           <w:bdr w:val="none" w:sz="0" w:space="0" w:color="auto" w:frame="1"/>
         </w:rPr>
-        <w:t>activations</w:t>
-      </w:r>
-      <w:r>
-        <w:rPr>
-          <w:rFonts w:ascii="Consolas" w:eastAsia="Times New Roman" w:hAnsi="Consolas" w:cs="Courier New"/>
-          <w:color w:val="666666"/>
-          <w:kern w:val="0"/>
-          <w:sz w:val="18"/>
-          <w:szCs w:val="18"/>
-          <w:bdr w:val="none" w:sz="0" w:space="0" w:color="auto" w:frame="1"/>
-        </w:rPr>
         <w:t>[</w:t>
       </w:r>
-      <w:proofErr w:type="gramEnd"/>
       <w:r>
         <w:rPr>
           <w:rFonts w:ascii="Consolas" w:eastAsia="Times New Roman" w:hAnsi="Consolas" w:cs="Courier New"/>
@@ -3589,32 +3635,19 @@
           <w:szCs w:val="18"/>
           <w:bdr w:val="none" w:sz="0" w:space="0" w:color="auto" w:frame="1"/>
         </w:rPr>
-        <w:t>AI_</w:t>
-      </w:r>
-      <w:proofErr w:type="gramStart"/>
+        <w:t>AI_ALIGNED</w:t>
+      </w:r>
       <w:r>
         <w:rPr>
           <w:rFonts w:ascii="Consolas" w:eastAsia="Times New Roman" w:hAnsi="Consolas" w:cs="Courier New"/>
-          <w:color w:val="333333"/>
+          <w:color w:val="666666"/>
           <w:kern w:val="0"/>
           <w:sz w:val="18"/>
           <w:szCs w:val="18"/>
           <w:bdr w:val="none" w:sz="0" w:space="0" w:color="auto" w:frame="1"/>
         </w:rPr>
-        <w:t>ALIGNED</w:t>
-      </w:r>
-      <w:r>
-        <w:rPr>
-          <w:rFonts w:ascii="Consolas" w:eastAsia="Times New Roman" w:hAnsi="Consolas" w:cs="Courier New"/>
-          <w:color w:val="666666"/>
-          <w:kern w:val="0"/>
-          <w:sz w:val="18"/>
-          <w:szCs w:val="18"/>
-          <w:bdr w:val="none" w:sz="0" w:space="0" w:color="auto" w:frame="1"/>
-        </w:rPr>
         <w:t>(</w:t>
       </w:r>
-      <w:proofErr w:type="gramEnd"/>
       <w:r>
         <w:rPr>
           <w:rFonts w:ascii="Consolas" w:eastAsia="Times New Roman" w:hAnsi="Consolas" w:cs="Courier New"/>
@@ -3695,9 +3728,9 @@
           <w:szCs w:val="18"/>
           <w:bdr w:val="none" w:sz="0" w:space="0" w:color="auto" w:frame="1"/>
         </w:rPr>
-        <w:t xml:space="preserve"> ai_float in_</w:t>
-      </w:r>
-      <w:proofErr w:type="gramStart"/>
+        <w:t xml:space="preserve"> </w:t>
+      </w:r>
+      <w:proofErr w:type="spellStart"/>
       <w:r>
         <w:rPr>
           <w:rFonts w:ascii="Consolas" w:eastAsia="Times New Roman" w:hAnsi="Consolas" w:cs="Courier New"/>
@@ -3707,20 +3740,44 @@
           <w:szCs w:val="18"/>
           <w:bdr w:val="none" w:sz="0" w:space="0" w:color="auto" w:frame="1"/>
         </w:rPr>
-        <w:t>data</w:t>
-      </w:r>
+        <w:t>ai_float</w:t>
+      </w:r>
+      <w:proofErr w:type="spellEnd"/>
       <w:r>
         <w:rPr>
           <w:rFonts w:ascii="Consolas" w:eastAsia="Times New Roman" w:hAnsi="Consolas" w:cs="Courier New"/>
-          <w:color w:val="666666"/>
+          <w:color w:val="333333"/>
           <w:kern w:val="0"/>
           <w:sz w:val="18"/>
           <w:szCs w:val="18"/>
           <w:bdr w:val="none" w:sz="0" w:space="0" w:color="auto" w:frame="1"/>
         </w:rPr>
+        <w:t xml:space="preserve"> </w:t>
+      </w:r>
+      <w:proofErr w:type="spellStart"/>
+      <w:r>
+        <w:rPr>
+          <w:rFonts w:ascii="Consolas" w:eastAsia="Times New Roman" w:hAnsi="Consolas" w:cs="Courier New"/>
+          <w:color w:val="333333"/>
+          <w:kern w:val="0"/>
+          <w:sz w:val="18"/>
+          <w:szCs w:val="18"/>
+          <w:bdr w:val="none" w:sz="0" w:space="0" w:color="auto" w:frame="1"/>
+        </w:rPr>
+        <w:t>in_data</w:t>
+      </w:r>
+      <w:proofErr w:type="spellEnd"/>
+      <w:r>
+        <w:rPr>
+          <w:rFonts w:ascii="Consolas" w:eastAsia="Times New Roman" w:hAnsi="Consolas" w:cs="Courier New"/>
+          <w:color w:val="666666"/>
+          <w:kern w:val="0"/>
+          <w:sz w:val="18"/>
+          <w:szCs w:val="18"/>
+          <w:bdr w:val="none" w:sz="0" w:space="0" w:color="auto" w:frame="1"/>
+        </w:rPr>
         <w:t>[</w:t>
       </w:r>
-      <w:proofErr w:type="gramEnd"/>
       <w:r>
         <w:rPr>
           <w:rFonts w:ascii="Consolas" w:eastAsia="Times New Roman" w:hAnsi="Consolas" w:cs="Courier New"/>
@@ -3825,9 +3882,9 @@
           <w:szCs w:val="18"/>
           <w:bdr w:val="none" w:sz="0" w:space="0" w:color="auto" w:frame="1"/>
         </w:rPr>
-        <w:t>/* or static ai_u8 in_</w:t>
-      </w:r>
-      <w:proofErr w:type="gramStart"/>
+        <w:t xml:space="preserve">/* or static ai_u8 </w:t>
+      </w:r>
+      <w:proofErr w:type="spellStart"/>
       <w:r>
         <w:rPr>
           <w:rFonts w:ascii="Consolas" w:eastAsia="Times New Roman" w:hAnsi="Consolas" w:cs="Courier New"/>
@@ -3839,9 +3896,9 @@
           <w:szCs w:val="18"/>
           <w:bdr w:val="none" w:sz="0" w:space="0" w:color="auto" w:frame="1"/>
         </w:rPr>
-        <w:t>data[</w:t>
-      </w:r>
-      <w:proofErr w:type="gramEnd"/>
+        <w:t>in_data</w:t>
+      </w:r>
+      <w:proofErr w:type="spellEnd"/>
       <w:r>
         <w:rPr>
           <w:rFonts w:ascii="Consolas" w:eastAsia="Times New Roman" w:hAnsi="Consolas" w:cs="Courier New"/>
@@ -3853,7 +3910,7 @@
           <w:szCs w:val="18"/>
           <w:bdr w:val="none" w:sz="0" w:space="0" w:color="auto" w:frame="1"/>
         </w:rPr>
-        <w:t>AI_NETWORK_IN_1_SIZE_BYTES]; */</w:t>
+        <w:t>[AI_NETWORK_IN_1_SIZE_BYTES]; */</w:t>
       </w:r>
     </w:p>
     <w:p>
@@ -3991,32 +4048,19 @@
           <w:szCs w:val="18"/>
           <w:bdr w:val="none" w:sz="0" w:space="0" w:color="auto" w:frame="1"/>
         </w:rPr>
-        <w:t>AI_</w:t>
-      </w:r>
-      <w:proofErr w:type="gramStart"/>
+        <w:t>AI_ALIGNED</w:t>
+      </w:r>
       <w:r>
         <w:rPr>
           <w:rFonts w:ascii="Consolas" w:eastAsia="Times New Roman" w:hAnsi="Consolas" w:cs="Courier New"/>
-          <w:color w:val="333333"/>
+          <w:color w:val="666666"/>
           <w:kern w:val="0"/>
           <w:sz w:val="18"/>
           <w:szCs w:val="18"/>
           <w:bdr w:val="none" w:sz="0" w:space="0" w:color="auto" w:frame="1"/>
         </w:rPr>
-        <w:t>ALIGNED</w:t>
-      </w:r>
-      <w:r>
-        <w:rPr>
-          <w:rFonts w:ascii="Consolas" w:eastAsia="Times New Roman" w:hAnsi="Consolas" w:cs="Courier New"/>
-          <w:color w:val="666666"/>
-          <w:kern w:val="0"/>
-          <w:sz w:val="18"/>
-          <w:szCs w:val="18"/>
-          <w:bdr w:val="none" w:sz="0" w:space="0" w:color="auto" w:frame="1"/>
-        </w:rPr>
         <w:t>(</w:t>
       </w:r>
-      <w:proofErr w:type="gramEnd"/>
       <w:r>
         <w:rPr>
           <w:rFonts w:ascii="Consolas" w:eastAsia="Times New Roman" w:hAnsi="Consolas" w:cs="Courier New"/>
@@ -4097,9 +4141,9 @@
           <w:szCs w:val="18"/>
           <w:bdr w:val="none" w:sz="0" w:space="0" w:color="auto" w:frame="1"/>
         </w:rPr>
-        <w:t xml:space="preserve"> ai_float out_</w:t>
-      </w:r>
-      <w:proofErr w:type="gramStart"/>
+        <w:t xml:space="preserve"> </w:t>
+      </w:r>
+      <w:proofErr w:type="spellStart"/>
       <w:r>
         <w:rPr>
           <w:rFonts w:ascii="Consolas" w:eastAsia="Times New Roman" w:hAnsi="Consolas" w:cs="Courier New"/>
@@ -4109,20 +4153,44 @@
           <w:szCs w:val="18"/>
           <w:bdr w:val="none" w:sz="0" w:space="0" w:color="auto" w:frame="1"/>
         </w:rPr>
-        <w:t>data</w:t>
-      </w:r>
+        <w:t>ai_float</w:t>
+      </w:r>
+      <w:proofErr w:type="spellEnd"/>
       <w:r>
         <w:rPr>
           <w:rFonts w:ascii="Consolas" w:eastAsia="Times New Roman" w:hAnsi="Consolas" w:cs="Courier New"/>
-          <w:color w:val="666666"/>
+          <w:color w:val="333333"/>
           <w:kern w:val="0"/>
           <w:sz w:val="18"/>
           <w:szCs w:val="18"/>
           <w:bdr w:val="none" w:sz="0" w:space="0" w:color="auto" w:frame="1"/>
         </w:rPr>
+        <w:t xml:space="preserve"> </w:t>
+      </w:r>
+      <w:proofErr w:type="spellStart"/>
+      <w:r>
+        <w:rPr>
+          <w:rFonts w:ascii="Consolas" w:eastAsia="Times New Roman" w:hAnsi="Consolas" w:cs="Courier New"/>
+          <w:color w:val="333333"/>
+          <w:kern w:val="0"/>
+          <w:sz w:val="18"/>
+          <w:szCs w:val="18"/>
+          <w:bdr w:val="none" w:sz="0" w:space="0" w:color="auto" w:frame="1"/>
+        </w:rPr>
+        <w:t>out_data</w:t>
+      </w:r>
+      <w:proofErr w:type="spellEnd"/>
+      <w:r>
+        <w:rPr>
+          <w:rFonts w:ascii="Consolas" w:eastAsia="Times New Roman" w:hAnsi="Consolas" w:cs="Courier New"/>
+          <w:color w:val="666666"/>
+          <w:kern w:val="0"/>
+          <w:sz w:val="18"/>
+          <w:szCs w:val="18"/>
+          <w:bdr w:val="none" w:sz="0" w:space="0" w:color="auto" w:frame="1"/>
+        </w:rPr>
         <w:t>[</w:t>
       </w:r>
-      <w:proofErr w:type="gramEnd"/>
       <w:r>
         <w:rPr>
           <w:rFonts w:ascii="Consolas" w:eastAsia="Times New Roman" w:hAnsi="Consolas" w:cs="Courier New"/>
@@ -4227,9 +4295,9 @@
           <w:szCs w:val="18"/>
           <w:bdr w:val="none" w:sz="0" w:space="0" w:color="auto" w:frame="1"/>
         </w:rPr>
-        <w:t>/* static ai_u8 out_</w:t>
-      </w:r>
-      <w:proofErr w:type="gramStart"/>
+        <w:t xml:space="preserve">/* static ai_u8 </w:t>
+      </w:r>
+      <w:proofErr w:type="spellStart"/>
       <w:r>
         <w:rPr>
           <w:rFonts w:ascii="Consolas" w:eastAsia="Times New Roman" w:hAnsi="Consolas" w:cs="Courier New"/>
@@ -4241,9 +4309,9 @@
           <w:szCs w:val="18"/>
           <w:bdr w:val="none" w:sz="0" w:space="0" w:color="auto" w:frame="1"/>
         </w:rPr>
-        <w:t>data[</w:t>
-      </w:r>
-      <w:proofErr w:type="gramEnd"/>
+        <w:t>out_data</w:t>
+      </w:r>
+      <w:proofErr w:type="spellEnd"/>
       <w:r>
         <w:rPr>
           <w:rFonts w:ascii="Consolas" w:eastAsia="Times New Roman" w:hAnsi="Consolas" w:cs="Courier New"/>
@@ -4255,7 +4323,7 @@
           <w:szCs w:val="18"/>
           <w:bdr w:val="none" w:sz="0" w:space="0" w:color="auto" w:frame="1"/>
         </w:rPr>
-        <w:t>AI_NETWORK_OUT_1_SIZE_BYTES]; */</w:t>
+        <w:t>[AI_NETWORK_OUT_1_SIZE_BYTES]; */</w:t>
       </w:r>
     </w:p>
     <w:p>
@@ -4563,19 +4631,21 @@
           <w:szCs w:val="18"/>
           <w:bdr w:val="none" w:sz="0" w:space="0" w:color="auto" w:frame="1"/>
         </w:rPr>
-        <w:t xml:space="preserve"> ai_buffer </w:t>
-      </w:r>
+        <w:t xml:space="preserve"> </w:t>
+      </w:r>
+      <w:proofErr w:type="spellStart"/>
       <w:r>
         <w:rPr>
           <w:rFonts w:ascii="Consolas" w:eastAsia="Times New Roman" w:hAnsi="Consolas" w:cs="Courier New"/>
-          <w:color w:val="666666"/>
+          <w:color w:val="333333"/>
           <w:kern w:val="0"/>
           <w:sz w:val="18"/>
           <w:szCs w:val="18"/>
           <w:bdr w:val="none" w:sz="0" w:space="0" w:color="auto" w:frame="1"/>
         </w:rPr>
-        <w:t>*</w:t>
-      </w:r>
+        <w:t>ai_buffer</w:t>
+      </w:r>
+      <w:proofErr w:type="spellEnd"/>
       <w:r>
         <w:rPr>
           <w:rFonts w:ascii="Consolas" w:eastAsia="Times New Roman" w:hAnsi="Consolas" w:cs="Courier New"/>
@@ -4585,8 +4655,32 @@
           <w:szCs w:val="18"/>
           <w:bdr w:val="none" w:sz="0" w:space="0" w:color="auto" w:frame="1"/>
         </w:rPr>
+        <w:t xml:space="preserve"> </w:t>
+      </w:r>
+      <w:r>
+        <w:rPr>
+          <w:rFonts w:ascii="Consolas" w:eastAsia="Times New Roman" w:hAnsi="Consolas" w:cs="Courier New"/>
+          <w:color w:val="666666"/>
+          <w:kern w:val="0"/>
+          <w:sz w:val="18"/>
+          <w:szCs w:val="18"/>
+          <w:bdr w:val="none" w:sz="0" w:space="0" w:color="auto" w:frame="1"/>
+        </w:rPr>
+        <w:t>*</w:t>
+      </w:r>
+      <w:proofErr w:type="spellStart"/>
+      <w:r>
+        <w:rPr>
+          <w:rFonts w:ascii="Consolas" w:eastAsia="Times New Roman" w:hAnsi="Consolas" w:cs="Courier New"/>
+          <w:color w:val="333333"/>
+          <w:kern w:val="0"/>
+          <w:sz w:val="18"/>
+          <w:szCs w:val="18"/>
+          <w:bdr w:val="none" w:sz="0" w:space="0" w:color="auto" w:frame="1"/>
+        </w:rPr>
         <w:t>ai_input</w:t>
       </w:r>
+      <w:proofErr w:type="spellEnd"/>
       <w:r>
         <w:rPr>
           <w:rFonts w:ascii="Consolas" w:eastAsia="Times New Roman" w:hAnsi="Consolas" w:cs="Courier New"/>
@@ -4656,19 +4750,21 @@
           <w:szCs w:val="18"/>
           <w:bdr w:val="none" w:sz="0" w:space="0" w:color="auto" w:frame="1"/>
         </w:rPr>
-        <w:t xml:space="preserve"> ai_buffer </w:t>
-      </w:r>
+        <w:t xml:space="preserve"> </w:t>
+      </w:r>
+      <w:proofErr w:type="spellStart"/>
       <w:r>
         <w:rPr>
           <w:rFonts w:ascii="Consolas" w:eastAsia="Times New Roman" w:hAnsi="Consolas" w:cs="Courier New"/>
-          <w:color w:val="666666"/>
+          <w:color w:val="333333"/>
           <w:kern w:val="0"/>
           <w:sz w:val="18"/>
           <w:szCs w:val="18"/>
           <w:bdr w:val="none" w:sz="0" w:space="0" w:color="auto" w:frame="1"/>
         </w:rPr>
-        <w:t>*</w:t>
-      </w:r>
+        <w:t>ai_buffer</w:t>
+      </w:r>
+      <w:proofErr w:type="spellEnd"/>
       <w:r>
         <w:rPr>
           <w:rFonts w:ascii="Consolas" w:eastAsia="Times New Roman" w:hAnsi="Consolas" w:cs="Courier New"/>
@@ -4678,8 +4774,32 @@
           <w:szCs w:val="18"/>
           <w:bdr w:val="none" w:sz="0" w:space="0" w:color="auto" w:frame="1"/>
         </w:rPr>
+        <w:t xml:space="preserve"> </w:t>
+      </w:r>
+      <w:r>
+        <w:rPr>
+          <w:rFonts w:ascii="Consolas" w:eastAsia="Times New Roman" w:hAnsi="Consolas" w:cs="Courier New"/>
+          <w:color w:val="666666"/>
+          <w:kern w:val="0"/>
+          <w:sz w:val="18"/>
+          <w:szCs w:val="18"/>
+          <w:bdr w:val="none" w:sz="0" w:space="0" w:color="auto" w:frame="1"/>
+        </w:rPr>
+        <w:t>*</w:t>
+      </w:r>
+      <w:proofErr w:type="spellStart"/>
+      <w:r>
+        <w:rPr>
+          <w:rFonts w:ascii="Consolas" w:eastAsia="Times New Roman" w:hAnsi="Consolas" w:cs="Courier New"/>
+          <w:color w:val="333333"/>
+          <w:kern w:val="0"/>
+          <w:sz w:val="18"/>
+          <w:szCs w:val="18"/>
+          <w:bdr w:val="none" w:sz="0" w:space="0" w:color="auto" w:frame="1"/>
+        </w:rPr>
         <w:t>ai_output</w:t>
       </w:r>
+      <w:proofErr w:type="spellEnd"/>
       <w:r>
         <w:rPr>
           <w:rFonts w:ascii="Consolas" w:eastAsia="Times New Roman" w:hAnsi="Consolas" w:cs="Courier New"/>
@@ -4763,7 +4883,7 @@
           <w:lang w:val="en-GB"/>
         </w:rPr>
         <w:pict w14:anchorId="17E6C7A4">
-          <v:rect id="_x0000_i1036" style="width:0;height:1.5pt" o:hralign="center" o:hrstd="t" o:hr="t" fillcolor="#a0a0a0" stroked="f"/>
+          <v:rect id="_x0000_i1028" style="width:0;height:1.5pt" o:hralign="center" o:hrstd="t" o:hr="t" fillcolor="#a0a0a0" stroked="f"/>
         </w:pict>
       </w:r>
     </w:p>
@@ -4794,9 +4914,9 @@
           <w:lang w:val="en-GB"/>
         </w:rPr>
         <w:lastRenderedPageBreak/>
-        <w:t>Step 10: Create AI_</w:t>
-      </w:r>
-      <w:proofErr w:type="gramStart"/>
+        <w:t xml:space="preserve">Step 10: Create </w:t>
+      </w:r>
+      <w:proofErr w:type="spellStart"/>
       <w:r>
         <w:rPr>
           <w:rFonts w:ascii="Arial" w:eastAsia="Arial" w:hAnsi="Arial" w:cs="Arial"/>
@@ -4807,9 +4927,9 @@
           <w:szCs w:val="46"/>
           <w:lang w:val="en-GB"/>
         </w:rPr>
-        <w:t>Init(</w:t>
-      </w:r>
-      <w:proofErr w:type="gramEnd"/>
+        <w:t>AI_Init</w:t>
+      </w:r>
+      <w:proofErr w:type="spellEnd"/>
       <w:r>
         <w:rPr>
           <w:rFonts w:ascii="Arial" w:eastAsia="Arial" w:hAnsi="Arial" w:cs="Arial"/>
@@ -4820,7 +4940,7 @@
           <w:szCs w:val="46"/>
           <w:lang w:val="en-GB"/>
         </w:rPr>
-        <w:t>)</w:t>
+        <w:t>()</w:t>
       </w:r>
     </w:p>
     <w:p>
@@ -4901,6 +5021,7 @@
         </w:rPr>
         <w:t xml:space="preserve"> </w:t>
       </w:r>
+      <w:proofErr w:type="spellStart"/>
       <w:r>
         <w:rPr>
           <w:rFonts w:ascii="Courier New" w:eastAsia="Courier New" w:hAnsi="Courier New" w:cs="Courier New"/>
@@ -4913,6 +5034,7 @@
         </w:rPr>
         <w:t>AI_Init</w:t>
       </w:r>
+      <w:proofErr w:type="spellEnd"/>
       <w:r>
         <w:rPr>
           <w:rFonts w:ascii="Courier New" w:eastAsia="Courier New" w:hAnsi="Courier New" w:cs="Courier New"/>
@@ -4992,6 +5114,7 @@
         </w:rPr>
         <w:t xml:space="preserve">   </w:t>
       </w:r>
+      <w:proofErr w:type="spellStart"/>
       <w:r>
         <w:rPr>
           <w:rFonts w:ascii="Courier New" w:eastAsia="Courier New" w:hAnsi="Courier New" w:cs="Courier New"/>
@@ -5003,6 +5126,7 @@
         </w:rPr>
         <w:t>ai_error</w:t>
       </w:r>
+      <w:proofErr w:type="spellEnd"/>
       <w:r>
         <w:rPr>
           <w:rFonts w:ascii="Courier New" w:eastAsia="Courier New" w:hAnsi="Courier New" w:cs="Courier New"/>
@@ -5026,59 +5150,49 @@
           <w:lang w:val="en-GB"/>
         </w:rPr>
       </w:pPr>
-      <w:r>
-        <w:rPr>
-          <w:rFonts w:ascii="Courier New" w:eastAsia="Courier New" w:hAnsi="Courier New" w:cs="Courier New"/>
-          <w:kern w:val="0"/>
-          <w:sz w:val="20"/>
-          <w:szCs w:val="20"/>
-          <w:lang w:val="en-GB"/>
-        </w:rPr>
-        <w:t xml:space="preserve">const ai_handle </w:t>
-      </w:r>
-      <w:proofErr w:type="gramStart"/>
-      <w:r>
-        <w:rPr>
-          <w:rFonts w:ascii="Courier New" w:eastAsia="Courier New" w:hAnsi="Courier New" w:cs="Courier New"/>
-          <w:kern w:val="0"/>
-          <w:sz w:val="20"/>
-          <w:szCs w:val="20"/>
-          <w:lang w:val="en-GB"/>
-        </w:rPr>
-        <w:t>acts[</w:t>
-      </w:r>
-      <w:proofErr w:type="gramEnd"/>
-      <w:r>
-        <w:rPr>
-          <w:rFonts w:ascii="Courier New" w:eastAsia="Courier New" w:hAnsi="Courier New" w:cs="Courier New"/>
-          <w:kern w:val="0"/>
-          <w:sz w:val="20"/>
-          <w:szCs w:val="20"/>
-          <w:lang w:val="en-GB"/>
-        </w:rPr>
-        <w:t xml:space="preserve">] = </w:t>
-      </w:r>
-      <w:proofErr w:type="gramStart"/>
-      <w:r>
-        <w:rPr>
-          <w:rFonts w:ascii="Courier New" w:eastAsia="Courier New" w:hAnsi="Courier New" w:cs="Courier New"/>
-          <w:kern w:val="0"/>
-          <w:sz w:val="20"/>
-          <w:szCs w:val="20"/>
-          <w:lang w:val="en-GB"/>
-        </w:rPr>
-        <w:t>{ activations</w:t>
-      </w:r>
-      <w:proofErr w:type="gramEnd"/>
-      <w:r>
-        <w:rPr>
-          <w:rFonts w:ascii="Courier New" w:eastAsia="Courier New" w:hAnsi="Courier New" w:cs="Courier New"/>
-          <w:kern w:val="0"/>
-          <w:sz w:val="20"/>
-          <w:szCs w:val="20"/>
-          <w:lang w:val="en-GB"/>
-        </w:rPr>
-        <w:t xml:space="preserve"> };</w:t>
+      <w:proofErr w:type="spellStart"/>
+      <w:r>
+        <w:rPr>
+          <w:rFonts w:ascii="Courier New" w:eastAsia="Courier New" w:hAnsi="Courier New" w:cs="Courier New"/>
+          <w:kern w:val="0"/>
+          <w:sz w:val="20"/>
+          <w:szCs w:val="20"/>
+          <w:lang w:val="en-GB"/>
+        </w:rPr>
+        <w:t>const</w:t>
+      </w:r>
+      <w:proofErr w:type="spellEnd"/>
+      <w:r>
+        <w:rPr>
+          <w:rFonts w:ascii="Courier New" w:eastAsia="Courier New" w:hAnsi="Courier New" w:cs="Courier New"/>
+          <w:kern w:val="0"/>
+          <w:sz w:val="20"/>
+          <w:szCs w:val="20"/>
+          <w:lang w:val="en-GB"/>
+        </w:rPr>
+        <w:t xml:space="preserve"> </w:t>
+      </w:r>
+      <w:proofErr w:type="spellStart"/>
+      <w:r>
+        <w:rPr>
+          <w:rFonts w:ascii="Courier New" w:eastAsia="Courier New" w:hAnsi="Courier New" w:cs="Courier New"/>
+          <w:kern w:val="0"/>
+          <w:sz w:val="20"/>
+          <w:szCs w:val="20"/>
+          <w:lang w:val="en-GB"/>
+        </w:rPr>
+        <w:t>ai_handle</w:t>
+      </w:r>
+      <w:proofErr w:type="spellEnd"/>
+      <w:r>
+        <w:rPr>
+          <w:rFonts w:ascii="Courier New" w:eastAsia="Courier New" w:hAnsi="Courier New" w:cs="Courier New"/>
+          <w:kern w:val="0"/>
+          <w:sz w:val="20"/>
+          <w:szCs w:val="20"/>
+          <w:lang w:val="en-GB"/>
+        </w:rPr>
+        <w:t xml:space="preserve"> acts[] = { activations };</w:t>
       </w:r>
     </w:p>
     <w:p>
@@ -5141,20 +5255,30 @@
           <w:szCs w:val="20"/>
           <w:lang w:val="en-GB"/>
         </w:rPr>
-        <w:t>_create_and_</w:t>
-      </w:r>
-      <w:proofErr w:type="gramStart"/>
-      <w:r>
-        <w:rPr>
-          <w:rFonts w:ascii="Courier New" w:eastAsia="Courier New" w:hAnsi="Courier New" w:cs="Courier New"/>
-          <w:kern w:val="0"/>
-          <w:sz w:val="20"/>
-          <w:szCs w:val="20"/>
-          <w:lang w:val="en-GB"/>
-        </w:rPr>
-        <w:t>init(</w:t>
-      </w:r>
-      <w:proofErr w:type="gramEnd"/>
+        <w:t>_</w:t>
+      </w:r>
+      <w:proofErr w:type="spellStart"/>
+      <w:r>
+        <w:rPr>
+          <w:rFonts w:ascii="Courier New" w:eastAsia="Courier New" w:hAnsi="Courier New" w:cs="Courier New"/>
+          <w:kern w:val="0"/>
+          <w:sz w:val="20"/>
+          <w:szCs w:val="20"/>
+          <w:lang w:val="en-GB"/>
+        </w:rPr>
+        <w:t>create_and_init</w:t>
+      </w:r>
+      <w:proofErr w:type="spellEnd"/>
+      <w:r>
+        <w:rPr>
+          <w:rFonts w:ascii="Courier New" w:eastAsia="Courier New" w:hAnsi="Courier New" w:cs="Courier New"/>
+          <w:kern w:val="0"/>
+          <w:sz w:val="20"/>
+          <w:szCs w:val="20"/>
+          <w:lang w:val="en-GB"/>
+        </w:rPr>
+        <w:t>(</w:t>
+      </w:r>
     </w:p>
     <w:p>
       <w:pPr>
@@ -5220,6 +5344,7 @@
         </w:rPr>
         <w:t xml:space="preserve">           (</w:t>
       </w:r>
+      <w:proofErr w:type="spellStart"/>
       <w:r>
         <w:rPr>
           <w:rFonts w:ascii="Courier New" w:eastAsia="Courier New" w:hAnsi="Courier New" w:cs="Courier New"/>
@@ -5233,6 +5358,7 @@
         </w:rPr>
         <w:t>const</w:t>
       </w:r>
+      <w:proofErr w:type="spellEnd"/>
       <w:r>
         <w:rPr>
           <w:rFonts w:ascii="Courier New" w:eastAsia="Courier New" w:hAnsi="Courier New" w:cs="Courier New"/>
@@ -5243,6 +5369,7 @@
         </w:rPr>
         <w:t xml:space="preserve"> </w:t>
       </w:r>
+      <w:proofErr w:type="spellStart"/>
       <w:r>
         <w:rPr>
           <w:rFonts w:ascii="Courier New" w:eastAsia="Courier New" w:hAnsi="Courier New" w:cs="Courier New"/>
@@ -5252,62 +5379,18 @@
           <w:szCs w:val="20"/>
           <w:lang w:val="en-GB"/>
         </w:rPr>
-        <w:t>ai_</w:t>
-      </w:r>
-      <w:proofErr w:type="gramStart"/>
-      <w:r>
-        <w:rPr>
-          <w:rFonts w:ascii="Courier New" w:eastAsia="Courier New" w:hAnsi="Courier New" w:cs="Courier New"/>
-          <w:color w:val="005032"/>
-          <w:kern w:val="0"/>
-          <w:sz w:val="20"/>
-          <w:szCs w:val="20"/>
-          <w:lang w:val="en-GB"/>
-        </w:rPr>
-        <w:t>handle</w:t>
-      </w:r>
-      <w:r>
-        <w:rPr>
-          <w:rFonts w:ascii="Courier New" w:eastAsia="Courier New" w:hAnsi="Courier New" w:cs="Courier New"/>
-          <w:kern w:val="0"/>
-          <w:sz w:val="20"/>
-          <w:szCs w:val="20"/>
-          <w:lang w:val="en-GB"/>
-        </w:rPr>
-        <w:t>[]){</w:t>
-      </w:r>
-      <w:proofErr w:type="gramEnd"/>
-      <w:r>
-        <w:rPr>
-          <w:rFonts w:ascii="Courier New" w:eastAsia="Courier New" w:hAnsi="Courier New" w:cs="Courier New"/>
-          <w:kern w:val="0"/>
-          <w:sz w:val="20"/>
-          <w:szCs w:val="20"/>
-          <w:lang w:val="en-GB"/>
-        </w:rPr>
-        <w:t xml:space="preserve"> </w:t>
-      </w:r>
-      <w:proofErr w:type="gramStart"/>
-      <w:r>
-        <w:rPr>
-          <w:rFonts w:ascii="Courier New" w:eastAsia="Courier New" w:hAnsi="Courier New" w:cs="Courier New"/>
-          <w:kern w:val="0"/>
-          <w:sz w:val="20"/>
-          <w:szCs w:val="20"/>
-          <w:lang w:val="en-GB"/>
-        </w:rPr>
-        <w:t>activations }</w:t>
-      </w:r>
-      <w:proofErr w:type="gramEnd"/>
-      <w:r>
-        <w:rPr>
-          <w:rFonts w:ascii="Courier New" w:eastAsia="Courier New" w:hAnsi="Courier New" w:cs="Courier New"/>
-          <w:kern w:val="0"/>
-          <w:sz w:val="20"/>
-          <w:szCs w:val="20"/>
-          <w:lang w:val="en-GB"/>
-        </w:rPr>
-        <w:t>,</w:t>
+        <w:t>ai_handle</w:t>
+      </w:r>
+      <w:proofErr w:type="spellEnd"/>
+      <w:r>
+        <w:rPr>
+          <w:rFonts w:ascii="Courier New" w:eastAsia="Courier New" w:hAnsi="Courier New" w:cs="Courier New"/>
+          <w:kern w:val="0"/>
+          <w:sz w:val="20"/>
+          <w:szCs w:val="20"/>
+          <w:lang w:val="en-GB"/>
+        </w:rPr>
+        <w:t>[]){ activations },</w:t>
       </w:r>
     </w:p>
     <w:p>
@@ -5378,7 +5461,7 @@
         </w:rPr>
         <w:t xml:space="preserve"> (</w:t>
       </w:r>
-      <w:proofErr w:type="gramStart"/>
+      <w:proofErr w:type="spellStart"/>
       <w:r>
         <w:rPr>
           <w:rFonts w:ascii="Courier New" w:eastAsia="Courier New" w:hAnsi="Courier New" w:cs="Courier New"/>
@@ -5400,26 +5483,16 @@
         </w:rPr>
         <w:t>type</w:t>
       </w:r>
-      <w:r>
-        <w:rPr>
-          <w:rFonts w:ascii="Courier New" w:eastAsia="Courier New" w:hAnsi="Courier New" w:cs="Courier New"/>
-          <w:kern w:val="0"/>
-          <w:sz w:val="20"/>
-          <w:szCs w:val="20"/>
-          <w:lang w:val="en-GB"/>
-        </w:rPr>
-        <w:t xml:space="preserve"> !=</w:t>
-      </w:r>
-      <w:proofErr w:type="gramEnd"/>
-      <w:r>
-        <w:rPr>
-          <w:rFonts w:ascii="Courier New" w:eastAsia="Courier New" w:hAnsi="Courier New" w:cs="Courier New"/>
-          <w:kern w:val="0"/>
-          <w:sz w:val="20"/>
-          <w:szCs w:val="20"/>
-          <w:lang w:val="en-GB"/>
-        </w:rPr>
-        <w:t xml:space="preserve"> </w:t>
+      <w:proofErr w:type="spellEnd"/>
+      <w:r>
+        <w:rPr>
+          <w:rFonts w:ascii="Courier New" w:eastAsia="Courier New" w:hAnsi="Courier New" w:cs="Courier New"/>
+          <w:kern w:val="0"/>
+          <w:sz w:val="20"/>
+          <w:szCs w:val="20"/>
+          <w:lang w:val="en-GB"/>
+        </w:rPr>
+        <w:t xml:space="preserve"> != </w:t>
       </w:r>
       <w:r>
         <w:rPr>
@@ -5488,29 +5561,29 @@
           <w:szCs w:val="20"/>
           <w:lang w:val="en-GB"/>
         </w:rPr>
-        <w:t xml:space="preserve">       Error_</w:t>
-      </w:r>
-      <w:proofErr w:type="gramStart"/>
-      <w:r>
-        <w:rPr>
-          <w:rFonts w:ascii="Courier New" w:eastAsia="Courier New" w:hAnsi="Courier New" w:cs="Courier New"/>
-          <w:kern w:val="0"/>
-          <w:sz w:val="20"/>
-          <w:szCs w:val="20"/>
-          <w:lang w:val="en-GB"/>
-        </w:rPr>
-        <w:t>Handler(</w:t>
-      </w:r>
-      <w:proofErr w:type="gramEnd"/>
-      <w:r>
-        <w:rPr>
-          <w:rFonts w:ascii="Courier New" w:eastAsia="Courier New" w:hAnsi="Courier New" w:cs="Courier New"/>
-          <w:kern w:val="0"/>
-          <w:sz w:val="20"/>
-          <w:szCs w:val="20"/>
-          <w:lang w:val="en-GB"/>
-        </w:rPr>
-        <w:t>);</w:t>
+        <w:t xml:space="preserve">       </w:t>
+      </w:r>
+      <w:proofErr w:type="spellStart"/>
+      <w:r>
+        <w:rPr>
+          <w:rFonts w:ascii="Courier New" w:eastAsia="Courier New" w:hAnsi="Courier New" w:cs="Courier New"/>
+          <w:kern w:val="0"/>
+          <w:sz w:val="20"/>
+          <w:szCs w:val="20"/>
+          <w:lang w:val="en-GB"/>
+        </w:rPr>
+        <w:t>Error_Handler</w:t>
+      </w:r>
+      <w:proofErr w:type="spellEnd"/>
+      <w:r>
+        <w:rPr>
+          <w:rFonts w:ascii="Courier New" w:eastAsia="Courier New" w:hAnsi="Courier New" w:cs="Courier New"/>
+          <w:kern w:val="0"/>
+          <w:sz w:val="20"/>
+          <w:szCs w:val="20"/>
+          <w:lang w:val="en-GB"/>
+        </w:rPr>
+        <w:t>();</w:t>
       </w:r>
     </w:p>
     <w:p>
@@ -5554,7 +5627,27 @@
           <w:sz w:val="20"/>
           <w:szCs w:val="20"/>
         </w:rPr>
-        <w:t>/* Reteive pointers to the model's input/output tensors */</w:t>
+        <w:t xml:space="preserve">/* </w:t>
+      </w:r>
+      <w:proofErr w:type="spellStart"/>
+      <w:r>
+        <w:rPr>
+          <w:rFonts w:ascii="Courier New" w:eastAsia="Courier New" w:hAnsi="Courier New" w:cs="Courier New"/>
+          <w:kern w:val="0"/>
+          <w:sz w:val="20"/>
+          <w:szCs w:val="20"/>
+        </w:rPr>
+        <w:t>Reteive</w:t>
+      </w:r>
+      <w:proofErr w:type="spellEnd"/>
+      <w:r>
+        <w:rPr>
+          <w:rFonts w:ascii="Courier New" w:eastAsia="Courier New" w:hAnsi="Courier New" w:cs="Courier New"/>
+          <w:kern w:val="0"/>
+          <w:sz w:val="20"/>
+          <w:szCs w:val="20"/>
+        </w:rPr>
+        <w:t xml:space="preserve"> pointers to the model's input/output tensors */</w:t>
       </w:r>
     </w:p>
     <w:p>
@@ -5577,7 +5670,29 @@
           <w:szCs w:val="20"/>
           <w:lang w:val="en-GB"/>
         </w:rPr>
-        <w:t xml:space="preserve">   ai_input = ai_</w:t>
+        <w:t xml:space="preserve">   </w:t>
+      </w:r>
+      <w:proofErr w:type="spellStart"/>
+      <w:r>
+        <w:rPr>
+          <w:rFonts w:ascii="Courier New" w:eastAsia="Courier New" w:hAnsi="Courier New" w:cs="Courier New"/>
+          <w:kern w:val="0"/>
+          <w:sz w:val="20"/>
+          <w:szCs w:val="20"/>
+          <w:lang w:val="en-GB"/>
+        </w:rPr>
+        <w:t>ai_input</w:t>
+      </w:r>
+      <w:proofErr w:type="spellEnd"/>
+      <w:r>
+        <w:rPr>
+          <w:rFonts w:ascii="Courier New" w:eastAsia="Courier New" w:hAnsi="Courier New" w:cs="Courier New"/>
+          <w:kern w:val="0"/>
+          <w:sz w:val="20"/>
+          <w:szCs w:val="20"/>
+          <w:lang w:val="en-GB"/>
+        </w:rPr>
+        <w:t xml:space="preserve"> = ai_</w:t>
       </w:r>
       <w:r>
         <w:rPr>
@@ -5596,20 +5711,30 @@
           <w:szCs w:val="20"/>
           <w:lang w:val="en-GB"/>
         </w:rPr>
-        <w:t>_inputs_</w:t>
-      </w:r>
-      <w:proofErr w:type="gramStart"/>
-      <w:r>
-        <w:rPr>
-          <w:rFonts w:ascii="Courier New" w:eastAsia="Courier New" w:hAnsi="Courier New" w:cs="Courier New"/>
-          <w:kern w:val="0"/>
-          <w:sz w:val="20"/>
-          <w:szCs w:val="20"/>
-          <w:lang w:val="en-GB"/>
-        </w:rPr>
-        <w:t>get(</w:t>
-      </w:r>
-      <w:proofErr w:type="gramEnd"/>
+        <w:t>_</w:t>
+      </w:r>
+      <w:proofErr w:type="spellStart"/>
+      <w:r>
+        <w:rPr>
+          <w:rFonts w:ascii="Courier New" w:eastAsia="Courier New" w:hAnsi="Courier New" w:cs="Courier New"/>
+          <w:kern w:val="0"/>
+          <w:sz w:val="20"/>
+          <w:szCs w:val="20"/>
+          <w:lang w:val="en-GB"/>
+        </w:rPr>
+        <w:t>inputs_get</w:t>
+      </w:r>
+      <w:proofErr w:type="spellEnd"/>
+      <w:r>
+        <w:rPr>
+          <w:rFonts w:ascii="Courier New" w:eastAsia="Courier New" w:hAnsi="Courier New" w:cs="Courier New"/>
+          <w:kern w:val="0"/>
+          <w:sz w:val="20"/>
+          <w:szCs w:val="20"/>
+          <w:lang w:val="en-GB"/>
+        </w:rPr>
+        <w:t>(</w:t>
+      </w:r>
       <w:r>
         <w:rPr>
           <w:rFonts w:ascii="Courier New" w:eastAsia="Courier New" w:hAnsi="Courier New" w:cs="Courier New"/>
@@ -5650,7 +5775,29 @@
           <w:szCs w:val="20"/>
           <w:lang w:val="en-GB"/>
         </w:rPr>
-        <w:t xml:space="preserve">   ai_output = ai_</w:t>
+        <w:t xml:space="preserve">   </w:t>
+      </w:r>
+      <w:proofErr w:type="spellStart"/>
+      <w:r>
+        <w:rPr>
+          <w:rFonts w:ascii="Courier New" w:eastAsia="Courier New" w:hAnsi="Courier New" w:cs="Courier New"/>
+          <w:kern w:val="0"/>
+          <w:sz w:val="20"/>
+          <w:szCs w:val="20"/>
+          <w:lang w:val="en-GB"/>
+        </w:rPr>
+        <w:t>ai_output</w:t>
+      </w:r>
+      <w:proofErr w:type="spellEnd"/>
+      <w:r>
+        <w:rPr>
+          <w:rFonts w:ascii="Courier New" w:eastAsia="Courier New" w:hAnsi="Courier New" w:cs="Courier New"/>
+          <w:kern w:val="0"/>
+          <w:sz w:val="20"/>
+          <w:szCs w:val="20"/>
+          <w:lang w:val="en-GB"/>
+        </w:rPr>
+        <w:t xml:space="preserve"> = ai_</w:t>
       </w:r>
       <w:r>
         <w:rPr>
@@ -5669,20 +5816,30 @@
           <w:szCs w:val="20"/>
           <w:lang w:val="en-GB"/>
         </w:rPr>
-        <w:t>_outputs_</w:t>
-      </w:r>
-      <w:proofErr w:type="gramStart"/>
-      <w:r>
-        <w:rPr>
-          <w:rFonts w:ascii="Courier New" w:eastAsia="Courier New" w:hAnsi="Courier New" w:cs="Courier New"/>
-          <w:kern w:val="0"/>
-          <w:sz w:val="20"/>
-          <w:szCs w:val="20"/>
-          <w:lang w:val="en-GB"/>
-        </w:rPr>
-        <w:t>get(</w:t>
-      </w:r>
-      <w:proofErr w:type="gramEnd"/>
+        <w:t>_</w:t>
+      </w:r>
+      <w:proofErr w:type="spellStart"/>
+      <w:r>
+        <w:rPr>
+          <w:rFonts w:ascii="Courier New" w:eastAsia="Courier New" w:hAnsi="Courier New" w:cs="Courier New"/>
+          <w:kern w:val="0"/>
+          <w:sz w:val="20"/>
+          <w:szCs w:val="20"/>
+          <w:lang w:val="en-GB"/>
+        </w:rPr>
+        <w:t>outputs_get</w:t>
+      </w:r>
+      <w:proofErr w:type="spellEnd"/>
+      <w:r>
+        <w:rPr>
+          <w:rFonts w:ascii="Courier New" w:eastAsia="Courier New" w:hAnsi="Courier New" w:cs="Courier New"/>
+          <w:kern w:val="0"/>
+          <w:sz w:val="20"/>
+          <w:szCs w:val="20"/>
+          <w:lang w:val="en-GB"/>
+        </w:rPr>
+        <w:t>(</w:t>
+      </w:r>
       <w:r>
         <w:rPr>
           <w:rFonts w:ascii="Courier New" w:eastAsia="Courier New" w:hAnsi="Courier New" w:cs="Courier New"/>
@@ -5746,7 +5903,7 @@
           <w:lang w:val="en-GB"/>
         </w:rPr>
         <w:pict w14:anchorId="0B85AC6F">
-          <v:rect id="_x0000_i1037" style="width:0;height:1.5pt" o:hralign="center" o:hrstd="t" o:hr="t" fillcolor="#a0a0a0" stroked="f"/>
+          <v:rect id="_x0000_i1029" style="width:0;height:1.5pt" o:hralign="center" o:hrstd="t" o:hr="t" fillcolor="#a0a0a0" stroked="f"/>
         </w:pict>
       </w:r>
     </w:p>
@@ -5776,9 +5933,9 @@
           <w:szCs w:val="46"/>
           <w:lang w:val="en-GB"/>
         </w:rPr>
-        <w:t>Step 11: Create AI_</w:t>
-      </w:r>
-      <w:proofErr w:type="gramStart"/>
+        <w:t xml:space="preserve">Step 11: Create </w:t>
+      </w:r>
+      <w:proofErr w:type="spellStart"/>
       <w:r>
         <w:rPr>
           <w:rFonts w:ascii="Arial" w:eastAsia="Arial" w:hAnsi="Arial" w:cs="Arial"/>
@@ -5789,9 +5946,9 @@
           <w:szCs w:val="46"/>
           <w:lang w:val="en-GB"/>
         </w:rPr>
-        <w:t>Run(</w:t>
-      </w:r>
-      <w:proofErr w:type="gramEnd"/>
+        <w:t>AI_Run</w:t>
+      </w:r>
+      <w:proofErr w:type="spellEnd"/>
       <w:r>
         <w:rPr>
           <w:rFonts w:ascii="Arial" w:eastAsia="Arial" w:hAnsi="Arial" w:cs="Arial"/>
@@ -5802,7 +5959,7 @@
           <w:szCs w:val="46"/>
           <w:lang w:val="en-GB"/>
         </w:rPr>
-        <w:t>)</w:t>
+        <w:t>()</w:t>
       </w:r>
     </w:p>
     <w:p>
@@ -5883,6 +6040,7 @@
         </w:rPr>
         <w:t xml:space="preserve"> </w:t>
       </w:r>
+      <w:proofErr w:type="spellStart"/>
       <w:r>
         <w:rPr>
           <w:rFonts w:ascii="Courier New" w:eastAsia="Courier New" w:hAnsi="Courier New" w:cs="Courier New"/>
@@ -5893,21 +6051,9 @@
           <w:szCs w:val="20"/>
           <w:lang w:val="en-GB"/>
         </w:rPr>
-        <w:t>AI_</w:t>
-      </w:r>
-      <w:proofErr w:type="gramStart"/>
-      <w:r>
-        <w:rPr>
-          <w:rFonts w:ascii="Courier New" w:eastAsia="Courier New" w:hAnsi="Courier New" w:cs="Courier New"/>
-          <w:b/>
-          <w:bCs/>
-          <w:kern w:val="0"/>
-          <w:sz w:val="20"/>
-          <w:szCs w:val="20"/>
-          <w:lang w:val="en-GB"/>
-        </w:rPr>
-        <w:t>Run</w:t>
-      </w:r>
+        <w:t>AI_Run</w:t>
+      </w:r>
+      <w:proofErr w:type="spellEnd"/>
       <w:r>
         <w:rPr>
           <w:rFonts w:ascii="Courier New" w:eastAsia="Courier New" w:hAnsi="Courier New" w:cs="Courier New"/>
@@ -5918,7 +6064,6 @@
         </w:rPr>
         <w:t>(</w:t>
       </w:r>
-      <w:proofErr w:type="gramEnd"/>
       <w:r>
         <w:rPr>
           <w:rFonts w:ascii="Courier New" w:eastAsia="Courier New" w:hAnsi="Courier New" w:cs="Courier New"/>
@@ -5940,7 +6085,29 @@
           <w:szCs w:val="20"/>
           <w:lang w:val="en-GB"/>
         </w:rPr>
-        <w:t xml:space="preserve"> input_value)</w:t>
+        <w:t xml:space="preserve"> </w:t>
+      </w:r>
+      <w:proofErr w:type="spellStart"/>
+      <w:r>
+        <w:rPr>
+          <w:rFonts w:ascii="Courier New" w:eastAsia="Courier New" w:hAnsi="Courier New" w:cs="Courier New"/>
+          <w:kern w:val="0"/>
+          <w:sz w:val="20"/>
+          <w:szCs w:val="20"/>
+          <w:lang w:val="en-GB"/>
+        </w:rPr>
+        <w:t>input_value</w:t>
+      </w:r>
+      <w:proofErr w:type="spellEnd"/>
+      <w:r>
+        <w:rPr>
+          <w:rFonts w:ascii="Courier New" w:eastAsia="Courier New" w:hAnsi="Courier New" w:cs="Courier New"/>
+          <w:kern w:val="0"/>
+          <w:sz w:val="20"/>
+          <w:szCs w:val="20"/>
+          <w:lang w:val="en-GB"/>
+        </w:rPr>
+        <w:t>)</w:t>
       </w:r>
     </w:p>
     <w:p>
@@ -6088,31 +6255,30 @@
           <w:szCs w:val="20"/>
           <w:lang w:val="en-GB"/>
         </w:rPr>
-        <w:t xml:space="preserve"> </w:t>
-      </w:r>
-      <w:proofErr w:type="gramStart"/>
-      <w:r>
-        <w:rPr>
-          <w:rFonts w:ascii="Courier New" w:eastAsia="Courier New" w:hAnsi="Courier New" w:cs="Courier New"/>
-          <w:kern w:val="0"/>
-          <w:sz w:val="20"/>
-          <w:szCs w:val="20"/>
-          <w:lang w:val="en-GB"/>
-        </w:rPr>
-        <w:t>*)ai</w:t>
-      </w:r>
-      <w:proofErr w:type="gramEnd"/>
-      <w:r>
-        <w:rPr>
-          <w:rFonts w:ascii="Courier New" w:eastAsia="Courier New" w:hAnsi="Courier New" w:cs="Courier New"/>
-          <w:kern w:val="0"/>
-          <w:sz w:val="20"/>
-          <w:szCs w:val="20"/>
-          <w:lang w:val="en-GB"/>
-        </w:rPr>
-        <w:t>_input[0].</w:t>
-      </w:r>
-      <w:proofErr w:type="gramStart"/>
+        <w:t xml:space="preserve"> *)</w:t>
+      </w:r>
+      <w:proofErr w:type="spellStart"/>
+      <w:r>
+        <w:rPr>
+          <w:rFonts w:ascii="Courier New" w:eastAsia="Courier New" w:hAnsi="Courier New" w:cs="Courier New"/>
+          <w:kern w:val="0"/>
+          <w:sz w:val="20"/>
+          <w:szCs w:val="20"/>
+          <w:lang w:val="en-GB"/>
+        </w:rPr>
+        <w:t>ai_input</w:t>
+      </w:r>
+      <w:proofErr w:type="spellEnd"/>
+      <w:r>
+        <w:rPr>
+          <w:rFonts w:ascii="Courier New" w:eastAsia="Courier New" w:hAnsi="Courier New" w:cs="Courier New"/>
+          <w:kern w:val="0"/>
+          <w:sz w:val="20"/>
+          <w:szCs w:val="20"/>
+          <w:lang w:val="en-GB"/>
+        </w:rPr>
+        <w:t>[0].</w:t>
+      </w:r>
       <w:r>
         <w:rPr>
           <w:rFonts w:ascii="Courier New" w:eastAsia="Courier New" w:hAnsi="Courier New" w:cs="Courier New"/>
@@ -6132,18 +6298,29 @@
           <w:szCs w:val="20"/>
           <w:lang w:val="en-GB"/>
         </w:rPr>
-        <w:t>)[</w:t>
-      </w:r>
-      <w:proofErr w:type="gramEnd"/>
-      <w:r>
-        <w:rPr>
-          <w:rFonts w:ascii="Courier New" w:eastAsia="Courier New" w:hAnsi="Courier New" w:cs="Courier New"/>
-          <w:kern w:val="0"/>
-          <w:sz w:val="20"/>
-          <w:szCs w:val="20"/>
-          <w:lang w:val="en-GB"/>
-        </w:rPr>
-        <w:t>0] = input_value;</w:t>
+        <w:t xml:space="preserve">)[0] = </w:t>
+      </w:r>
+      <w:proofErr w:type="spellStart"/>
+      <w:r>
+        <w:rPr>
+          <w:rFonts w:ascii="Courier New" w:eastAsia="Courier New" w:hAnsi="Courier New" w:cs="Courier New"/>
+          <w:kern w:val="0"/>
+          <w:sz w:val="20"/>
+          <w:szCs w:val="20"/>
+          <w:lang w:val="en-GB"/>
+        </w:rPr>
+        <w:t>input_value</w:t>
+      </w:r>
+      <w:proofErr w:type="spellEnd"/>
+      <w:r>
+        <w:rPr>
+          <w:rFonts w:ascii="Courier New" w:eastAsia="Courier New" w:hAnsi="Courier New" w:cs="Courier New"/>
+          <w:kern w:val="0"/>
+          <w:sz w:val="20"/>
+          <w:szCs w:val="20"/>
+          <w:lang w:val="en-GB"/>
+        </w:rPr>
+        <w:t>;</w:t>
       </w:r>
     </w:p>
     <w:p>
@@ -6220,20 +6397,8 @@
           <w:szCs w:val="20"/>
           <w:lang w:val="en-GB"/>
         </w:rPr>
-        <w:t>_</w:t>
-      </w:r>
-      <w:proofErr w:type="gramStart"/>
-      <w:r>
-        <w:rPr>
-          <w:rFonts w:ascii="Courier New" w:eastAsia="Courier New" w:hAnsi="Courier New" w:cs="Courier New"/>
-          <w:kern w:val="0"/>
-          <w:sz w:val="20"/>
-          <w:szCs w:val="20"/>
-          <w:lang w:val="en-GB"/>
-        </w:rPr>
-        <w:t>run(</w:t>
-      </w:r>
-      <w:proofErr w:type="gramEnd"/>
+        <w:t>_run(</w:t>
+      </w:r>
       <w:r>
         <w:rPr>
           <w:rFonts w:ascii="Courier New" w:eastAsia="Courier New" w:hAnsi="Courier New" w:cs="Courier New"/>
@@ -6251,7 +6416,51 @@
           <w:szCs w:val="20"/>
           <w:lang w:val="en-GB"/>
         </w:rPr>
-        <w:t>, ai_input, ai_output);</w:t>
+        <w:t xml:space="preserve">, </w:t>
+      </w:r>
+      <w:proofErr w:type="spellStart"/>
+      <w:r>
+        <w:rPr>
+          <w:rFonts w:ascii="Courier New" w:eastAsia="Courier New" w:hAnsi="Courier New" w:cs="Courier New"/>
+          <w:kern w:val="0"/>
+          <w:sz w:val="20"/>
+          <w:szCs w:val="20"/>
+          <w:lang w:val="en-GB"/>
+        </w:rPr>
+        <w:t>ai_input</w:t>
+      </w:r>
+      <w:proofErr w:type="spellEnd"/>
+      <w:r>
+        <w:rPr>
+          <w:rFonts w:ascii="Courier New" w:eastAsia="Courier New" w:hAnsi="Courier New" w:cs="Courier New"/>
+          <w:kern w:val="0"/>
+          <w:sz w:val="20"/>
+          <w:szCs w:val="20"/>
+          <w:lang w:val="en-GB"/>
+        </w:rPr>
+        <w:t xml:space="preserve">, </w:t>
+      </w:r>
+      <w:proofErr w:type="spellStart"/>
+      <w:r>
+        <w:rPr>
+          <w:rFonts w:ascii="Courier New" w:eastAsia="Courier New" w:hAnsi="Courier New" w:cs="Courier New"/>
+          <w:kern w:val="0"/>
+          <w:sz w:val="20"/>
+          <w:szCs w:val="20"/>
+          <w:lang w:val="en-GB"/>
+        </w:rPr>
+        <w:t>ai_output</w:t>
+      </w:r>
+      <w:proofErr w:type="spellEnd"/>
+      <w:r>
+        <w:rPr>
+          <w:rFonts w:ascii="Courier New" w:eastAsia="Courier New" w:hAnsi="Courier New" w:cs="Courier New"/>
+          <w:kern w:val="0"/>
+          <w:sz w:val="20"/>
+          <w:szCs w:val="20"/>
+          <w:lang w:val="en-GB"/>
+        </w:rPr>
+        <w:t>);</w:t>
       </w:r>
     </w:p>
     <w:p>
@@ -6297,29 +6506,7 @@
           <w:szCs w:val="20"/>
           <w:lang w:val="en-GB"/>
         </w:rPr>
-        <w:t xml:space="preserve"> (</w:t>
-      </w:r>
-      <w:proofErr w:type="gramStart"/>
-      <w:r>
-        <w:rPr>
-          <w:rFonts w:ascii="Courier New" w:eastAsia="Courier New" w:hAnsi="Courier New" w:cs="Courier New"/>
-          <w:kern w:val="0"/>
-          <w:sz w:val="20"/>
-          <w:szCs w:val="20"/>
-          <w:lang w:val="en-GB"/>
-        </w:rPr>
-        <w:t>batch !</w:t>
-      </w:r>
-      <w:proofErr w:type="gramEnd"/>
-      <w:r>
-        <w:rPr>
-          <w:rFonts w:ascii="Courier New" w:eastAsia="Courier New" w:hAnsi="Courier New" w:cs="Courier New"/>
-          <w:kern w:val="0"/>
-          <w:sz w:val="20"/>
-          <w:szCs w:val="20"/>
-          <w:lang w:val="en-GB"/>
-        </w:rPr>
-        <w:t>= 1)</w:t>
+        <w:t xml:space="preserve"> (batch != 1)</w:t>
       </w:r>
     </w:p>
     <w:p>
@@ -6365,29 +6552,29 @@
           <w:szCs w:val="20"/>
           <w:lang w:val="en-GB"/>
         </w:rPr>
-        <w:t xml:space="preserve">       Error_</w:t>
-      </w:r>
-      <w:proofErr w:type="gramStart"/>
-      <w:r>
-        <w:rPr>
-          <w:rFonts w:ascii="Courier New" w:eastAsia="Courier New" w:hAnsi="Courier New" w:cs="Courier New"/>
-          <w:kern w:val="0"/>
-          <w:sz w:val="20"/>
-          <w:szCs w:val="20"/>
-          <w:lang w:val="en-GB"/>
-        </w:rPr>
-        <w:t>Handler(</w:t>
-      </w:r>
-      <w:proofErr w:type="gramEnd"/>
-      <w:r>
-        <w:rPr>
-          <w:rFonts w:ascii="Courier New" w:eastAsia="Courier New" w:hAnsi="Courier New" w:cs="Courier New"/>
-          <w:kern w:val="0"/>
-          <w:sz w:val="20"/>
-          <w:szCs w:val="20"/>
-          <w:lang w:val="en-GB"/>
-        </w:rPr>
-        <w:t>);</w:t>
+        <w:t xml:space="preserve">       </w:t>
+      </w:r>
+      <w:proofErr w:type="spellStart"/>
+      <w:r>
+        <w:rPr>
+          <w:rFonts w:ascii="Courier New" w:eastAsia="Courier New" w:hAnsi="Courier New" w:cs="Courier New"/>
+          <w:kern w:val="0"/>
+          <w:sz w:val="20"/>
+          <w:szCs w:val="20"/>
+          <w:lang w:val="en-GB"/>
+        </w:rPr>
+        <w:t>Error_Handler</w:t>
+      </w:r>
+      <w:proofErr w:type="spellEnd"/>
+      <w:r>
+        <w:rPr>
+          <w:rFonts w:ascii="Courier New" w:eastAsia="Courier New" w:hAnsi="Courier New" w:cs="Courier New"/>
+          <w:kern w:val="0"/>
+          <w:sz w:val="20"/>
+          <w:szCs w:val="20"/>
+          <w:lang w:val="en-GB"/>
+        </w:rPr>
+        <w:t>();</w:t>
       </w:r>
     </w:p>
     <w:p>
@@ -6515,31 +6702,30 @@
           <w:szCs w:val="20"/>
           <w:lang w:val="en-GB"/>
         </w:rPr>
-        <w:t xml:space="preserve"> </w:t>
-      </w:r>
-      <w:proofErr w:type="gramStart"/>
-      <w:r>
-        <w:rPr>
-          <w:rFonts w:ascii="Courier New" w:eastAsia="Courier New" w:hAnsi="Courier New" w:cs="Courier New"/>
-          <w:kern w:val="0"/>
-          <w:sz w:val="20"/>
-          <w:szCs w:val="20"/>
-          <w:lang w:val="en-GB"/>
-        </w:rPr>
-        <w:t>*)ai</w:t>
-      </w:r>
-      <w:proofErr w:type="gramEnd"/>
-      <w:r>
-        <w:rPr>
-          <w:rFonts w:ascii="Courier New" w:eastAsia="Courier New" w:hAnsi="Courier New" w:cs="Courier New"/>
-          <w:kern w:val="0"/>
-          <w:sz w:val="20"/>
-          <w:szCs w:val="20"/>
-          <w:lang w:val="en-GB"/>
-        </w:rPr>
-        <w:t>_output[0].</w:t>
-      </w:r>
-      <w:proofErr w:type="gramStart"/>
+        <w:t xml:space="preserve"> *)</w:t>
+      </w:r>
+      <w:proofErr w:type="spellStart"/>
+      <w:r>
+        <w:rPr>
+          <w:rFonts w:ascii="Courier New" w:eastAsia="Courier New" w:hAnsi="Courier New" w:cs="Courier New"/>
+          <w:kern w:val="0"/>
+          <w:sz w:val="20"/>
+          <w:szCs w:val="20"/>
+          <w:lang w:val="en-GB"/>
+        </w:rPr>
+        <w:t>ai_output</w:t>
+      </w:r>
+      <w:proofErr w:type="spellEnd"/>
+      <w:r>
+        <w:rPr>
+          <w:rFonts w:ascii="Courier New" w:eastAsia="Courier New" w:hAnsi="Courier New" w:cs="Courier New"/>
+          <w:kern w:val="0"/>
+          <w:sz w:val="20"/>
+          <w:szCs w:val="20"/>
+          <w:lang w:val="en-GB"/>
+        </w:rPr>
+        <w:t>[0].</w:t>
+      </w:r>
       <w:r>
         <w:rPr>
           <w:rFonts w:ascii="Courier New" w:eastAsia="Courier New" w:hAnsi="Courier New" w:cs="Courier New"/>
@@ -6559,18 +6745,7 @@
           <w:szCs w:val="20"/>
           <w:lang w:val="en-GB"/>
         </w:rPr>
-        <w:t>)[</w:t>
-      </w:r>
-      <w:proofErr w:type="gramEnd"/>
-      <w:r>
-        <w:rPr>
-          <w:rFonts w:ascii="Courier New" w:eastAsia="Courier New" w:hAnsi="Courier New" w:cs="Courier New"/>
-          <w:kern w:val="0"/>
-          <w:sz w:val="20"/>
-          <w:szCs w:val="20"/>
-          <w:lang w:val="en-GB"/>
-        </w:rPr>
-        <w:t>0];</w:t>
+        <w:t>)[0];</w:t>
       </w:r>
     </w:p>
     <w:p>
@@ -6616,7 +6791,7 @@
           <w:lang w:val="en-GB"/>
         </w:rPr>
         <w:pict w14:anchorId="2234C73D">
-          <v:rect id="_x0000_i1038" style="width:0;height:1.5pt" o:hralign="center" o:hrstd="t" o:hr="t" fillcolor="#a0a0a0" stroked="f"/>
+          <v:rect id="_x0000_i1030" style="width:0;height:1.5pt" o:hralign="center" o:hrstd="t" o:hr="t" fillcolor="#a0a0a0" stroked="f"/>
         </w:pict>
       </w:r>
       <w:r>
@@ -6651,7 +6826,6 @@
         </w:rPr>
         <w:t xml:space="preserve">Inside </w:t>
       </w:r>
-      <w:proofErr w:type="gramStart"/>
       <w:r>
         <w:rPr>
           <w:rFonts w:ascii="Roboto Mono" w:eastAsia="Roboto Mono" w:hAnsi="Roboto Mono" w:cs="Roboto Mono"/>
@@ -6660,27 +6834,47 @@
           <w:sz w:val="22"/>
           <w:lang w:val="en-GB"/>
         </w:rPr>
-        <w:t>main(</w:t>
-      </w:r>
-      <w:proofErr w:type="gramEnd"/>
-      <w:r>
-        <w:rPr>
-          <w:rFonts w:ascii="Roboto Mono" w:eastAsia="Roboto Mono" w:hAnsi="Roboto Mono" w:cs="Roboto Mono"/>
-          <w:color w:val="188038"/>
+        <w:t>main()</w:t>
+      </w:r>
+      <w:r>
+        <w:rPr>
+          <w:rFonts w:ascii="Arial" w:eastAsia="Arial" w:hAnsi="Arial" w:cs="Arial"/>
           <w:kern w:val="0"/>
           <w:sz w:val="22"/>
           <w:lang w:val="en-GB"/>
         </w:rPr>
-        <w:t>)</w:t>
-      </w:r>
-      <w:r>
+        <w:t>:</w:t>
+      </w:r>
+    </w:p>
+    <w:p>
+      <w:pPr>
+        <w:spacing w:after="0" w:line="276" w:lineRule="auto"/>
         <w:rPr>
           <w:rFonts w:ascii="Arial" w:eastAsia="Arial" w:hAnsi="Arial" w:cs="Arial"/>
           <w:kern w:val="0"/>
           <w:sz w:val="22"/>
           <w:lang w:val="en-GB"/>
         </w:rPr>
-        <w:t>:</w:t>
+      </w:pPr>
+      <w:proofErr w:type="spellStart"/>
+      <w:r>
+        <w:rPr>
+          <w:rFonts w:ascii="Arial" w:eastAsia="Arial" w:hAnsi="Arial" w:cs="Arial"/>
+          <w:kern w:val="0"/>
+          <w:sz w:val="22"/>
+          <w:lang w:val="en-GB"/>
+        </w:rPr>
+        <w:t>HAL_Init</w:t>
+      </w:r>
+      <w:proofErr w:type="spellEnd"/>
+      <w:r>
+        <w:rPr>
+          <w:rFonts w:ascii="Arial" w:eastAsia="Arial" w:hAnsi="Arial" w:cs="Arial"/>
+          <w:kern w:val="0"/>
+          <w:sz w:val="22"/>
+          <w:lang w:val="en-GB"/>
+        </w:rPr>
+        <w:t>();</w:t>
       </w:r>
     </w:p>
     <w:p>
@@ -6693,16 +6887,18 @@
           <w:lang w:val="en-GB"/>
         </w:rPr>
       </w:pPr>
-      <w:r>
+    </w:p>
+    <w:p>
+      <w:pPr>
+        <w:spacing w:after="0" w:line="276" w:lineRule="auto"/>
         <w:rPr>
           <w:rFonts w:ascii="Arial" w:eastAsia="Arial" w:hAnsi="Arial" w:cs="Arial"/>
           <w:kern w:val="0"/>
           <w:sz w:val="22"/>
           <w:lang w:val="en-GB"/>
         </w:rPr>
-        <w:t>HAL_</w:t>
-      </w:r>
-      <w:proofErr w:type="gramStart"/>
+      </w:pPr>
+      <w:proofErr w:type="spellStart"/>
       <w:r>
         <w:rPr>
           <w:rFonts w:ascii="Arial" w:eastAsia="Arial" w:hAnsi="Arial" w:cs="Arial"/>
@@ -6710,9 +6906,9 @@
           <w:sz w:val="22"/>
           <w:lang w:val="en-GB"/>
         </w:rPr>
-        <w:t>Init(</w:t>
-      </w:r>
-      <w:proofErr w:type="gramEnd"/>
+        <w:t>SystemClock_Config</w:t>
+      </w:r>
+      <w:proofErr w:type="spellEnd"/>
       <w:r>
         <w:rPr>
           <w:rFonts w:ascii="Arial" w:eastAsia="Arial" w:hAnsi="Arial" w:cs="Arial"/>
@@ -6720,7 +6916,7 @@
           <w:sz w:val="22"/>
           <w:lang w:val="en-GB"/>
         </w:rPr>
-        <w:t>);</w:t>
+        <w:t>();</w:t>
       </w:r>
     </w:p>
     <w:p>
@@ -6744,6 +6940,7 @@
           <w:lang w:val="en-GB"/>
         </w:rPr>
       </w:pPr>
+      <w:proofErr w:type="spellStart"/>
       <w:r>
         <w:rPr>
           <w:rFonts w:ascii="Arial" w:eastAsia="Arial" w:hAnsi="Arial" w:cs="Arial"/>
@@ -6751,9 +6948,9 @@
           <w:sz w:val="22"/>
           <w:lang w:val="en-GB"/>
         </w:rPr>
-        <w:t>SystemClock_</w:t>
-      </w:r>
-      <w:proofErr w:type="gramStart"/>
+        <w:t>MX_GPIO_Init</w:t>
+      </w:r>
+      <w:proofErr w:type="spellEnd"/>
       <w:r>
         <w:rPr>
           <w:rFonts w:ascii="Arial" w:eastAsia="Arial" w:hAnsi="Arial" w:cs="Arial"/>
@@ -6761,18 +6958,19 @@
           <w:sz w:val="22"/>
           <w:lang w:val="en-GB"/>
         </w:rPr>
-        <w:t>Config(</w:t>
-      </w:r>
-      <w:proofErr w:type="gramEnd"/>
-      <w:r>
+        <w:t>();</w:t>
+      </w:r>
+    </w:p>
+    <w:p>
+      <w:pPr>
+        <w:spacing w:after="0" w:line="276" w:lineRule="auto"/>
         <w:rPr>
           <w:rFonts w:ascii="Arial" w:eastAsia="Arial" w:hAnsi="Arial" w:cs="Arial"/>
           <w:kern w:val="0"/>
           <w:sz w:val="22"/>
           <w:lang w:val="en-GB"/>
         </w:rPr>
-        <w:t>);</w:t>
-      </w:r>
+      </w:pPr>
     </w:p>
     <w:p>
       <w:pPr>
@@ -6784,17 +6982,17 @@
           <w:lang w:val="en-GB"/>
         </w:rPr>
       </w:pPr>
-    </w:p>
-    <w:p>
-      <w:pPr>
-        <w:spacing w:after="0" w:line="276" w:lineRule="auto"/>
+      <w:proofErr w:type="spellStart"/>
+      <w:r>
         <w:rPr>
           <w:rFonts w:ascii="Arial" w:eastAsia="Arial" w:hAnsi="Arial" w:cs="Arial"/>
           <w:kern w:val="0"/>
           <w:sz w:val="22"/>
           <w:lang w:val="en-GB"/>
         </w:rPr>
-      </w:pPr>
+        <w:t>AI_Init</w:t>
+      </w:r>
+      <w:proofErr w:type="spellEnd"/>
       <w:r>
         <w:rPr>
           <w:rFonts w:ascii="Arial" w:eastAsia="Arial" w:hAnsi="Arial" w:cs="Arial"/>
@@ -6802,78 +7000,7 @@
           <w:sz w:val="22"/>
           <w:lang w:val="en-GB"/>
         </w:rPr>
-        <w:t>MX_GPIO_</w:t>
-      </w:r>
-      <w:proofErr w:type="gramStart"/>
-      <w:r>
-        <w:rPr>
-          <w:rFonts w:ascii="Arial" w:eastAsia="Arial" w:hAnsi="Arial" w:cs="Arial"/>
-          <w:kern w:val="0"/>
-          <w:sz w:val="22"/>
-          <w:lang w:val="en-GB"/>
-        </w:rPr>
-        <w:t>Init(</w:t>
-      </w:r>
-      <w:proofErr w:type="gramEnd"/>
-      <w:r>
-        <w:rPr>
-          <w:rFonts w:ascii="Arial" w:eastAsia="Arial" w:hAnsi="Arial" w:cs="Arial"/>
-          <w:kern w:val="0"/>
-          <w:sz w:val="22"/>
-          <w:lang w:val="en-GB"/>
-        </w:rPr>
-        <w:t>);</w:t>
-      </w:r>
-    </w:p>
-    <w:p>
-      <w:pPr>
-        <w:spacing w:after="0" w:line="276" w:lineRule="auto"/>
-        <w:rPr>
-          <w:rFonts w:ascii="Arial" w:eastAsia="Arial" w:hAnsi="Arial" w:cs="Arial"/>
-          <w:kern w:val="0"/>
-          <w:sz w:val="22"/>
-          <w:lang w:val="en-GB"/>
-        </w:rPr>
-      </w:pPr>
-    </w:p>
-    <w:p>
-      <w:pPr>
-        <w:spacing w:after="0" w:line="276" w:lineRule="auto"/>
-        <w:rPr>
-          <w:rFonts w:ascii="Arial" w:eastAsia="Arial" w:hAnsi="Arial" w:cs="Arial"/>
-          <w:kern w:val="0"/>
-          <w:sz w:val="22"/>
-          <w:lang w:val="en-GB"/>
-        </w:rPr>
-      </w:pPr>
-      <w:r>
-        <w:rPr>
-          <w:rFonts w:ascii="Arial" w:eastAsia="Arial" w:hAnsi="Arial" w:cs="Arial"/>
-          <w:kern w:val="0"/>
-          <w:sz w:val="22"/>
-          <w:lang w:val="en-GB"/>
-        </w:rPr>
-        <w:t>AI_</w:t>
-      </w:r>
-      <w:proofErr w:type="gramStart"/>
-      <w:r>
-        <w:rPr>
-          <w:rFonts w:ascii="Arial" w:eastAsia="Arial" w:hAnsi="Arial" w:cs="Arial"/>
-          <w:kern w:val="0"/>
-          <w:sz w:val="22"/>
-          <w:lang w:val="en-GB"/>
-        </w:rPr>
-        <w:t>Init(</w:t>
-      </w:r>
-      <w:proofErr w:type="gramEnd"/>
-      <w:r>
-        <w:rPr>
-          <w:rFonts w:ascii="Arial" w:eastAsia="Arial" w:hAnsi="Arial" w:cs="Arial"/>
-          <w:kern w:val="0"/>
-          <w:sz w:val="22"/>
-          <w:lang w:val="en-GB"/>
-        </w:rPr>
-        <w:t>);</w:t>
+        <w:t>();</w:t>
       </w:r>
     </w:p>
     <w:p>
@@ -6897,7 +7024,7 @@
           <w:lang w:val="en-GB"/>
         </w:rPr>
         <w:pict w14:anchorId="5DCC2961">
-          <v:rect id="_x0000_i1039" style="width:0;height:1.5pt" o:hralign="center" o:hrstd="t" o:hr="t" fillcolor="#a0a0a0" stroked="f"/>
+          <v:rect id="_x0000_i1031" style="width:0;height:1.5pt" o:hralign="center" o:hrstd="t" o:hr="t" fillcolor="#a0a0a0" stroked="f"/>
         </w:pict>
       </w:r>
     </w:p>
@@ -6993,29 +7120,29 @@
           <w:szCs w:val="20"/>
           <w:lang w:val="en-GB"/>
         </w:rPr>
-        <w:t xml:space="preserve"> test_</w:t>
-      </w:r>
-      <w:proofErr w:type="gramStart"/>
-      <w:r>
-        <w:rPr>
-          <w:rFonts w:ascii="Courier New" w:eastAsia="Courier New" w:hAnsi="Courier New" w:cs="Courier New"/>
-          <w:kern w:val="0"/>
-          <w:sz w:val="20"/>
-          <w:szCs w:val="20"/>
-          <w:lang w:val="en-GB"/>
-        </w:rPr>
-        <w:t>inputs[</w:t>
-      </w:r>
-      <w:proofErr w:type="gramEnd"/>
-      <w:r>
-        <w:rPr>
-          <w:rFonts w:ascii="Courier New" w:eastAsia="Courier New" w:hAnsi="Courier New" w:cs="Courier New"/>
-          <w:kern w:val="0"/>
-          <w:sz w:val="20"/>
-          <w:szCs w:val="20"/>
-          <w:lang w:val="en-GB"/>
-        </w:rPr>
-        <w:t>] = {1, 2, 3, 5, 7, 10};</w:t>
+        <w:t xml:space="preserve"> </w:t>
+      </w:r>
+      <w:proofErr w:type="spellStart"/>
+      <w:r>
+        <w:rPr>
+          <w:rFonts w:ascii="Courier New" w:eastAsia="Courier New" w:hAnsi="Courier New" w:cs="Courier New"/>
+          <w:kern w:val="0"/>
+          <w:sz w:val="20"/>
+          <w:szCs w:val="20"/>
+          <w:lang w:val="en-GB"/>
+        </w:rPr>
+        <w:t>test_inputs</w:t>
+      </w:r>
+      <w:proofErr w:type="spellEnd"/>
+      <w:r>
+        <w:rPr>
+          <w:rFonts w:ascii="Courier New" w:eastAsia="Courier New" w:hAnsi="Courier New" w:cs="Courier New"/>
+          <w:kern w:val="0"/>
+          <w:sz w:val="20"/>
+          <w:szCs w:val="20"/>
+          <w:lang w:val="en-GB"/>
+        </w:rPr>
+        <w:t>[] = {1, 2, 3, 5, 7, 10};</w:t>
       </w:r>
     </w:p>
     <w:p>
@@ -7084,7 +7211,73 @@
           <w:szCs w:val="20"/>
           <w:lang w:val="en-GB"/>
         </w:rPr>
-        <w:t xml:space="preserve"> i = 0; i &lt; 6; i++)</w:t>
+        <w:t xml:space="preserve"> </w:t>
+      </w:r>
+      <w:proofErr w:type="spellStart"/>
+      <w:r>
+        <w:rPr>
+          <w:rFonts w:ascii="Courier New" w:eastAsia="Courier New" w:hAnsi="Courier New" w:cs="Courier New"/>
+          <w:kern w:val="0"/>
+          <w:sz w:val="20"/>
+          <w:szCs w:val="20"/>
+          <w:lang w:val="en-GB"/>
+        </w:rPr>
+        <w:t>i</w:t>
+      </w:r>
+      <w:proofErr w:type="spellEnd"/>
+      <w:r>
+        <w:rPr>
+          <w:rFonts w:ascii="Courier New" w:eastAsia="Courier New" w:hAnsi="Courier New" w:cs="Courier New"/>
+          <w:kern w:val="0"/>
+          <w:sz w:val="20"/>
+          <w:szCs w:val="20"/>
+          <w:lang w:val="en-GB"/>
+        </w:rPr>
+        <w:t xml:space="preserve"> = 0; </w:t>
+      </w:r>
+      <w:proofErr w:type="spellStart"/>
+      <w:r>
+        <w:rPr>
+          <w:rFonts w:ascii="Courier New" w:eastAsia="Courier New" w:hAnsi="Courier New" w:cs="Courier New"/>
+          <w:kern w:val="0"/>
+          <w:sz w:val="20"/>
+          <w:szCs w:val="20"/>
+          <w:lang w:val="en-GB"/>
+        </w:rPr>
+        <w:t>i</w:t>
+      </w:r>
+      <w:proofErr w:type="spellEnd"/>
+      <w:r>
+        <w:rPr>
+          <w:rFonts w:ascii="Courier New" w:eastAsia="Courier New" w:hAnsi="Courier New" w:cs="Courier New"/>
+          <w:kern w:val="0"/>
+          <w:sz w:val="20"/>
+          <w:szCs w:val="20"/>
+          <w:lang w:val="en-GB"/>
+        </w:rPr>
+        <w:t xml:space="preserve"> &lt; 6; </w:t>
+      </w:r>
+      <w:proofErr w:type="spellStart"/>
+      <w:r>
+        <w:rPr>
+          <w:rFonts w:ascii="Courier New" w:eastAsia="Courier New" w:hAnsi="Courier New" w:cs="Courier New"/>
+          <w:kern w:val="0"/>
+          <w:sz w:val="20"/>
+          <w:szCs w:val="20"/>
+          <w:lang w:val="en-GB"/>
+        </w:rPr>
+        <w:t>i</w:t>
+      </w:r>
+      <w:proofErr w:type="spellEnd"/>
+      <w:r>
+        <w:rPr>
+          <w:rFonts w:ascii="Courier New" w:eastAsia="Courier New" w:hAnsi="Courier New" w:cs="Courier New"/>
+          <w:kern w:val="0"/>
+          <w:sz w:val="20"/>
+          <w:szCs w:val="20"/>
+          <w:lang w:val="en-GB"/>
+        </w:rPr>
+        <w:t>++)</w:t>
       </w:r>
     </w:p>
     <w:p>
@@ -7153,7 +7346,73 @@
           <w:szCs w:val="20"/>
           <w:lang w:val="en-GB"/>
         </w:rPr>
-        <w:t xml:space="preserve"> result = AI_Run(test_inputs[i]);</w:t>
+        <w:t xml:space="preserve"> result = </w:t>
+      </w:r>
+      <w:proofErr w:type="spellStart"/>
+      <w:r>
+        <w:rPr>
+          <w:rFonts w:ascii="Courier New" w:eastAsia="Courier New" w:hAnsi="Courier New" w:cs="Courier New"/>
+          <w:kern w:val="0"/>
+          <w:sz w:val="20"/>
+          <w:szCs w:val="20"/>
+          <w:lang w:val="en-GB"/>
+        </w:rPr>
+        <w:t>AI_Run</w:t>
+      </w:r>
+      <w:proofErr w:type="spellEnd"/>
+      <w:r>
+        <w:rPr>
+          <w:rFonts w:ascii="Courier New" w:eastAsia="Courier New" w:hAnsi="Courier New" w:cs="Courier New"/>
+          <w:kern w:val="0"/>
+          <w:sz w:val="20"/>
+          <w:szCs w:val="20"/>
+          <w:lang w:val="en-GB"/>
+        </w:rPr>
+        <w:t>(</w:t>
+      </w:r>
+      <w:proofErr w:type="spellStart"/>
+      <w:r>
+        <w:rPr>
+          <w:rFonts w:ascii="Courier New" w:eastAsia="Courier New" w:hAnsi="Courier New" w:cs="Courier New"/>
+          <w:kern w:val="0"/>
+          <w:sz w:val="20"/>
+          <w:szCs w:val="20"/>
+          <w:lang w:val="en-GB"/>
+        </w:rPr>
+        <w:t>test_inputs</w:t>
+      </w:r>
+      <w:proofErr w:type="spellEnd"/>
+      <w:r>
+        <w:rPr>
+          <w:rFonts w:ascii="Courier New" w:eastAsia="Courier New" w:hAnsi="Courier New" w:cs="Courier New"/>
+          <w:kern w:val="0"/>
+          <w:sz w:val="20"/>
+          <w:szCs w:val="20"/>
+          <w:lang w:val="en-GB"/>
+        </w:rPr>
+        <w:t>[</w:t>
+      </w:r>
+      <w:proofErr w:type="spellStart"/>
+      <w:r>
+        <w:rPr>
+          <w:rFonts w:ascii="Courier New" w:eastAsia="Courier New" w:hAnsi="Courier New" w:cs="Courier New"/>
+          <w:kern w:val="0"/>
+          <w:sz w:val="20"/>
+          <w:szCs w:val="20"/>
+          <w:lang w:val="en-GB"/>
+        </w:rPr>
+        <w:t>i</w:t>
+      </w:r>
+      <w:proofErr w:type="spellEnd"/>
+      <w:r>
+        <w:rPr>
+          <w:rFonts w:ascii="Courier New" w:eastAsia="Courier New" w:hAnsi="Courier New" w:cs="Courier New"/>
+          <w:kern w:val="0"/>
+          <w:sz w:val="20"/>
+          <w:szCs w:val="20"/>
+          <w:lang w:val="en-GB"/>
+        </w:rPr>
+        <w:t>]);</w:t>
       </w:r>
     </w:p>
     <w:p>
@@ -7178,7 +7437,7 @@
         </w:rPr>
         <w:t xml:space="preserve">     </w:t>
       </w:r>
-      <w:proofErr w:type="gramStart"/>
+      <w:proofErr w:type="spellStart"/>
       <w:r>
         <w:rPr>
           <w:rFonts w:ascii="Courier New" w:eastAsia="Courier New" w:hAnsi="Courier New" w:cs="Courier New"/>
@@ -7192,6 +7451,7 @@
         </w:rPr>
         <w:t>printf</w:t>
       </w:r>
+      <w:proofErr w:type="spellEnd"/>
       <w:r>
         <w:rPr>
           <w:rFonts w:ascii="Courier New" w:eastAsia="Courier New" w:hAnsi="Courier New" w:cs="Courier New"/>
@@ -7202,7 +7462,6 @@
         </w:rPr>
         <w:t>(</w:t>
       </w:r>
-      <w:proofErr w:type="gramEnd"/>
       <w:r>
         <w:rPr>
           <w:rFonts w:ascii="Courier New" w:eastAsia="Courier New" w:hAnsi="Courier New" w:cs="Courier New"/>
@@ -7245,7 +7504,51 @@
           <w:szCs w:val="20"/>
           <w:lang w:val="en-GB"/>
         </w:rPr>
-        <w:t xml:space="preserve">            test_inputs[i],</w:t>
+        <w:t xml:space="preserve">            </w:t>
+      </w:r>
+      <w:proofErr w:type="spellStart"/>
+      <w:r>
+        <w:rPr>
+          <w:rFonts w:ascii="Courier New" w:eastAsia="Courier New" w:hAnsi="Courier New" w:cs="Courier New"/>
+          <w:kern w:val="0"/>
+          <w:sz w:val="20"/>
+          <w:szCs w:val="20"/>
+          <w:lang w:val="en-GB"/>
+        </w:rPr>
+        <w:t>test_inputs</w:t>
+      </w:r>
+      <w:proofErr w:type="spellEnd"/>
+      <w:r>
+        <w:rPr>
+          <w:rFonts w:ascii="Courier New" w:eastAsia="Courier New" w:hAnsi="Courier New" w:cs="Courier New"/>
+          <w:kern w:val="0"/>
+          <w:sz w:val="20"/>
+          <w:szCs w:val="20"/>
+          <w:lang w:val="en-GB"/>
+        </w:rPr>
+        <w:t>[</w:t>
+      </w:r>
+      <w:proofErr w:type="spellStart"/>
+      <w:r>
+        <w:rPr>
+          <w:rFonts w:ascii="Courier New" w:eastAsia="Courier New" w:hAnsi="Courier New" w:cs="Courier New"/>
+          <w:kern w:val="0"/>
+          <w:sz w:val="20"/>
+          <w:szCs w:val="20"/>
+          <w:lang w:val="en-GB"/>
+        </w:rPr>
+        <w:t>i</w:t>
+      </w:r>
+      <w:proofErr w:type="spellEnd"/>
+      <w:r>
+        <w:rPr>
+          <w:rFonts w:ascii="Courier New" w:eastAsia="Courier New" w:hAnsi="Courier New" w:cs="Courier New"/>
+          <w:kern w:val="0"/>
+          <w:sz w:val="20"/>
+          <w:szCs w:val="20"/>
+          <w:lang w:val="en-GB"/>
+        </w:rPr>
+        <w:t>],</w:t>
       </w:r>
     </w:p>
     <w:p>
@@ -7291,29 +7594,29 @@
           <w:szCs w:val="20"/>
           <w:lang w:val="en-GB"/>
         </w:rPr>
-        <w:t xml:space="preserve">     HAL_</w:t>
-      </w:r>
-      <w:proofErr w:type="gramStart"/>
-      <w:r>
-        <w:rPr>
-          <w:rFonts w:ascii="Courier New" w:eastAsia="Courier New" w:hAnsi="Courier New" w:cs="Courier New"/>
-          <w:kern w:val="0"/>
-          <w:sz w:val="20"/>
-          <w:szCs w:val="20"/>
-          <w:lang w:val="en-GB"/>
-        </w:rPr>
-        <w:t>Delay(</w:t>
-      </w:r>
-      <w:proofErr w:type="gramEnd"/>
-      <w:r>
-        <w:rPr>
-          <w:rFonts w:ascii="Courier New" w:eastAsia="Courier New" w:hAnsi="Courier New" w:cs="Courier New"/>
-          <w:kern w:val="0"/>
-          <w:sz w:val="20"/>
-          <w:szCs w:val="20"/>
-          <w:lang w:val="en-GB"/>
-        </w:rPr>
-        <w:t>1000);</w:t>
+        <w:t xml:space="preserve">     </w:t>
+      </w:r>
+      <w:proofErr w:type="spellStart"/>
+      <w:r>
+        <w:rPr>
+          <w:rFonts w:ascii="Courier New" w:eastAsia="Courier New" w:hAnsi="Courier New" w:cs="Courier New"/>
+          <w:kern w:val="0"/>
+          <w:sz w:val="20"/>
+          <w:szCs w:val="20"/>
+          <w:lang w:val="en-GB"/>
+        </w:rPr>
+        <w:t>HAL_Delay</w:t>
+      </w:r>
+      <w:proofErr w:type="spellEnd"/>
+      <w:r>
+        <w:rPr>
+          <w:rFonts w:ascii="Courier New" w:eastAsia="Courier New" w:hAnsi="Courier New" w:cs="Courier New"/>
+          <w:kern w:val="0"/>
+          <w:sz w:val="20"/>
+          <w:szCs w:val="20"/>
+          <w:lang w:val="en-GB"/>
+        </w:rPr>
+        <w:t>(1000);</w:t>
       </w:r>
     </w:p>
     <w:p>
@@ -7376,7 +7679,7 @@
           <w:lang w:val="en-GB"/>
         </w:rPr>
         <w:pict w14:anchorId="7C5C4D3E">
-          <v:rect id="_x0000_i1040" style="width:0;height:1.5pt" o:hralign="center" o:hrstd="t" o:hr="t" fillcolor="#a0a0a0" stroked="f"/>
+          <v:rect id="_x0000_i1032" style="width:0;height:1.5pt" o:hralign="center" o:hrstd="t" o:hr="t" fillcolor="#a0a0a0" stroked="f"/>
         </w:pict>
       </w:r>
     </w:p>
@@ -7408,7 +7711,7 @@
         </w:rPr>
         <w:t xml:space="preserve">Step 14: Redirect </w:t>
       </w:r>
-      <w:proofErr w:type="gramStart"/>
+      <w:proofErr w:type="spellStart"/>
       <w:r>
         <w:rPr>
           <w:rFonts w:ascii="Arial" w:eastAsia="Arial" w:hAnsi="Arial" w:cs="Arial"/>
@@ -7419,9 +7722,9 @@
           <w:szCs w:val="46"/>
           <w:lang w:val="en-GB"/>
         </w:rPr>
-        <w:t>printf(</w:t>
-      </w:r>
-      <w:proofErr w:type="gramEnd"/>
+        <w:t>printf</w:t>
+      </w:r>
+      <w:proofErr w:type="spellEnd"/>
       <w:r>
         <w:rPr>
           <w:rFonts w:ascii="Arial" w:eastAsia="Arial" w:hAnsi="Arial" w:cs="Arial"/>
@@ -7432,7 +7735,7 @@
           <w:szCs w:val="46"/>
           <w:lang w:val="en-GB"/>
         </w:rPr>
-        <w:t>) to UART</w:t>
+        <w:t>() to UART</w:t>
       </w:r>
     </w:p>
     <w:p>
@@ -7501,20 +7804,7 @@
           <w:szCs w:val="20"/>
           <w:lang w:val="en-GB"/>
         </w:rPr>
-        <w:t>_</w:t>
-      </w:r>
-      <w:proofErr w:type="gramStart"/>
-      <w:r>
-        <w:rPr>
-          <w:rFonts w:ascii="Courier New" w:eastAsia="Courier New" w:hAnsi="Courier New" w:cs="Courier New"/>
-          <w:b/>
-          <w:bCs/>
-          <w:kern w:val="0"/>
-          <w:sz w:val="20"/>
-          <w:szCs w:val="20"/>
-          <w:lang w:val="en-GB"/>
-        </w:rPr>
-        <w:t>write</w:t>
+        <w:t>_write</w:t>
       </w:r>
       <w:r>
         <w:rPr>
@@ -7526,7 +7816,6 @@
         </w:rPr>
         <w:t>(</w:t>
       </w:r>
-      <w:proofErr w:type="gramEnd"/>
       <w:r>
         <w:rPr>
           <w:rFonts w:ascii="Courier New" w:eastAsia="Courier New" w:hAnsi="Courier New" w:cs="Courier New"/>
@@ -7571,7 +7860,29 @@
           <w:szCs w:val="20"/>
           <w:lang w:val="en-GB"/>
         </w:rPr>
-        <w:t xml:space="preserve"> *ptr, </w:t>
+        <w:t xml:space="preserve"> *</w:t>
+      </w:r>
+      <w:proofErr w:type="spellStart"/>
+      <w:r>
+        <w:rPr>
+          <w:rFonts w:ascii="Courier New" w:eastAsia="Courier New" w:hAnsi="Courier New" w:cs="Courier New"/>
+          <w:kern w:val="0"/>
+          <w:sz w:val="20"/>
+          <w:szCs w:val="20"/>
+          <w:lang w:val="en-GB"/>
+        </w:rPr>
+        <w:t>ptr</w:t>
+      </w:r>
+      <w:proofErr w:type="spellEnd"/>
+      <w:r>
+        <w:rPr>
+          <w:rFonts w:ascii="Courier New" w:eastAsia="Courier New" w:hAnsi="Courier New" w:cs="Courier New"/>
+          <w:kern w:val="0"/>
+          <w:sz w:val="20"/>
+          <w:szCs w:val="20"/>
+          <w:lang w:val="en-GB"/>
+        </w:rPr>
+        <w:t xml:space="preserve">, </w:t>
       </w:r>
       <w:r>
         <w:rPr>
@@ -7594,7 +7905,29 @@
           <w:szCs w:val="20"/>
           <w:lang w:val="en-GB"/>
         </w:rPr>
-        <w:t xml:space="preserve"> len)</w:t>
+        <w:t xml:space="preserve"> </w:t>
+      </w:r>
+      <w:proofErr w:type="spellStart"/>
+      <w:r>
+        <w:rPr>
+          <w:rFonts w:ascii="Courier New" w:eastAsia="Courier New" w:hAnsi="Courier New" w:cs="Courier New"/>
+          <w:kern w:val="0"/>
+          <w:sz w:val="20"/>
+          <w:szCs w:val="20"/>
+          <w:lang w:val="en-GB"/>
+        </w:rPr>
+        <w:t>len</w:t>
+      </w:r>
+      <w:proofErr w:type="spellEnd"/>
+      <w:r>
+        <w:rPr>
+          <w:rFonts w:ascii="Courier New" w:eastAsia="Courier New" w:hAnsi="Courier New" w:cs="Courier New"/>
+          <w:kern w:val="0"/>
+          <w:sz w:val="20"/>
+          <w:szCs w:val="20"/>
+          <w:lang w:val="en-GB"/>
+        </w:rPr>
+        <w:t>)</w:t>
       </w:r>
     </w:p>
     <w:p>
@@ -7640,9 +7973,9 @@
           <w:szCs w:val="20"/>
           <w:lang w:val="de-DE"/>
         </w:rPr>
-        <w:t xml:space="preserve">   HAL_UART_</w:t>
-      </w:r>
-      <w:proofErr w:type="gramStart"/>
+        <w:t xml:space="preserve">   </w:t>
+      </w:r>
+      <w:proofErr w:type="spellStart"/>
       <w:r>
         <w:rPr>
           <w:rFonts w:ascii="Courier New" w:eastAsia="Courier New" w:hAnsi="Courier New" w:cs="Courier New"/>
@@ -7651,9 +7984,9 @@
           <w:szCs w:val="20"/>
           <w:lang w:val="de-DE"/>
         </w:rPr>
-        <w:t>Transmit(</w:t>
-      </w:r>
-      <w:proofErr w:type="gramEnd"/>
+        <w:t>HAL_UART_Transmit</w:t>
+      </w:r>
+      <w:proofErr w:type="spellEnd"/>
       <w:r>
         <w:rPr>
           <w:rFonts w:ascii="Courier New" w:eastAsia="Courier New" w:hAnsi="Courier New" w:cs="Courier New"/>
@@ -7662,7 +7995,7 @@
           <w:szCs w:val="20"/>
           <w:lang w:val="de-DE"/>
         </w:rPr>
-        <w:t>&amp;huart4, (</w:t>
+        <w:t>(&amp;huart4, (</w:t>
       </w:r>
       <w:r>
         <w:rPr>
@@ -7683,9 +8016,9 @@
           <w:szCs w:val="20"/>
           <w:lang w:val="de-DE"/>
         </w:rPr>
-        <w:t xml:space="preserve"> </w:t>
-      </w:r>
-      <w:proofErr w:type="gramStart"/>
+        <w:t xml:space="preserve"> *)</w:t>
+      </w:r>
+      <w:proofErr w:type="spellStart"/>
       <w:r>
         <w:rPr>
           <w:rFonts w:ascii="Courier New" w:eastAsia="Courier New" w:hAnsi="Courier New" w:cs="Courier New"/>
@@ -7694,9 +8027,9 @@
           <w:szCs w:val="20"/>
           <w:lang w:val="de-DE"/>
         </w:rPr>
-        <w:t>*)ptr</w:t>
-      </w:r>
-      <w:proofErr w:type="gramEnd"/>
+        <w:t>ptr</w:t>
+      </w:r>
+      <w:proofErr w:type="spellEnd"/>
       <w:r>
         <w:rPr>
           <w:rFonts w:ascii="Courier New" w:eastAsia="Courier New" w:hAnsi="Courier New" w:cs="Courier New"/>
@@ -7705,7 +8038,29 @@
           <w:szCs w:val="20"/>
           <w:lang w:val="de-DE"/>
         </w:rPr>
-        <w:t>, len, HAL_MAX_DELAY);</w:t>
+        <w:t xml:space="preserve">, </w:t>
+      </w:r>
+      <w:proofErr w:type="spellStart"/>
+      <w:r>
+        <w:rPr>
+          <w:rFonts w:ascii="Courier New" w:eastAsia="Courier New" w:hAnsi="Courier New" w:cs="Courier New"/>
+          <w:kern w:val="0"/>
+          <w:sz w:val="20"/>
+          <w:szCs w:val="20"/>
+          <w:lang w:val="de-DE"/>
+        </w:rPr>
+        <w:t>len</w:t>
+      </w:r>
+      <w:proofErr w:type="spellEnd"/>
+      <w:r>
+        <w:rPr>
+          <w:rFonts w:ascii="Courier New" w:eastAsia="Courier New" w:hAnsi="Courier New" w:cs="Courier New"/>
+          <w:kern w:val="0"/>
+          <w:sz w:val="20"/>
+          <w:szCs w:val="20"/>
+          <w:lang w:val="de-DE"/>
+        </w:rPr>
+        <w:t>, HAL_MAX_DELAY);</w:t>
       </w:r>
     </w:p>
     <w:p>
@@ -7751,7 +8106,29 @@
           <w:szCs w:val="20"/>
           <w:lang w:val="en-GB"/>
         </w:rPr>
-        <w:t xml:space="preserve"> len;</w:t>
+        <w:t xml:space="preserve"> </w:t>
+      </w:r>
+      <w:proofErr w:type="spellStart"/>
+      <w:r>
+        <w:rPr>
+          <w:rFonts w:ascii="Courier New" w:eastAsia="Courier New" w:hAnsi="Courier New" w:cs="Courier New"/>
+          <w:kern w:val="0"/>
+          <w:sz w:val="20"/>
+          <w:szCs w:val="20"/>
+          <w:lang w:val="en-GB"/>
+        </w:rPr>
+        <w:t>len</w:t>
+      </w:r>
+      <w:proofErr w:type="spellEnd"/>
+      <w:r>
+        <w:rPr>
+          <w:rFonts w:ascii="Courier New" w:eastAsia="Courier New" w:hAnsi="Courier New" w:cs="Courier New"/>
+          <w:kern w:val="0"/>
+          <w:sz w:val="20"/>
+          <w:szCs w:val="20"/>
+          <w:lang w:val="en-GB"/>
+        </w:rPr>
+        <w:t>;</w:t>
       </w:r>
     </w:p>
     <w:p>
@@ -7818,7 +8195,7 @@
         </w:rPr>
         <w:t xml:space="preserve">Now every </w:t>
       </w:r>
-      <w:proofErr w:type="gramStart"/>
+      <w:proofErr w:type="spellStart"/>
       <w:r>
         <w:rPr>
           <w:rFonts w:ascii="Roboto Mono" w:eastAsia="Roboto Mono" w:hAnsi="Roboto Mono" w:cs="Roboto Mono"/>
@@ -7827,9 +8204,9 @@
           <w:sz w:val="22"/>
           <w:lang w:val="en-GB"/>
         </w:rPr>
-        <w:t>printf(</w:t>
-      </w:r>
-      <w:proofErr w:type="gramEnd"/>
+        <w:t>printf</w:t>
+      </w:r>
+      <w:proofErr w:type="spellEnd"/>
       <w:r>
         <w:rPr>
           <w:rFonts w:ascii="Roboto Mono" w:eastAsia="Roboto Mono" w:hAnsi="Roboto Mono" w:cs="Roboto Mono"/>
@@ -7838,7 +8215,7 @@
           <w:sz w:val="22"/>
           <w:lang w:val="en-GB"/>
         </w:rPr>
-        <w:t>)</w:t>
+        <w:t>()</w:t>
       </w:r>
       <w:r>
         <w:rPr>
@@ -7868,7 +8245,7 @@
           <w:lang w:val="en-GB"/>
         </w:rPr>
         <w:pict w14:anchorId="7C0C5003">
-          <v:rect id="_x0000_i1041" style="width:0;height:1.5pt" o:hralign="center" o:hrstd="t" o:hr="t" fillcolor="#a0a0a0" stroked="f"/>
+          <v:rect id="_x0000_i1033" style="width:0;height:1.5pt" o:hralign="center" o:hrstd="t" o:hr="t" fillcolor="#a0a0a0" stroked="f"/>
         </w:pict>
       </w:r>
     </w:p>
@@ -8039,7 +8416,7 @@
           <w:lang w:val="en-GB"/>
         </w:rPr>
         <w:pict w14:anchorId="7F66731B">
-          <v:rect id="_x0000_i1042" style="width:0;height:1.5pt" o:hralign="center" o:hrstd="t" o:hr="t" fillcolor="#a0a0a0" stroked="f"/>
+          <v:rect id="_x0000_i1034" style="width:0;height:1.5pt" o:hralign="center" o:hrstd="t" o:hr="t" fillcolor="#a0a0a0" stroked="f"/>
         </w:pict>
       </w:r>
     </w:p>
@@ -8212,7 +8589,7 @@
           <w:lang w:val="en-GB"/>
         </w:rPr>
         <w:pict w14:anchorId="185AC1EE">
-          <v:rect id="_x0000_i1043" style="width:0;height:1.5pt" o:hralign="center" o:hrstd="t" o:hr="t" fillcolor="#a0a0a0" stroked="f"/>
+          <v:rect id="_x0000_i1035" style="width:0;height:1.5pt" o:hralign="center" o:hrstd="t" o:hr="t" fillcolor="#a0a0a0" stroked="f"/>
         </w:pict>
       </w:r>
     </w:p>
@@ -8404,7 +8781,7 @@
           <w:lang w:val="en-GB"/>
         </w:rPr>
         <w:pict w14:anchorId="6CCE8952">
-          <v:rect id="_x0000_i1044" style="width:0;height:1.5pt" o:hralign="center" o:hrstd="t" o:hr="t" fillcolor="#a0a0a0" stroked="f"/>
+          <v:rect id="_x0000_i1036" style="width:0;height:1.5pt" o:hralign="center" o:hrstd="t" o:hr="t" fillcolor="#a0a0a0" stroked="f"/>
         </w:pict>
       </w:r>
     </w:p>
@@ -8481,7 +8858,7 @@
           <w:szCs w:val="24"/>
         </w:rPr>
         <w:pict w14:anchorId="665E9C4C">
-          <v:rect id="_x0000_i1028" style="width:0;height:1.5pt" o:hralign="center" o:hrstd="t" o:hr="t" fillcolor="#a0a0a0" stroked="f"/>
+          <v:rect id="_x0000_i1037" style="width:0;height:1.5pt" o:hralign="center" o:hrstd="t" o:hr="t" fillcolor="#a0a0a0" stroked="f"/>
         </w:pict>
       </w:r>
     </w:p>
@@ -8618,25 +8995,14 @@
           <w:szCs w:val="20"/>
         </w:rPr>
       </w:pPr>
-      <w:proofErr w:type="gramStart"/>
-      <w:r>
-        <w:rPr>
-          <w:rFonts w:ascii="Courier New" w:eastAsia="Times New Roman" w:hAnsi="Courier New" w:cs="Courier New"/>
-          <w:kern w:val="0"/>
-          <w:sz w:val="20"/>
-          <w:szCs w:val="20"/>
-        </w:rPr>
-        <w:t>Input :</w:t>
-      </w:r>
-      <w:proofErr w:type="gramEnd"/>
-      <w:r>
-        <w:rPr>
-          <w:rFonts w:ascii="Courier New" w:eastAsia="Times New Roman" w:hAnsi="Courier New" w:cs="Courier New"/>
-          <w:kern w:val="0"/>
-          <w:sz w:val="20"/>
-          <w:szCs w:val="20"/>
-        </w:rPr>
-        <w:t xml:space="preserve"> 7</w:t>
+      <w:r>
+        <w:rPr>
+          <w:rFonts w:ascii="Courier New" w:eastAsia="Times New Roman" w:hAnsi="Courier New" w:cs="Courier New"/>
+          <w:kern w:val="0"/>
+          <w:sz w:val="20"/>
+          <w:szCs w:val="20"/>
+        </w:rPr>
+        <w:t>Input : 7</w:t>
       </w:r>
     </w:p>
     <w:p>
@@ -8696,25 +9062,14 @@
           <w:szCs w:val="20"/>
         </w:rPr>
       </w:pPr>
-      <w:proofErr w:type="gramStart"/>
-      <w:r>
-        <w:rPr>
-          <w:rFonts w:ascii="Courier New" w:eastAsia="Times New Roman" w:hAnsi="Courier New" w:cs="Courier New"/>
-          <w:kern w:val="0"/>
-          <w:sz w:val="20"/>
-          <w:szCs w:val="20"/>
-        </w:rPr>
-        <w:t>Output :</w:t>
-      </w:r>
-      <w:proofErr w:type="gramEnd"/>
-      <w:r>
-        <w:rPr>
-          <w:rFonts w:ascii="Courier New" w:eastAsia="Times New Roman" w:hAnsi="Courier New" w:cs="Courier New"/>
-          <w:kern w:val="0"/>
-          <w:sz w:val="20"/>
-          <w:szCs w:val="20"/>
-        </w:rPr>
-        <w:t xml:space="preserve"> ≈14</w:t>
+      <w:r>
+        <w:rPr>
+          <w:rFonts w:ascii="Courier New" w:eastAsia="Times New Roman" w:hAnsi="Courier New" w:cs="Courier New"/>
+          <w:kern w:val="0"/>
+          <w:sz w:val="20"/>
+          <w:szCs w:val="20"/>
+        </w:rPr>
+        <w:t>Output : ≈14</w:t>
       </w:r>
     </w:p>
     <w:p>
@@ -9097,7 +9452,7 @@
           <w:szCs w:val="24"/>
         </w:rPr>
         <w:pict w14:anchorId="569EFEE0">
-          <v:rect id="_x0000_i1029" style="width:0;height:1.5pt" o:hralign="center" o:hrstd="t" o:hr="t" fillcolor="#a0a0a0" stroked="f"/>
+          <v:rect id="_x0000_i1038" style="width:0;height:1.5pt" o:hralign="center" o:hrstd="t" o:hr="t" fillcolor="#a0a0a0" stroked="f"/>
         </w:pict>
       </w:r>
     </w:p>
@@ -9144,7 +9499,27 @@
           <w:szCs w:val="24"/>
         </w:rPr>
         <w:lastRenderedPageBreak/>
-        <w:t>Assume CubeAI generated</w:t>
+        <w:t xml:space="preserve">Assume </w:t>
+      </w:r>
+      <w:proofErr w:type="spellStart"/>
+      <w:r>
+        <w:rPr>
+          <w:rFonts w:ascii="Times New Roman" w:eastAsia="Times New Roman" w:hAnsi="Times New Roman" w:cs="Times New Roman"/>
+          <w:kern w:val="0"/>
+          <w:sz w:val="24"/>
+          <w:szCs w:val="24"/>
+        </w:rPr>
+        <w:t>CubeAI</w:t>
+      </w:r>
+      <w:proofErr w:type="spellEnd"/>
+      <w:r>
+        <w:rPr>
+          <w:rFonts w:ascii="Times New Roman" w:eastAsia="Times New Roman" w:hAnsi="Times New Roman" w:cs="Times New Roman"/>
+          <w:kern w:val="0"/>
+          <w:sz w:val="24"/>
+          <w:szCs w:val="24"/>
+        </w:rPr>
+        <w:t xml:space="preserve"> generated</w:t>
       </w:r>
     </w:p>
     <w:p>
@@ -9175,6 +9550,7 @@
           <w:szCs w:val="20"/>
         </w:rPr>
       </w:pPr>
+      <w:proofErr w:type="spellStart"/>
       <w:r>
         <w:rPr>
           <w:rFonts w:ascii="Courier New" w:eastAsia="Times New Roman" w:hAnsi="Courier New" w:cs="Courier New"/>
@@ -9184,6 +9560,7 @@
         </w:rPr>
         <w:t>multiply_model.c</w:t>
       </w:r>
+      <w:proofErr w:type="spellEnd"/>
     </w:p>
     <w:p>
       <w:pPr>
@@ -9213,6 +9590,7 @@
           <w:szCs w:val="20"/>
         </w:rPr>
       </w:pPr>
+      <w:proofErr w:type="spellStart"/>
       <w:r>
         <w:rPr>
           <w:rFonts w:ascii="Courier New" w:eastAsia="Times New Roman" w:hAnsi="Courier New" w:cs="Courier New"/>
@@ -9222,6 +9600,7 @@
         </w:rPr>
         <w:t>multiply_model.h</w:t>
       </w:r>
+      <w:proofErr w:type="spellEnd"/>
     </w:p>
     <w:p>
       <w:pPr>
@@ -9251,26 +9630,17 @@
           <w:szCs w:val="20"/>
         </w:rPr>
       </w:pPr>
-      <w:r>
-        <w:rPr>
-          <w:rFonts w:ascii="Courier New" w:eastAsia="Times New Roman" w:hAnsi="Courier New" w:cs="Courier New"/>
-          <w:kern w:val="0"/>
-          <w:sz w:val="20"/>
-          <w:szCs w:val="20"/>
-        </w:rPr>
-        <w:t>multiply_model_data</w:t>
-      </w:r>
-      <w:proofErr w:type="gramStart"/>
-      <w:r>
-        <w:rPr>
-          <w:rFonts w:ascii="Courier New" w:eastAsia="Times New Roman" w:hAnsi="Courier New" w:cs="Courier New"/>
-          <w:kern w:val="0"/>
-          <w:sz w:val="20"/>
-          <w:szCs w:val="20"/>
-        </w:rPr>
-        <w:t>.c</w:t>
-      </w:r>
-      <w:proofErr w:type="gramEnd"/>
+      <w:proofErr w:type="spellStart"/>
+      <w:r>
+        <w:rPr>
+          <w:rFonts w:ascii="Courier New" w:eastAsia="Times New Roman" w:hAnsi="Courier New" w:cs="Courier New"/>
+          <w:kern w:val="0"/>
+          <w:sz w:val="20"/>
+          <w:szCs w:val="20"/>
+        </w:rPr>
+        <w:t>multiply_model_data.c</w:t>
+      </w:r>
+      <w:proofErr w:type="spellEnd"/>
     </w:p>
     <w:p>
       <w:pPr>
@@ -9300,6 +9670,7 @@
           <w:szCs w:val="20"/>
         </w:rPr>
       </w:pPr>
+      <w:proofErr w:type="spellStart"/>
       <w:r>
         <w:rPr>
           <w:rFonts w:ascii="Courier New" w:eastAsia="Times New Roman" w:hAnsi="Courier New" w:cs="Courier New"/>
@@ -9309,6 +9680,7 @@
         </w:rPr>
         <w:t>multiply_model_data.h</w:t>
       </w:r>
+      <w:proofErr w:type="spellEnd"/>
     </w:p>
     <w:p>
       <w:pPr>
@@ -9358,6 +9730,7 @@
           <w:szCs w:val="20"/>
         </w:rPr>
       </w:pPr>
+      <w:proofErr w:type="spellStart"/>
       <w:r>
         <w:rPr>
           <w:rFonts w:ascii="Courier New" w:eastAsia="Times New Roman" w:hAnsi="Courier New" w:cs="Courier New"/>
@@ -9367,6 +9740,7 @@
         </w:rPr>
         <w:t>multiply_model</w:t>
       </w:r>
+      <w:proofErr w:type="spellEnd"/>
     </w:p>
     <w:p>
       <w:pPr>
@@ -9385,19 +9759,19 @@
           <w:sz w:val="24"/>
           <w:szCs w:val="24"/>
         </w:rPr>
-        <w:t>(Replace the names if CubeAI generated different identifiers.)</w:t>
-      </w:r>
-    </w:p>
-    <w:p>
-      <w:pPr>
-        <w:spacing w:after="0" w:line="240" w:lineRule="auto"/>
+        <w:t xml:space="preserve">(Replace the names if </w:t>
+      </w:r>
+      <w:proofErr w:type="spellStart"/>
+      <w:r>
         <w:rPr>
           <w:rFonts w:ascii="Times New Roman" w:eastAsia="Times New Roman" w:hAnsi="Times New Roman" w:cs="Times New Roman"/>
           <w:kern w:val="0"/>
           <w:sz w:val="24"/>
           <w:szCs w:val="24"/>
         </w:rPr>
-      </w:pPr>
+        <w:t>CubeAI</w:t>
+      </w:r>
+      <w:proofErr w:type="spellEnd"/>
       <w:r>
         <w:rPr>
           <w:rFonts w:ascii="Times New Roman" w:eastAsia="Times New Roman" w:hAnsi="Times New Roman" w:cs="Times New Roman"/>
@@ -9405,8 +9779,28 @@
           <w:sz w:val="24"/>
           <w:szCs w:val="24"/>
         </w:rPr>
+        <w:t xml:space="preserve"> generated different identifiers.)</w:t>
+      </w:r>
+    </w:p>
+    <w:p>
+      <w:pPr>
+        <w:spacing w:after="0" w:line="240" w:lineRule="auto"/>
+        <w:rPr>
+          <w:rFonts w:ascii="Times New Roman" w:eastAsia="Times New Roman" w:hAnsi="Times New Roman" w:cs="Times New Roman"/>
+          <w:kern w:val="0"/>
+          <w:sz w:val="24"/>
+          <w:szCs w:val="24"/>
+        </w:rPr>
+      </w:pPr>
+      <w:r>
+        <w:rPr>
+          <w:rFonts w:ascii="Times New Roman" w:eastAsia="Times New Roman" w:hAnsi="Times New Roman" w:cs="Times New Roman"/>
+          <w:kern w:val="0"/>
+          <w:sz w:val="24"/>
+          <w:szCs w:val="24"/>
+        </w:rPr>
         <w:pict w14:anchorId="2CA4CD77">
-          <v:rect id="_x0000_i1030" style="width:0;height:1.5pt" o:hralign="center" o:hrstd="t" o:hr="t" fillcolor="#a0a0a0" stroked="f"/>
+          <v:rect id="_x0000_i1039" style="width:0;height:1.5pt" o:hralign="center" o:hrstd="t" o:hr="t" fillcolor="#a0a0a0" stroked="f"/>
         </w:pict>
       </w:r>
     </w:p>
@@ -9495,19 +9889,19 @@
           <w:sz w:val="20"/>
           <w:szCs w:val="20"/>
         </w:rPr>
-        <w:t>#include "multiply_model</w:t>
-      </w:r>
-      <w:proofErr w:type="gramStart"/>
-      <w:r>
-        <w:rPr>
-          <w:rFonts w:ascii="Courier New" w:eastAsia="Times New Roman" w:hAnsi="Courier New" w:cs="Courier New"/>
-          <w:kern w:val="0"/>
-          <w:sz w:val="20"/>
-          <w:szCs w:val="20"/>
-        </w:rPr>
-        <w:t>.h</w:t>
-      </w:r>
-      <w:proofErr w:type="gramEnd"/>
+        <w:t>#include "</w:t>
+      </w:r>
+      <w:proofErr w:type="spellStart"/>
+      <w:r>
+        <w:rPr>
+          <w:rFonts w:ascii="Courier New" w:eastAsia="Times New Roman" w:hAnsi="Courier New" w:cs="Courier New"/>
+          <w:kern w:val="0"/>
+          <w:sz w:val="20"/>
+          <w:szCs w:val="20"/>
+        </w:rPr>
+        <w:t>multiply_model.h</w:t>
+      </w:r>
+      <w:proofErr w:type="spellEnd"/>
       <w:r>
         <w:rPr>
           <w:rFonts w:ascii="Courier New" w:eastAsia="Times New Roman" w:hAnsi="Courier New" w:cs="Courier New"/>
@@ -9553,19 +9947,19 @@
           <w:sz w:val="20"/>
           <w:szCs w:val="20"/>
         </w:rPr>
-        <w:t>#include "multiply_model_data</w:t>
-      </w:r>
-      <w:proofErr w:type="gramStart"/>
-      <w:r>
-        <w:rPr>
-          <w:rFonts w:ascii="Courier New" w:eastAsia="Times New Roman" w:hAnsi="Courier New" w:cs="Courier New"/>
-          <w:kern w:val="0"/>
-          <w:sz w:val="20"/>
-          <w:szCs w:val="20"/>
-        </w:rPr>
-        <w:t>.h</w:t>
-      </w:r>
-      <w:proofErr w:type="gramEnd"/>
+        <w:t>#include "</w:t>
+      </w:r>
+      <w:proofErr w:type="spellStart"/>
+      <w:r>
+        <w:rPr>
+          <w:rFonts w:ascii="Courier New" w:eastAsia="Times New Roman" w:hAnsi="Courier New" w:cs="Courier New"/>
+          <w:kern w:val="0"/>
+          <w:sz w:val="20"/>
+          <w:szCs w:val="20"/>
+        </w:rPr>
+        <w:t>multiply_model_data.h</w:t>
+      </w:r>
+      <w:proofErr w:type="spellEnd"/>
       <w:r>
         <w:rPr>
           <w:rFonts w:ascii="Courier New" w:eastAsia="Times New Roman" w:hAnsi="Courier New" w:cs="Courier New"/>
@@ -9640,27 +10034,7 @@
           <w:sz w:val="20"/>
           <w:szCs w:val="20"/>
         </w:rPr>
-        <w:t>AI_</w:t>
-      </w:r>
-      <w:proofErr w:type="gramStart"/>
-      <w:r>
-        <w:rPr>
-          <w:rFonts w:ascii="Courier New" w:eastAsia="Times New Roman" w:hAnsi="Courier New" w:cs="Courier New"/>
-          <w:kern w:val="0"/>
-          <w:sz w:val="20"/>
-          <w:szCs w:val="20"/>
-        </w:rPr>
-        <w:t>ALIGNED(</w:t>
-      </w:r>
-      <w:proofErr w:type="gramEnd"/>
-      <w:r>
-        <w:rPr>
-          <w:rFonts w:ascii="Courier New" w:eastAsia="Times New Roman" w:hAnsi="Courier New" w:cs="Courier New"/>
-          <w:kern w:val="0"/>
-          <w:sz w:val="20"/>
-          <w:szCs w:val="20"/>
-        </w:rPr>
-        <w:t>32)</w:t>
+        <w:t>AI_ALIGNED(32)</w:t>
       </w:r>
     </w:p>
     <w:p>
@@ -9698,27 +10072,7 @@
           <w:sz w:val="20"/>
           <w:szCs w:val="20"/>
         </w:rPr>
-        <w:t xml:space="preserve">static ai_u8 </w:t>
-      </w:r>
-      <w:proofErr w:type="gramStart"/>
-      <w:r>
-        <w:rPr>
-          <w:rFonts w:ascii="Courier New" w:eastAsia="Times New Roman" w:hAnsi="Courier New" w:cs="Courier New"/>
-          <w:kern w:val="0"/>
-          <w:sz w:val="20"/>
-          <w:szCs w:val="20"/>
-        </w:rPr>
-        <w:t>activations[</w:t>
-      </w:r>
-      <w:proofErr w:type="gramEnd"/>
-      <w:r>
-        <w:rPr>
-          <w:rFonts w:ascii="Courier New" w:eastAsia="Times New Roman" w:hAnsi="Courier New" w:cs="Courier New"/>
-          <w:kern w:val="0"/>
-          <w:sz w:val="20"/>
-          <w:szCs w:val="20"/>
-        </w:rPr>
-        <w:t>AI_MULTIPLY_MODEL_DATA_ACTIVATIONS_SIZE];</w:t>
+        <w:t>static ai_u8 activations[AI_MULTIPLY_MODEL_DATA_ACTIVATIONS_SIZE];</w:t>
       </w:r>
     </w:p>
     <w:p>
@@ -9756,27 +10110,47 @@
           <w:sz w:val="20"/>
           <w:szCs w:val="20"/>
         </w:rPr>
-        <w:t>static ai_float in_</w:t>
-      </w:r>
-      <w:proofErr w:type="gramStart"/>
-      <w:r>
-        <w:rPr>
-          <w:rFonts w:ascii="Courier New" w:eastAsia="Times New Roman" w:hAnsi="Courier New" w:cs="Courier New"/>
-          <w:kern w:val="0"/>
-          <w:sz w:val="20"/>
-          <w:szCs w:val="20"/>
-        </w:rPr>
-        <w:t>data[</w:t>
-      </w:r>
-      <w:proofErr w:type="gramEnd"/>
-      <w:r>
-        <w:rPr>
-          <w:rFonts w:ascii="Courier New" w:eastAsia="Times New Roman" w:hAnsi="Courier New" w:cs="Courier New"/>
-          <w:kern w:val="0"/>
-          <w:sz w:val="20"/>
-          <w:szCs w:val="20"/>
-        </w:rPr>
-        <w:t>AI_MULTIPLY_MODEL_IN_1_SIZE];</w:t>
+        <w:t xml:space="preserve">static </w:t>
+      </w:r>
+      <w:proofErr w:type="spellStart"/>
+      <w:r>
+        <w:rPr>
+          <w:rFonts w:ascii="Courier New" w:eastAsia="Times New Roman" w:hAnsi="Courier New" w:cs="Courier New"/>
+          <w:kern w:val="0"/>
+          <w:sz w:val="20"/>
+          <w:szCs w:val="20"/>
+        </w:rPr>
+        <w:t>ai_float</w:t>
+      </w:r>
+      <w:proofErr w:type="spellEnd"/>
+      <w:r>
+        <w:rPr>
+          <w:rFonts w:ascii="Courier New" w:eastAsia="Times New Roman" w:hAnsi="Courier New" w:cs="Courier New"/>
+          <w:kern w:val="0"/>
+          <w:sz w:val="20"/>
+          <w:szCs w:val="20"/>
+        </w:rPr>
+        <w:t xml:space="preserve"> </w:t>
+      </w:r>
+      <w:proofErr w:type="spellStart"/>
+      <w:r>
+        <w:rPr>
+          <w:rFonts w:ascii="Courier New" w:eastAsia="Times New Roman" w:hAnsi="Courier New" w:cs="Courier New"/>
+          <w:kern w:val="0"/>
+          <w:sz w:val="20"/>
+          <w:szCs w:val="20"/>
+        </w:rPr>
+        <w:t>in_data</w:t>
+      </w:r>
+      <w:proofErr w:type="spellEnd"/>
+      <w:r>
+        <w:rPr>
+          <w:rFonts w:ascii="Courier New" w:eastAsia="Times New Roman" w:hAnsi="Courier New" w:cs="Courier New"/>
+          <w:kern w:val="0"/>
+          <w:sz w:val="20"/>
+          <w:szCs w:val="20"/>
+        </w:rPr>
+        <w:t>[AI_MULTIPLY_MODEL_IN_1_SIZE];</w:t>
       </w:r>
     </w:p>
     <w:p>
@@ -9814,27 +10188,47 @@
           <w:sz w:val="20"/>
           <w:szCs w:val="20"/>
         </w:rPr>
-        <w:t>static ai_float out_</w:t>
-      </w:r>
-      <w:proofErr w:type="gramStart"/>
-      <w:r>
-        <w:rPr>
-          <w:rFonts w:ascii="Courier New" w:eastAsia="Times New Roman" w:hAnsi="Courier New" w:cs="Courier New"/>
-          <w:kern w:val="0"/>
-          <w:sz w:val="20"/>
-          <w:szCs w:val="20"/>
-        </w:rPr>
-        <w:t>data[</w:t>
-      </w:r>
-      <w:proofErr w:type="gramEnd"/>
-      <w:r>
-        <w:rPr>
-          <w:rFonts w:ascii="Courier New" w:eastAsia="Times New Roman" w:hAnsi="Courier New" w:cs="Courier New"/>
-          <w:kern w:val="0"/>
-          <w:sz w:val="20"/>
-          <w:szCs w:val="20"/>
-        </w:rPr>
-        <w:t>AI_MULTIPLY_MODEL_OUT_1_SIZE];</w:t>
+        <w:t xml:space="preserve">static </w:t>
+      </w:r>
+      <w:proofErr w:type="spellStart"/>
+      <w:r>
+        <w:rPr>
+          <w:rFonts w:ascii="Courier New" w:eastAsia="Times New Roman" w:hAnsi="Courier New" w:cs="Courier New"/>
+          <w:kern w:val="0"/>
+          <w:sz w:val="20"/>
+          <w:szCs w:val="20"/>
+        </w:rPr>
+        <w:t>ai_float</w:t>
+      </w:r>
+      <w:proofErr w:type="spellEnd"/>
+      <w:r>
+        <w:rPr>
+          <w:rFonts w:ascii="Courier New" w:eastAsia="Times New Roman" w:hAnsi="Courier New" w:cs="Courier New"/>
+          <w:kern w:val="0"/>
+          <w:sz w:val="20"/>
+          <w:szCs w:val="20"/>
+        </w:rPr>
+        <w:t xml:space="preserve"> </w:t>
+      </w:r>
+      <w:proofErr w:type="spellStart"/>
+      <w:r>
+        <w:rPr>
+          <w:rFonts w:ascii="Courier New" w:eastAsia="Times New Roman" w:hAnsi="Courier New" w:cs="Courier New"/>
+          <w:kern w:val="0"/>
+          <w:sz w:val="20"/>
+          <w:szCs w:val="20"/>
+        </w:rPr>
+        <w:t>out_data</w:t>
+      </w:r>
+      <w:proofErr w:type="spellEnd"/>
+      <w:r>
+        <w:rPr>
+          <w:rFonts w:ascii="Courier New" w:eastAsia="Times New Roman" w:hAnsi="Courier New" w:cs="Courier New"/>
+          <w:kern w:val="0"/>
+          <w:sz w:val="20"/>
+          <w:szCs w:val="20"/>
+        </w:rPr>
+        <w:t>[AI_MULTIPLY_MODEL_OUT_1_SIZE];</w:t>
       </w:r>
     </w:p>
     <w:p>
@@ -9894,14 +10288,25 @@
           <w:szCs w:val="20"/>
         </w:rPr>
       </w:pPr>
-      <w:r>
-        <w:rPr>
-          <w:rFonts w:ascii="Courier New" w:eastAsia="Times New Roman" w:hAnsi="Courier New" w:cs="Courier New"/>
-          <w:kern w:val="0"/>
-          <w:sz w:val="20"/>
-          <w:szCs w:val="20"/>
-        </w:rPr>
-        <w:t>ai_handle network = AI_HANDLE_NULL;</w:t>
+      <w:proofErr w:type="spellStart"/>
+      <w:r>
+        <w:rPr>
+          <w:rFonts w:ascii="Courier New" w:eastAsia="Times New Roman" w:hAnsi="Courier New" w:cs="Courier New"/>
+          <w:kern w:val="0"/>
+          <w:sz w:val="20"/>
+          <w:szCs w:val="20"/>
+        </w:rPr>
+        <w:t>ai_handle</w:t>
+      </w:r>
+      <w:proofErr w:type="spellEnd"/>
+      <w:r>
+        <w:rPr>
+          <w:rFonts w:ascii="Courier New" w:eastAsia="Times New Roman" w:hAnsi="Courier New" w:cs="Courier New"/>
+          <w:kern w:val="0"/>
+          <w:sz w:val="20"/>
+          <w:szCs w:val="20"/>
+        </w:rPr>
+        <w:t xml:space="preserve"> network = AI_HANDLE_NULL;</w:t>
       </w:r>
     </w:p>
     <w:p>
@@ -9961,14 +10366,45 @@
           <w:szCs w:val="20"/>
         </w:rPr>
       </w:pPr>
-      <w:r>
-        <w:rPr>
-          <w:rFonts w:ascii="Courier New" w:eastAsia="Times New Roman" w:hAnsi="Courier New" w:cs="Courier New"/>
-          <w:kern w:val="0"/>
-          <w:sz w:val="20"/>
-          <w:szCs w:val="20"/>
-        </w:rPr>
-        <w:t>ai_buffer *ai_input;</w:t>
+      <w:proofErr w:type="spellStart"/>
+      <w:r>
+        <w:rPr>
+          <w:rFonts w:ascii="Courier New" w:eastAsia="Times New Roman" w:hAnsi="Courier New" w:cs="Courier New"/>
+          <w:kern w:val="0"/>
+          <w:sz w:val="20"/>
+          <w:szCs w:val="20"/>
+        </w:rPr>
+        <w:t>ai_buffer</w:t>
+      </w:r>
+      <w:proofErr w:type="spellEnd"/>
+      <w:r>
+        <w:rPr>
+          <w:rFonts w:ascii="Courier New" w:eastAsia="Times New Roman" w:hAnsi="Courier New" w:cs="Courier New"/>
+          <w:kern w:val="0"/>
+          <w:sz w:val="20"/>
+          <w:szCs w:val="20"/>
+        </w:rPr>
+        <w:t xml:space="preserve"> *</w:t>
+      </w:r>
+      <w:proofErr w:type="spellStart"/>
+      <w:r>
+        <w:rPr>
+          <w:rFonts w:ascii="Courier New" w:eastAsia="Times New Roman" w:hAnsi="Courier New" w:cs="Courier New"/>
+          <w:kern w:val="0"/>
+          <w:sz w:val="20"/>
+          <w:szCs w:val="20"/>
+        </w:rPr>
+        <w:t>ai_input</w:t>
+      </w:r>
+      <w:proofErr w:type="spellEnd"/>
+      <w:r>
+        <w:rPr>
+          <w:rFonts w:ascii="Courier New" w:eastAsia="Times New Roman" w:hAnsi="Courier New" w:cs="Courier New"/>
+          <w:kern w:val="0"/>
+          <w:sz w:val="20"/>
+          <w:szCs w:val="20"/>
+        </w:rPr>
+        <w:t>;</w:t>
       </w:r>
     </w:p>
     <w:p>
@@ -9999,14 +10435,45 @@
           <w:szCs w:val="20"/>
         </w:rPr>
       </w:pPr>
-      <w:r>
-        <w:rPr>
-          <w:rFonts w:ascii="Courier New" w:eastAsia="Times New Roman" w:hAnsi="Courier New" w:cs="Courier New"/>
-          <w:kern w:val="0"/>
-          <w:sz w:val="20"/>
-          <w:szCs w:val="20"/>
-        </w:rPr>
-        <w:t>ai_buffer *ai_output;</w:t>
+      <w:proofErr w:type="spellStart"/>
+      <w:r>
+        <w:rPr>
+          <w:rFonts w:ascii="Courier New" w:eastAsia="Times New Roman" w:hAnsi="Courier New" w:cs="Courier New"/>
+          <w:kern w:val="0"/>
+          <w:sz w:val="20"/>
+          <w:szCs w:val="20"/>
+        </w:rPr>
+        <w:t>ai_buffer</w:t>
+      </w:r>
+      <w:proofErr w:type="spellEnd"/>
+      <w:r>
+        <w:rPr>
+          <w:rFonts w:ascii="Courier New" w:eastAsia="Times New Roman" w:hAnsi="Courier New" w:cs="Courier New"/>
+          <w:kern w:val="0"/>
+          <w:sz w:val="20"/>
+          <w:szCs w:val="20"/>
+        </w:rPr>
+        <w:t xml:space="preserve"> *</w:t>
+      </w:r>
+      <w:proofErr w:type="spellStart"/>
+      <w:r>
+        <w:rPr>
+          <w:rFonts w:ascii="Courier New" w:eastAsia="Times New Roman" w:hAnsi="Courier New" w:cs="Courier New"/>
+          <w:kern w:val="0"/>
+          <w:sz w:val="20"/>
+          <w:szCs w:val="20"/>
+        </w:rPr>
+        <w:t>ai_output</w:t>
+      </w:r>
+      <w:proofErr w:type="spellEnd"/>
+      <w:r>
+        <w:rPr>
+          <w:rFonts w:ascii="Courier New" w:eastAsia="Times New Roman" w:hAnsi="Courier New" w:cs="Courier New"/>
+          <w:kern w:val="0"/>
+          <w:sz w:val="20"/>
+          <w:szCs w:val="20"/>
+        </w:rPr>
+        <w:t>;</w:t>
       </w:r>
     </w:p>
     <w:p>
@@ -10027,7 +10494,7 @@
           <w:szCs w:val="24"/>
         </w:rPr>
         <w:pict w14:anchorId="496B0BE5">
-          <v:rect id="_x0000_i1031" style="width:0;height:1.5pt" o:hralign="center" o:hrstd="t" o:hr="t" fillcolor="#a0a0a0" stroked="f"/>
+          <v:rect id="_x0000_i1040" style="width:0;height:1.5pt" o:hralign="center" o:hrstd="t" o:hr="t" fillcolor="#a0a0a0" stroked="f"/>
         </w:pict>
       </w:r>
     </w:p>
@@ -10091,7 +10558,27 @@
           <w:sz w:val="20"/>
           <w:szCs w:val="20"/>
         </w:rPr>
-        <w:t>void AI_Init(void)</w:t>
+        <w:t xml:space="preserve">void </w:t>
+      </w:r>
+      <w:proofErr w:type="spellStart"/>
+      <w:r>
+        <w:rPr>
+          <w:rFonts w:ascii="Courier New" w:eastAsia="Times New Roman" w:hAnsi="Courier New" w:cs="Courier New"/>
+          <w:kern w:val="0"/>
+          <w:sz w:val="20"/>
+          <w:szCs w:val="20"/>
+        </w:rPr>
+        <w:t>AI_Init</w:t>
+      </w:r>
+      <w:proofErr w:type="spellEnd"/>
+      <w:r>
+        <w:rPr>
+          <w:rFonts w:ascii="Courier New" w:eastAsia="Times New Roman" w:hAnsi="Courier New" w:cs="Courier New"/>
+          <w:kern w:val="0"/>
+          <w:sz w:val="20"/>
+          <w:szCs w:val="20"/>
+        </w:rPr>
+        <w:t>(void)</w:t>
       </w:r>
     </w:p>
     <w:p>
@@ -10167,7 +10654,27 @@
           <w:sz w:val="20"/>
           <w:szCs w:val="20"/>
         </w:rPr>
-        <w:t xml:space="preserve">    ai_error err;</w:t>
+        <w:t xml:space="preserve">    </w:t>
+      </w:r>
+      <w:proofErr w:type="spellStart"/>
+      <w:r>
+        <w:rPr>
+          <w:rFonts w:ascii="Courier New" w:eastAsia="Times New Roman" w:hAnsi="Courier New" w:cs="Courier New"/>
+          <w:kern w:val="0"/>
+          <w:sz w:val="20"/>
+          <w:szCs w:val="20"/>
+        </w:rPr>
+        <w:t>ai_error</w:t>
+      </w:r>
+      <w:proofErr w:type="spellEnd"/>
+      <w:r>
+        <w:rPr>
+          <w:rFonts w:ascii="Courier New" w:eastAsia="Times New Roman" w:hAnsi="Courier New" w:cs="Courier New"/>
+          <w:kern w:val="0"/>
+          <w:sz w:val="20"/>
+          <w:szCs w:val="20"/>
+        </w:rPr>
+        <w:t xml:space="preserve"> err;</w:t>
       </w:r>
     </w:p>
     <w:p>
@@ -10234,47 +10741,27 @@
           <w:sz w:val="20"/>
           <w:szCs w:val="20"/>
         </w:rPr>
-        <w:t xml:space="preserve">    const ai_handle </w:t>
-      </w:r>
-      <w:proofErr w:type="gramStart"/>
-      <w:r>
-        <w:rPr>
-          <w:rFonts w:ascii="Courier New" w:eastAsia="Times New Roman" w:hAnsi="Courier New" w:cs="Courier New"/>
-          <w:kern w:val="0"/>
-          <w:sz w:val="20"/>
-          <w:szCs w:val="20"/>
-        </w:rPr>
-        <w:t>acts[</w:t>
-      </w:r>
-      <w:proofErr w:type="gramEnd"/>
-      <w:r>
-        <w:rPr>
-          <w:rFonts w:ascii="Courier New" w:eastAsia="Times New Roman" w:hAnsi="Courier New" w:cs="Courier New"/>
-          <w:kern w:val="0"/>
-          <w:sz w:val="20"/>
-          <w:szCs w:val="20"/>
-        </w:rPr>
-        <w:t xml:space="preserve">] = </w:t>
-      </w:r>
-      <w:proofErr w:type="gramStart"/>
-      <w:r>
-        <w:rPr>
-          <w:rFonts w:ascii="Courier New" w:eastAsia="Times New Roman" w:hAnsi="Courier New" w:cs="Courier New"/>
-          <w:kern w:val="0"/>
-          <w:sz w:val="20"/>
-          <w:szCs w:val="20"/>
-        </w:rPr>
-        <w:t>{ activations</w:t>
-      </w:r>
-      <w:proofErr w:type="gramEnd"/>
-      <w:r>
-        <w:rPr>
-          <w:rFonts w:ascii="Courier New" w:eastAsia="Times New Roman" w:hAnsi="Courier New" w:cs="Courier New"/>
-          <w:kern w:val="0"/>
-          <w:sz w:val="20"/>
-          <w:szCs w:val="20"/>
-        </w:rPr>
-        <w:t xml:space="preserve"> };</w:t>
+        <w:t xml:space="preserve">    const </w:t>
+      </w:r>
+      <w:proofErr w:type="spellStart"/>
+      <w:r>
+        <w:rPr>
+          <w:rFonts w:ascii="Courier New" w:eastAsia="Times New Roman" w:hAnsi="Courier New" w:cs="Courier New"/>
+          <w:kern w:val="0"/>
+          <w:sz w:val="20"/>
+          <w:szCs w:val="20"/>
+        </w:rPr>
+        <w:t>ai_handle</w:t>
+      </w:r>
+      <w:proofErr w:type="spellEnd"/>
+      <w:r>
+        <w:rPr>
+          <w:rFonts w:ascii="Courier New" w:eastAsia="Times New Roman" w:hAnsi="Courier New" w:cs="Courier New"/>
+          <w:kern w:val="0"/>
+          <w:sz w:val="20"/>
+          <w:szCs w:val="20"/>
+        </w:rPr>
+        <w:t xml:space="preserve"> acts[] = { activations };</w:t>
       </w:r>
     </w:p>
     <w:p>
@@ -10341,19 +10828,28 @@
           <w:sz w:val="20"/>
           <w:szCs w:val="20"/>
         </w:rPr>
-        <w:t xml:space="preserve">    err = ai_multiply_model_create_and_</w:t>
-      </w:r>
-      <w:proofErr w:type="gramStart"/>
-      <w:r>
-        <w:rPr>
-          <w:rFonts w:ascii="Courier New" w:eastAsia="Times New Roman" w:hAnsi="Courier New" w:cs="Courier New"/>
-          <w:kern w:val="0"/>
-          <w:sz w:val="20"/>
-          <w:szCs w:val="20"/>
-        </w:rPr>
-        <w:t>init(</w:t>
-      </w:r>
-      <w:proofErr w:type="gramEnd"/>
+        <w:t xml:space="preserve">    err = </w:t>
+      </w:r>
+      <w:proofErr w:type="spellStart"/>
+      <w:r>
+        <w:rPr>
+          <w:rFonts w:ascii="Courier New" w:eastAsia="Times New Roman" w:hAnsi="Courier New" w:cs="Courier New"/>
+          <w:kern w:val="0"/>
+          <w:sz w:val="20"/>
+          <w:szCs w:val="20"/>
+        </w:rPr>
+        <w:t>ai_multiply_model_create_and_init</w:t>
+      </w:r>
+      <w:proofErr w:type="spellEnd"/>
+      <w:r>
+        <w:rPr>
+          <w:rFonts w:ascii="Courier New" w:eastAsia="Times New Roman" w:hAnsi="Courier New" w:cs="Courier New"/>
+          <w:kern w:val="0"/>
+          <w:sz w:val="20"/>
+          <w:szCs w:val="20"/>
+        </w:rPr>
+        <w:t>(</w:t>
+      </w:r>
     </w:p>
     <w:p>
       <w:pPr>
@@ -10390,27 +10886,7 @@
           <w:sz w:val="20"/>
           <w:szCs w:val="20"/>
         </w:rPr>
-        <w:t xml:space="preserve">            </w:t>
-      </w:r>
-      <w:proofErr w:type="gramStart"/>
-      <w:r>
-        <w:rPr>
-          <w:rFonts w:ascii="Courier New" w:eastAsia="Times New Roman" w:hAnsi="Courier New" w:cs="Courier New"/>
-          <w:kern w:val="0"/>
-          <w:sz w:val="20"/>
-          <w:szCs w:val="20"/>
-        </w:rPr>
-        <w:t>&amp;network</w:t>
-      </w:r>
-      <w:proofErr w:type="gramEnd"/>
-      <w:r>
-        <w:rPr>
-          <w:rFonts w:ascii="Courier New" w:eastAsia="Times New Roman" w:hAnsi="Courier New" w:cs="Courier New"/>
-          <w:kern w:val="0"/>
-          <w:sz w:val="20"/>
-          <w:szCs w:val="20"/>
-        </w:rPr>
-        <w:t>,</w:t>
+        <w:t xml:space="preserve">            &amp;network,</w:t>
       </w:r>
     </w:p>
     <w:p>
@@ -10554,27 +11030,27 @@
           <w:sz w:val="20"/>
           <w:szCs w:val="20"/>
         </w:rPr>
-        <w:t xml:space="preserve">    </w:t>
-      </w:r>
-      <w:proofErr w:type="gramStart"/>
-      <w:r>
-        <w:rPr>
-          <w:rFonts w:ascii="Courier New" w:eastAsia="Times New Roman" w:hAnsi="Courier New" w:cs="Courier New"/>
-          <w:kern w:val="0"/>
-          <w:sz w:val="20"/>
-          <w:szCs w:val="20"/>
-        </w:rPr>
-        <w:t>if(err.type !=</w:t>
-      </w:r>
-      <w:proofErr w:type="gramEnd"/>
-      <w:r>
-        <w:rPr>
-          <w:rFonts w:ascii="Courier New" w:eastAsia="Times New Roman" w:hAnsi="Courier New" w:cs="Courier New"/>
-          <w:kern w:val="0"/>
-          <w:sz w:val="20"/>
-          <w:szCs w:val="20"/>
-        </w:rPr>
-        <w:t xml:space="preserve"> AI_ERROR_NONE)</w:t>
+        <w:t xml:space="preserve">    if(</w:t>
+      </w:r>
+      <w:proofErr w:type="spellStart"/>
+      <w:r>
+        <w:rPr>
+          <w:rFonts w:ascii="Courier New" w:eastAsia="Times New Roman" w:hAnsi="Courier New" w:cs="Courier New"/>
+          <w:kern w:val="0"/>
+          <w:sz w:val="20"/>
+          <w:szCs w:val="20"/>
+        </w:rPr>
+        <w:t>err.type</w:t>
+      </w:r>
+      <w:proofErr w:type="spellEnd"/>
+      <w:r>
+        <w:rPr>
+          <w:rFonts w:ascii="Courier New" w:eastAsia="Times New Roman" w:hAnsi="Courier New" w:cs="Courier New"/>
+          <w:kern w:val="0"/>
+          <w:sz w:val="20"/>
+          <w:szCs w:val="20"/>
+        </w:rPr>
+        <w:t xml:space="preserve"> != AI_ERROR_NONE)</w:t>
       </w:r>
     </w:p>
     <w:p>
@@ -10650,27 +11126,27 @@
           <w:sz w:val="20"/>
           <w:szCs w:val="20"/>
         </w:rPr>
-        <w:t xml:space="preserve">        Error_</w:t>
-      </w:r>
-      <w:proofErr w:type="gramStart"/>
-      <w:r>
-        <w:rPr>
-          <w:rFonts w:ascii="Courier New" w:eastAsia="Times New Roman" w:hAnsi="Courier New" w:cs="Courier New"/>
-          <w:kern w:val="0"/>
-          <w:sz w:val="20"/>
-          <w:szCs w:val="20"/>
-        </w:rPr>
-        <w:t>Handler(</w:t>
-      </w:r>
-      <w:proofErr w:type="gramEnd"/>
-      <w:r>
-        <w:rPr>
-          <w:rFonts w:ascii="Courier New" w:eastAsia="Times New Roman" w:hAnsi="Courier New" w:cs="Courier New"/>
-          <w:kern w:val="0"/>
-          <w:sz w:val="20"/>
-          <w:szCs w:val="20"/>
-        </w:rPr>
-        <w:t>);</w:t>
+        <w:t xml:space="preserve">        </w:t>
+      </w:r>
+      <w:proofErr w:type="spellStart"/>
+      <w:r>
+        <w:rPr>
+          <w:rFonts w:ascii="Courier New" w:eastAsia="Times New Roman" w:hAnsi="Courier New" w:cs="Courier New"/>
+          <w:kern w:val="0"/>
+          <w:sz w:val="20"/>
+          <w:szCs w:val="20"/>
+        </w:rPr>
+        <w:t>Error_Handler</w:t>
+      </w:r>
+      <w:proofErr w:type="spellEnd"/>
+      <w:r>
+        <w:rPr>
+          <w:rFonts w:ascii="Courier New" w:eastAsia="Times New Roman" w:hAnsi="Courier New" w:cs="Courier New"/>
+          <w:kern w:val="0"/>
+          <w:sz w:val="20"/>
+          <w:szCs w:val="20"/>
+        </w:rPr>
+        <w:t>();</w:t>
       </w:r>
     </w:p>
     <w:p>
@@ -10775,9 +11251,49 @@
           <w:sz w:val="20"/>
           <w:szCs w:val="20"/>
         </w:rPr>
-        <w:t xml:space="preserve">    ai_input = ai_multiply_model_inputs_get(</w:t>
-      </w:r>
-      <w:proofErr w:type="gramStart"/>
+        <w:t xml:space="preserve">    </w:t>
+      </w:r>
+      <w:proofErr w:type="spellStart"/>
+      <w:r>
+        <w:rPr>
+          <w:rFonts w:ascii="Courier New" w:eastAsia="Times New Roman" w:hAnsi="Courier New" w:cs="Courier New"/>
+          <w:kern w:val="0"/>
+          <w:sz w:val="20"/>
+          <w:szCs w:val="20"/>
+        </w:rPr>
+        <w:t>ai_input</w:t>
+      </w:r>
+      <w:proofErr w:type="spellEnd"/>
+      <w:r>
+        <w:rPr>
+          <w:rFonts w:ascii="Courier New" w:eastAsia="Times New Roman" w:hAnsi="Courier New" w:cs="Courier New"/>
+          <w:kern w:val="0"/>
+          <w:sz w:val="20"/>
+          <w:szCs w:val="20"/>
+        </w:rPr>
+        <w:t xml:space="preserve"> = </w:t>
+      </w:r>
+      <w:proofErr w:type="spellStart"/>
+      <w:r>
+        <w:rPr>
+          <w:rFonts w:ascii="Courier New" w:eastAsia="Times New Roman" w:hAnsi="Courier New" w:cs="Courier New"/>
+          <w:kern w:val="0"/>
+          <w:sz w:val="20"/>
+          <w:szCs w:val="20"/>
+        </w:rPr>
+        <w:t>ai_multiply_model_inputs_get</w:t>
+      </w:r>
+      <w:proofErr w:type="spellEnd"/>
+      <w:r>
+        <w:rPr>
+          <w:rFonts w:ascii="Courier New" w:eastAsia="Times New Roman" w:hAnsi="Courier New" w:cs="Courier New"/>
+          <w:kern w:val="0"/>
+          <w:sz w:val="20"/>
+          <w:szCs w:val="20"/>
+        </w:rPr>
+        <w:t>(</w:t>
+      </w:r>
+      <w:proofErr w:type="spellStart"/>
       <w:r>
         <w:rPr>
           <w:rFonts w:ascii="Courier New" w:eastAsia="Times New Roman" w:hAnsi="Courier New" w:cs="Courier New"/>
@@ -10787,7 +11303,7 @@
         </w:rPr>
         <w:t>network,NULL</w:t>
       </w:r>
-      <w:proofErr w:type="gramEnd"/>
+      <w:proofErr w:type="spellEnd"/>
       <w:r>
         <w:rPr>
           <w:rFonts w:ascii="Courier New" w:eastAsia="Times New Roman" w:hAnsi="Courier New" w:cs="Courier New"/>
@@ -10833,9 +11349,49 @@
           <w:sz w:val="20"/>
           <w:szCs w:val="20"/>
         </w:rPr>
-        <w:t xml:space="preserve">    ai_output = ai_multiply_model_outputs_get(</w:t>
-      </w:r>
-      <w:proofErr w:type="gramStart"/>
+        <w:t xml:space="preserve">    </w:t>
+      </w:r>
+      <w:proofErr w:type="spellStart"/>
+      <w:r>
+        <w:rPr>
+          <w:rFonts w:ascii="Courier New" w:eastAsia="Times New Roman" w:hAnsi="Courier New" w:cs="Courier New"/>
+          <w:kern w:val="0"/>
+          <w:sz w:val="20"/>
+          <w:szCs w:val="20"/>
+        </w:rPr>
+        <w:t>ai_output</w:t>
+      </w:r>
+      <w:proofErr w:type="spellEnd"/>
+      <w:r>
+        <w:rPr>
+          <w:rFonts w:ascii="Courier New" w:eastAsia="Times New Roman" w:hAnsi="Courier New" w:cs="Courier New"/>
+          <w:kern w:val="0"/>
+          <w:sz w:val="20"/>
+          <w:szCs w:val="20"/>
+        </w:rPr>
+        <w:t xml:space="preserve"> = </w:t>
+      </w:r>
+      <w:proofErr w:type="spellStart"/>
+      <w:r>
+        <w:rPr>
+          <w:rFonts w:ascii="Courier New" w:eastAsia="Times New Roman" w:hAnsi="Courier New" w:cs="Courier New"/>
+          <w:kern w:val="0"/>
+          <w:sz w:val="20"/>
+          <w:szCs w:val="20"/>
+        </w:rPr>
+        <w:t>ai_multiply_model_outputs_get</w:t>
+      </w:r>
+      <w:proofErr w:type="spellEnd"/>
+      <w:r>
+        <w:rPr>
+          <w:rFonts w:ascii="Courier New" w:eastAsia="Times New Roman" w:hAnsi="Courier New" w:cs="Courier New"/>
+          <w:kern w:val="0"/>
+          <w:sz w:val="20"/>
+          <w:szCs w:val="20"/>
+        </w:rPr>
+        <w:t>(</w:t>
+      </w:r>
+      <w:proofErr w:type="spellStart"/>
       <w:r>
         <w:rPr>
           <w:rFonts w:ascii="Courier New" w:eastAsia="Times New Roman" w:hAnsi="Courier New" w:cs="Courier New"/>
@@ -10845,7 +11401,7 @@
         </w:rPr>
         <w:t>network,NULL</w:t>
       </w:r>
-      <w:proofErr w:type="gramEnd"/>
+      <w:proofErr w:type="spellEnd"/>
       <w:r>
         <w:rPr>
           <w:rFonts w:ascii="Courier New" w:eastAsia="Times New Roman" w:hAnsi="Courier New" w:cs="Courier New"/>
@@ -10913,25 +11469,14 @@
         </w:rPr>
         <w:t xml:space="preserve">Call this once in </w:t>
       </w:r>
-      <w:proofErr w:type="gramStart"/>
-      <w:r>
-        <w:rPr>
-          <w:rFonts w:ascii="Courier New" w:eastAsia="Times New Roman" w:hAnsi="Courier New" w:cs="Courier New"/>
-          <w:kern w:val="0"/>
-          <w:sz w:val="20"/>
-          <w:szCs w:val="20"/>
-        </w:rPr>
-        <w:t>main(</w:t>
-      </w:r>
-      <w:proofErr w:type="gramEnd"/>
-      <w:r>
-        <w:rPr>
-          <w:rFonts w:ascii="Courier New" w:eastAsia="Times New Roman" w:hAnsi="Courier New" w:cs="Courier New"/>
-          <w:kern w:val="0"/>
-          <w:sz w:val="20"/>
-          <w:szCs w:val="20"/>
-        </w:rPr>
-        <w:t>)</w:t>
+      <w:r>
+        <w:rPr>
+          <w:rFonts w:ascii="Courier New" w:eastAsia="Times New Roman" w:hAnsi="Courier New" w:cs="Courier New"/>
+          <w:kern w:val="0"/>
+          <w:sz w:val="20"/>
+          <w:szCs w:val="20"/>
+        </w:rPr>
+        <w:t>main()</w:t>
       </w:r>
       <w:r>
         <w:rPr>
@@ -10942,34 +11487,25 @@
         </w:rPr>
         <w:t xml:space="preserve"> after </w:t>
       </w:r>
-      <w:r>
-        <w:rPr>
-          <w:rFonts w:ascii="Courier New" w:eastAsia="Times New Roman" w:hAnsi="Courier New" w:cs="Courier New"/>
-          <w:kern w:val="0"/>
-          <w:sz w:val="20"/>
-          <w:szCs w:val="20"/>
-        </w:rPr>
-        <w:t>HAL_</w:t>
-      </w:r>
-      <w:proofErr w:type="gramStart"/>
-      <w:r>
-        <w:rPr>
-          <w:rFonts w:ascii="Courier New" w:eastAsia="Times New Roman" w:hAnsi="Courier New" w:cs="Courier New"/>
-          <w:kern w:val="0"/>
-          <w:sz w:val="20"/>
-          <w:szCs w:val="20"/>
-        </w:rPr>
-        <w:t>Init(</w:t>
-      </w:r>
-      <w:proofErr w:type="gramEnd"/>
-      <w:r>
-        <w:rPr>
-          <w:rFonts w:ascii="Courier New" w:eastAsia="Times New Roman" w:hAnsi="Courier New" w:cs="Courier New"/>
-          <w:kern w:val="0"/>
-          <w:sz w:val="20"/>
-          <w:szCs w:val="20"/>
-        </w:rPr>
-        <w:t>)</w:t>
+      <w:proofErr w:type="spellStart"/>
+      <w:r>
+        <w:rPr>
+          <w:rFonts w:ascii="Courier New" w:eastAsia="Times New Roman" w:hAnsi="Courier New" w:cs="Courier New"/>
+          <w:kern w:val="0"/>
+          <w:sz w:val="20"/>
+          <w:szCs w:val="20"/>
+        </w:rPr>
+        <w:t>HAL_Init</w:t>
+      </w:r>
+      <w:proofErr w:type="spellEnd"/>
+      <w:r>
+        <w:rPr>
+          <w:rFonts w:ascii="Courier New" w:eastAsia="Times New Roman" w:hAnsi="Courier New" w:cs="Courier New"/>
+          <w:kern w:val="0"/>
+          <w:sz w:val="20"/>
+          <w:szCs w:val="20"/>
+        </w:rPr>
+        <w:t>()</w:t>
       </w:r>
       <w:r>
         <w:rPr>
@@ -10999,7 +11535,7 @@
           <w:szCs w:val="24"/>
         </w:rPr>
         <w:pict w14:anchorId="2AB43CD7">
-          <v:rect id="_x0000_i1032" style="width:0;height:1.5pt" o:hralign="center" o:hrstd="t" o:hr="t" fillcolor="#a0a0a0" stroked="f"/>
+          <v:rect id="_x0000_i1041" style="width:0;height:1.5pt" o:hralign="center" o:hrstd="t" o:hr="t" fillcolor="#a0a0a0" stroked="f"/>
         </w:pict>
       </w:r>
     </w:p>
@@ -11063,27 +11599,27 @@
           <w:sz w:val="20"/>
           <w:szCs w:val="20"/>
         </w:rPr>
-        <w:t>float AI_</w:t>
-      </w:r>
-      <w:proofErr w:type="gramStart"/>
-      <w:r>
-        <w:rPr>
-          <w:rFonts w:ascii="Courier New" w:eastAsia="Times New Roman" w:hAnsi="Courier New" w:cs="Courier New"/>
-          <w:kern w:val="0"/>
-          <w:sz w:val="20"/>
-          <w:szCs w:val="20"/>
-        </w:rPr>
-        <w:t>Predict(</w:t>
-      </w:r>
-      <w:proofErr w:type="gramEnd"/>
-      <w:r>
-        <w:rPr>
-          <w:rFonts w:ascii="Courier New" w:eastAsia="Times New Roman" w:hAnsi="Courier New" w:cs="Courier New"/>
-          <w:kern w:val="0"/>
-          <w:sz w:val="20"/>
-          <w:szCs w:val="20"/>
-        </w:rPr>
-        <w:t>float input)</w:t>
+        <w:t xml:space="preserve">float </w:t>
+      </w:r>
+      <w:proofErr w:type="spellStart"/>
+      <w:r>
+        <w:rPr>
+          <w:rFonts w:ascii="Courier New" w:eastAsia="Times New Roman" w:hAnsi="Courier New" w:cs="Courier New"/>
+          <w:kern w:val="0"/>
+          <w:sz w:val="20"/>
+          <w:szCs w:val="20"/>
+        </w:rPr>
+        <w:t>AI_Predict</w:t>
+      </w:r>
+      <w:proofErr w:type="spellEnd"/>
+      <w:r>
+        <w:rPr>
+          <w:rFonts w:ascii="Courier New" w:eastAsia="Times New Roman" w:hAnsi="Courier New" w:cs="Courier New"/>
+          <w:kern w:val="0"/>
+          <w:sz w:val="20"/>
+          <w:szCs w:val="20"/>
+        </w:rPr>
+        <w:t>(float input)</w:t>
       </w:r>
     </w:p>
     <w:p>
@@ -11293,27 +11829,27 @@
           <w:sz w:val="20"/>
           <w:szCs w:val="20"/>
         </w:rPr>
-        <w:t xml:space="preserve">    in_</w:t>
-      </w:r>
-      <w:proofErr w:type="gramStart"/>
-      <w:r>
-        <w:rPr>
-          <w:rFonts w:ascii="Courier New" w:eastAsia="Times New Roman" w:hAnsi="Courier New" w:cs="Courier New"/>
-          <w:kern w:val="0"/>
-          <w:sz w:val="20"/>
-          <w:szCs w:val="20"/>
-        </w:rPr>
-        <w:t>data[</w:t>
-      </w:r>
-      <w:proofErr w:type="gramEnd"/>
-      <w:r>
-        <w:rPr>
-          <w:rFonts w:ascii="Courier New" w:eastAsia="Times New Roman" w:hAnsi="Courier New" w:cs="Courier New"/>
-          <w:kern w:val="0"/>
-          <w:sz w:val="20"/>
-          <w:szCs w:val="20"/>
-        </w:rPr>
-        <w:t>0] = input;</w:t>
+        <w:t xml:space="preserve">    </w:t>
+      </w:r>
+      <w:proofErr w:type="spellStart"/>
+      <w:r>
+        <w:rPr>
+          <w:rFonts w:ascii="Courier New" w:eastAsia="Times New Roman" w:hAnsi="Courier New" w:cs="Courier New"/>
+          <w:kern w:val="0"/>
+          <w:sz w:val="20"/>
+          <w:szCs w:val="20"/>
+        </w:rPr>
+        <w:t>in_data</w:t>
+      </w:r>
+      <w:proofErr w:type="spellEnd"/>
+      <w:r>
+        <w:rPr>
+          <w:rFonts w:ascii="Courier New" w:eastAsia="Times New Roman" w:hAnsi="Courier New" w:cs="Courier New"/>
+          <w:kern w:val="0"/>
+          <w:sz w:val="20"/>
+          <w:szCs w:val="20"/>
+        </w:rPr>
+        <w:t>[0] = input;</w:t>
       </w:r>
     </w:p>
     <w:p>
@@ -11380,47 +11916,47 @@
           <w:sz w:val="20"/>
           <w:szCs w:val="20"/>
         </w:rPr>
-        <w:t xml:space="preserve">    ai_</w:t>
-      </w:r>
-      <w:proofErr w:type="gramStart"/>
-      <w:r>
-        <w:rPr>
-          <w:rFonts w:ascii="Courier New" w:eastAsia="Times New Roman" w:hAnsi="Courier New" w:cs="Courier New"/>
-          <w:kern w:val="0"/>
-          <w:sz w:val="20"/>
-          <w:szCs w:val="20"/>
-        </w:rPr>
-        <w:t>input[</w:t>
-      </w:r>
-      <w:proofErr w:type="gramEnd"/>
-      <w:r>
-        <w:rPr>
-          <w:rFonts w:ascii="Courier New" w:eastAsia="Times New Roman" w:hAnsi="Courier New" w:cs="Courier New"/>
-          <w:kern w:val="0"/>
-          <w:sz w:val="20"/>
-          <w:szCs w:val="20"/>
-        </w:rPr>
-        <w:t>0</w:t>
-      </w:r>
-      <w:proofErr w:type="gramStart"/>
-      <w:r>
-        <w:rPr>
-          <w:rFonts w:ascii="Courier New" w:eastAsia="Times New Roman" w:hAnsi="Courier New" w:cs="Courier New"/>
-          <w:kern w:val="0"/>
-          <w:sz w:val="20"/>
-          <w:szCs w:val="20"/>
-        </w:rPr>
-        <w:t>].n</w:t>
-      </w:r>
-      <w:proofErr w:type="gramEnd"/>
-      <w:r>
-        <w:rPr>
-          <w:rFonts w:ascii="Courier New" w:eastAsia="Times New Roman" w:hAnsi="Courier New" w:cs="Courier New"/>
-          <w:kern w:val="0"/>
-          <w:sz w:val="20"/>
-          <w:szCs w:val="20"/>
-        </w:rPr>
-        <w:t>_batches = 1;</w:t>
+        <w:t xml:space="preserve">    </w:t>
+      </w:r>
+      <w:proofErr w:type="spellStart"/>
+      <w:r>
+        <w:rPr>
+          <w:rFonts w:ascii="Courier New" w:eastAsia="Times New Roman" w:hAnsi="Courier New" w:cs="Courier New"/>
+          <w:kern w:val="0"/>
+          <w:sz w:val="20"/>
+          <w:szCs w:val="20"/>
+        </w:rPr>
+        <w:t>ai_input</w:t>
+      </w:r>
+      <w:proofErr w:type="spellEnd"/>
+      <w:r>
+        <w:rPr>
+          <w:rFonts w:ascii="Courier New" w:eastAsia="Times New Roman" w:hAnsi="Courier New" w:cs="Courier New"/>
+          <w:kern w:val="0"/>
+          <w:sz w:val="20"/>
+          <w:szCs w:val="20"/>
+        </w:rPr>
+        <w:t>[0].</w:t>
+      </w:r>
+      <w:proofErr w:type="spellStart"/>
+      <w:r>
+        <w:rPr>
+          <w:rFonts w:ascii="Courier New" w:eastAsia="Times New Roman" w:hAnsi="Courier New" w:cs="Courier New"/>
+          <w:kern w:val="0"/>
+          <w:sz w:val="20"/>
+          <w:szCs w:val="20"/>
+        </w:rPr>
+        <w:t>n_batches</w:t>
+      </w:r>
+      <w:proofErr w:type="spellEnd"/>
+      <w:r>
+        <w:rPr>
+          <w:rFonts w:ascii="Courier New" w:eastAsia="Times New Roman" w:hAnsi="Courier New" w:cs="Courier New"/>
+          <w:kern w:val="0"/>
+          <w:sz w:val="20"/>
+          <w:szCs w:val="20"/>
+        </w:rPr>
+        <w:t xml:space="preserve"> = 1;</w:t>
       </w:r>
     </w:p>
     <w:p>
@@ -11458,47 +11994,47 @@
           <w:sz w:val="20"/>
           <w:szCs w:val="20"/>
         </w:rPr>
-        <w:t xml:space="preserve">    ai_</w:t>
-      </w:r>
-      <w:proofErr w:type="gramStart"/>
-      <w:r>
-        <w:rPr>
-          <w:rFonts w:ascii="Courier New" w:eastAsia="Times New Roman" w:hAnsi="Courier New" w:cs="Courier New"/>
-          <w:kern w:val="0"/>
-          <w:sz w:val="20"/>
-          <w:szCs w:val="20"/>
-        </w:rPr>
-        <w:t>output[</w:t>
-      </w:r>
-      <w:proofErr w:type="gramEnd"/>
-      <w:r>
-        <w:rPr>
-          <w:rFonts w:ascii="Courier New" w:eastAsia="Times New Roman" w:hAnsi="Courier New" w:cs="Courier New"/>
-          <w:kern w:val="0"/>
-          <w:sz w:val="20"/>
-          <w:szCs w:val="20"/>
-        </w:rPr>
-        <w:t>0</w:t>
-      </w:r>
-      <w:proofErr w:type="gramStart"/>
-      <w:r>
-        <w:rPr>
-          <w:rFonts w:ascii="Courier New" w:eastAsia="Times New Roman" w:hAnsi="Courier New" w:cs="Courier New"/>
-          <w:kern w:val="0"/>
-          <w:sz w:val="20"/>
-          <w:szCs w:val="20"/>
-        </w:rPr>
-        <w:t>].n</w:t>
-      </w:r>
-      <w:proofErr w:type="gramEnd"/>
-      <w:r>
-        <w:rPr>
-          <w:rFonts w:ascii="Courier New" w:eastAsia="Times New Roman" w:hAnsi="Courier New" w:cs="Courier New"/>
-          <w:kern w:val="0"/>
-          <w:sz w:val="20"/>
-          <w:szCs w:val="20"/>
-        </w:rPr>
-        <w:t>_batches = 1;</w:t>
+        <w:t xml:space="preserve">    </w:t>
+      </w:r>
+      <w:proofErr w:type="spellStart"/>
+      <w:r>
+        <w:rPr>
+          <w:rFonts w:ascii="Courier New" w:eastAsia="Times New Roman" w:hAnsi="Courier New" w:cs="Courier New"/>
+          <w:kern w:val="0"/>
+          <w:sz w:val="20"/>
+          <w:szCs w:val="20"/>
+        </w:rPr>
+        <w:t>ai_output</w:t>
+      </w:r>
+      <w:proofErr w:type="spellEnd"/>
+      <w:r>
+        <w:rPr>
+          <w:rFonts w:ascii="Courier New" w:eastAsia="Times New Roman" w:hAnsi="Courier New" w:cs="Courier New"/>
+          <w:kern w:val="0"/>
+          <w:sz w:val="20"/>
+          <w:szCs w:val="20"/>
+        </w:rPr>
+        <w:t>[0].</w:t>
+      </w:r>
+      <w:proofErr w:type="spellStart"/>
+      <w:r>
+        <w:rPr>
+          <w:rFonts w:ascii="Courier New" w:eastAsia="Times New Roman" w:hAnsi="Courier New" w:cs="Courier New"/>
+          <w:kern w:val="0"/>
+          <w:sz w:val="20"/>
+          <w:szCs w:val="20"/>
+        </w:rPr>
+        <w:t>n_batches</w:t>
+      </w:r>
+      <w:proofErr w:type="spellEnd"/>
+      <w:r>
+        <w:rPr>
+          <w:rFonts w:ascii="Courier New" w:eastAsia="Times New Roman" w:hAnsi="Courier New" w:cs="Courier New"/>
+          <w:kern w:val="0"/>
+          <w:sz w:val="20"/>
+          <w:szCs w:val="20"/>
+        </w:rPr>
+        <w:t xml:space="preserve"> = 1;</w:t>
       </w:r>
     </w:p>
     <w:p>
@@ -11565,47 +12101,47 @@
           <w:sz w:val="20"/>
           <w:szCs w:val="20"/>
         </w:rPr>
-        <w:t xml:space="preserve">    ai_</w:t>
-      </w:r>
-      <w:proofErr w:type="gramStart"/>
-      <w:r>
-        <w:rPr>
-          <w:rFonts w:ascii="Courier New" w:eastAsia="Times New Roman" w:hAnsi="Courier New" w:cs="Courier New"/>
-          <w:kern w:val="0"/>
-          <w:sz w:val="20"/>
-          <w:szCs w:val="20"/>
-        </w:rPr>
-        <w:t>input[</w:t>
-      </w:r>
-      <w:proofErr w:type="gramEnd"/>
-      <w:r>
-        <w:rPr>
-          <w:rFonts w:ascii="Courier New" w:eastAsia="Times New Roman" w:hAnsi="Courier New" w:cs="Courier New"/>
-          <w:kern w:val="0"/>
-          <w:sz w:val="20"/>
-          <w:szCs w:val="20"/>
-        </w:rPr>
-        <w:t>0].data = AI_HANDLE_</w:t>
-      </w:r>
-      <w:proofErr w:type="gramStart"/>
-      <w:r>
-        <w:rPr>
-          <w:rFonts w:ascii="Courier New" w:eastAsia="Times New Roman" w:hAnsi="Courier New" w:cs="Courier New"/>
-          <w:kern w:val="0"/>
-          <w:sz w:val="20"/>
-          <w:szCs w:val="20"/>
-        </w:rPr>
-        <w:t>PTR(</w:t>
-      </w:r>
-      <w:proofErr w:type="gramEnd"/>
-      <w:r>
-        <w:rPr>
-          <w:rFonts w:ascii="Courier New" w:eastAsia="Times New Roman" w:hAnsi="Courier New" w:cs="Courier New"/>
-          <w:kern w:val="0"/>
-          <w:sz w:val="20"/>
-          <w:szCs w:val="20"/>
-        </w:rPr>
-        <w:t>in_data);</w:t>
+        <w:t xml:space="preserve">    </w:t>
+      </w:r>
+      <w:proofErr w:type="spellStart"/>
+      <w:r>
+        <w:rPr>
+          <w:rFonts w:ascii="Courier New" w:eastAsia="Times New Roman" w:hAnsi="Courier New" w:cs="Courier New"/>
+          <w:kern w:val="0"/>
+          <w:sz w:val="20"/>
+          <w:szCs w:val="20"/>
+        </w:rPr>
+        <w:t>ai_input</w:t>
+      </w:r>
+      <w:proofErr w:type="spellEnd"/>
+      <w:r>
+        <w:rPr>
+          <w:rFonts w:ascii="Courier New" w:eastAsia="Times New Roman" w:hAnsi="Courier New" w:cs="Courier New"/>
+          <w:kern w:val="0"/>
+          <w:sz w:val="20"/>
+          <w:szCs w:val="20"/>
+        </w:rPr>
+        <w:t>[0].data = AI_HANDLE_PTR(</w:t>
+      </w:r>
+      <w:proofErr w:type="spellStart"/>
+      <w:r>
+        <w:rPr>
+          <w:rFonts w:ascii="Courier New" w:eastAsia="Times New Roman" w:hAnsi="Courier New" w:cs="Courier New"/>
+          <w:kern w:val="0"/>
+          <w:sz w:val="20"/>
+          <w:szCs w:val="20"/>
+        </w:rPr>
+        <w:t>in_data</w:t>
+      </w:r>
+      <w:proofErr w:type="spellEnd"/>
+      <w:r>
+        <w:rPr>
+          <w:rFonts w:ascii="Courier New" w:eastAsia="Times New Roman" w:hAnsi="Courier New" w:cs="Courier New"/>
+          <w:kern w:val="0"/>
+          <w:sz w:val="20"/>
+          <w:szCs w:val="20"/>
+        </w:rPr>
+        <w:t>);</w:t>
       </w:r>
     </w:p>
     <w:p>
@@ -11643,47 +12179,47 @@
           <w:sz w:val="20"/>
           <w:szCs w:val="20"/>
         </w:rPr>
-        <w:t xml:space="preserve">    ai_</w:t>
-      </w:r>
-      <w:proofErr w:type="gramStart"/>
-      <w:r>
-        <w:rPr>
-          <w:rFonts w:ascii="Courier New" w:eastAsia="Times New Roman" w:hAnsi="Courier New" w:cs="Courier New"/>
-          <w:kern w:val="0"/>
-          <w:sz w:val="20"/>
-          <w:szCs w:val="20"/>
-        </w:rPr>
-        <w:t>output[</w:t>
-      </w:r>
-      <w:proofErr w:type="gramEnd"/>
-      <w:r>
-        <w:rPr>
-          <w:rFonts w:ascii="Courier New" w:eastAsia="Times New Roman" w:hAnsi="Courier New" w:cs="Courier New"/>
-          <w:kern w:val="0"/>
-          <w:sz w:val="20"/>
-          <w:szCs w:val="20"/>
-        </w:rPr>
-        <w:t>0].data = AI_HANDLE_</w:t>
-      </w:r>
-      <w:proofErr w:type="gramStart"/>
-      <w:r>
-        <w:rPr>
-          <w:rFonts w:ascii="Courier New" w:eastAsia="Times New Roman" w:hAnsi="Courier New" w:cs="Courier New"/>
-          <w:kern w:val="0"/>
-          <w:sz w:val="20"/>
-          <w:szCs w:val="20"/>
-        </w:rPr>
-        <w:t>PTR(</w:t>
-      </w:r>
-      <w:proofErr w:type="gramEnd"/>
-      <w:r>
-        <w:rPr>
-          <w:rFonts w:ascii="Courier New" w:eastAsia="Times New Roman" w:hAnsi="Courier New" w:cs="Courier New"/>
-          <w:kern w:val="0"/>
-          <w:sz w:val="20"/>
-          <w:szCs w:val="20"/>
-        </w:rPr>
-        <w:t>out_data);</w:t>
+        <w:t xml:space="preserve">    </w:t>
+      </w:r>
+      <w:proofErr w:type="spellStart"/>
+      <w:r>
+        <w:rPr>
+          <w:rFonts w:ascii="Courier New" w:eastAsia="Times New Roman" w:hAnsi="Courier New" w:cs="Courier New"/>
+          <w:kern w:val="0"/>
+          <w:sz w:val="20"/>
+          <w:szCs w:val="20"/>
+        </w:rPr>
+        <w:t>ai_output</w:t>
+      </w:r>
+      <w:proofErr w:type="spellEnd"/>
+      <w:r>
+        <w:rPr>
+          <w:rFonts w:ascii="Courier New" w:eastAsia="Times New Roman" w:hAnsi="Courier New" w:cs="Courier New"/>
+          <w:kern w:val="0"/>
+          <w:sz w:val="20"/>
+          <w:szCs w:val="20"/>
+        </w:rPr>
+        <w:t>[0].data = AI_HANDLE_PTR(</w:t>
+      </w:r>
+      <w:proofErr w:type="spellStart"/>
+      <w:r>
+        <w:rPr>
+          <w:rFonts w:ascii="Courier New" w:eastAsia="Times New Roman" w:hAnsi="Courier New" w:cs="Courier New"/>
+          <w:kern w:val="0"/>
+          <w:sz w:val="20"/>
+          <w:szCs w:val="20"/>
+        </w:rPr>
+        <w:t>out_data</w:t>
+      </w:r>
+      <w:proofErr w:type="spellEnd"/>
+      <w:r>
+        <w:rPr>
+          <w:rFonts w:ascii="Courier New" w:eastAsia="Times New Roman" w:hAnsi="Courier New" w:cs="Courier New"/>
+          <w:kern w:val="0"/>
+          <w:sz w:val="20"/>
+          <w:szCs w:val="20"/>
+        </w:rPr>
+        <w:t>);</w:t>
       </w:r>
     </w:p>
     <w:p>
@@ -11750,19 +12286,28 @@
           <w:sz w:val="20"/>
           <w:szCs w:val="20"/>
         </w:rPr>
-        <w:t xml:space="preserve">    batches = ai_multiply_model_</w:t>
-      </w:r>
-      <w:proofErr w:type="gramStart"/>
-      <w:r>
-        <w:rPr>
-          <w:rFonts w:ascii="Courier New" w:eastAsia="Times New Roman" w:hAnsi="Courier New" w:cs="Courier New"/>
-          <w:kern w:val="0"/>
-          <w:sz w:val="20"/>
-          <w:szCs w:val="20"/>
-        </w:rPr>
-        <w:t>run(</w:t>
-      </w:r>
-      <w:proofErr w:type="gramEnd"/>
+        <w:t xml:space="preserve">    batches = </w:t>
+      </w:r>
+      <w:proofErr w:type="spellStart"/>
+      <w:r>
+        <w:rPr>
+          <w:rFonts w:ascii="Courier New" w:eastAsia="Times New Roman" w:hAnsi="Courier New" w:cs="Courier New"/>
+          <w:kern w:val="0"/>
+          <w:sz w:val="20"/>
+          <w:szCs w:val="20"/>
+        </w:rPr>
+        <w:t>ai_multiply_model_run</w:t>
+      </w:r>
+      <w:proofErr w:type="spellEnd"/>
+      <w:r>
+        <w:rPr>
+          <w:rFonts w:ascii="Courier New" w:eastAsia="Times New Roman" w:hAnsi="Courier New" w:cs="Courier New"/>
+          <w:kern w:val="0"/>
+          <w:sz w:val="20"/>
+          <w:szCs w:val="20"/>
+        </w:rPr>
+        <w:t>(</w:t>
+      </w:r>
     </w:p>
     <w:p>
       <w:pPr>
@@ -11837,7 +12382,27 @@
           <w:sz w:val="20"/>
           <w:szCs w:val="20"/>
         </w:rPr>
-        <w:t xml:space="preserve">                    ai_input,</w:t>
+        <w:t xml:space="preserve">                    </w:t>
+      </w:r>
+      <w:proofErr w:type="spellStart"/>
+      <w:r>
+        <w:rPr>
+          <w:rFonts w:ascii="Courier New" w:eastAsia="Times New Roman" w:hAnsi="Courier New" w:cs="Courier New"/>
+          <w:kern w:val="0"/>
+          <w:sz w:val="20"/>
+          <w:szCs w:val="20"/>
+        </w:rPr>
+        <w:t>ai_input</w:t>
+      </w:r>
+      <w:proofErr w:type="spellEnd"/>
+      <w:r>
+        <w:rPr>
+          <w:rFonts w:ascii="Courier New" w:eastAsia="Times New Roman" w:hAnsi="Courier New" w:cs="Courier New"/>
+          <w:kern w:val="0"/>
+          <w:sz w:val="20"/>
+          <w:szCs w:val="20"/>
+        </w:rPr>
+        <w:t>,</w:t>
       </w:r>
     </w:p>
     <w:p>
@@ -11875,7 +12440,27 @@
           <w:sz w:val="20"/>
           <w:szCs w:val="20"/>
         </w:rPr>
-        <w:t xml:space="preserve">                    ai_output);</w:t>
+        <w:t xml:space="preserve">                    </w:t>
+      </w:r>
+      <w:proofErr w:type="spellStart"/>
+      <w:r>
+        <w:rPr>
+          <w:rFonts w:ascii="Courier New" w:eastAsia="Times New Roman" w:hAnsi="Courier New" w:cs="Courier New"/>
+          <w:kern w:val="0"/>
+          <w:sz w:val="20"/>
+          <w:szCs w:val="20"/>
+        </w:rPr>
+        <w:t>ai_output</w:t>
+      </w:r>
+      <w:proofErr w:type="spellEnd"/>
+      <w:r>
+        <w:rPr>
+          <w:rFonts w:ascii="Courier New" w:eastAsia="Times New Roman" w:hAnsi="Courier New" w:cs="Courier New"/>
+          <w:kern w:val="0"/>
+          <w:sz w:val="20"/>
+          <w:szCs w:val="20"/>
+        </w:rPr>
+        <w:t>);</w:t>
       </w:r>
     </w:p>
     <w:p>
@@ -11942,27 +12527,7 @@
           <w:sz w:val="20"/>
           <w:szCs w:val="20"/>
         </w:rPr>
-        <w:t xml:space="preserve">    </w:t>
-      </w:r>
-      <w:proofErr w:type="gramStart"/>
-      <w:r>
-        <w:rPr>
-          <w:rFonts w:ascii="Courier New" w:eastAsia="Times New Roman" w:hAnsi="Courier New" w:cs="Courier New"/>
-          <w:kern w:val="0"/>
-          <w:sz w:val="20"/>
-          <w:szCs w:val="20"/>
-        </w:rPr>
-        <w:t>if(batches !</w:t>
-      </w:r>
-      <w:proofErr w:type="gramEnd"/>
-      <w:r>
-        <w:rPr>
-          <w:rFonts w:ascii="Courier New" w:eastAsia="Times New Roman" w:hAnsi="Courier New" w:cs="Courier New"/>
-          <w:kern w:val="0"/>
-          <w:sz w:val="20"/>
-          <w:szCs w:val="20"/>
-        </w:rPr>
-        <w:t>= 1)</w:t>
+        <w:t xml:space="preserve">    if(batches != 1)</w:t>
       </w:r>
     </w:p>
     <w:p>
@@ -12038,27 +12603,27 @@
           <w:sz w:val="20"/>
           <w:szCs w:val="20"/>
         </w:rPr>
-        <w:t xml:space="preserve">        Error_</w:t>
-      </w:r>
-      <w:proofErr w:type="gramStart"/>
-      <w:r>
-        <w:rPr>
-          <w:rFonts w:ascii="Courier New" w:eastAsia="Times New Roman" w:hAnsi="Courier New" w:cs="Courier New"/>
-          <w:kern w:val="0"/>
-          <w:sz w:val="20"/>
-          <w:szCs w:val="20"/>
-        </w:rPr>
-        <w:t>Handler(</w:t>
-      </w:r>
-      <w:proofErr w:type="gramEnd"/>
-      <w:r>
-        <w:rPr>
-          <w:rFonts w:ascii="Courier New" w:eastAsia="Times New Roman" w:hAnsi="Courier New" w:cs="Courier New"/>
-          <w:kern w:val="0"/>
-          <w:sz w:val="20"/>
-          <w:szCs w:val="20"/>
-        </w:rPr>
-        <w:t>);</w:t>
+        <w:t xml:space="preserve">        </w:t>
+      </w:r>
+      <w:proofErr w:type="spellStart"/>
+      <w:r>
+        <w:rPr>
+          <w:rFonts w:ascii="Courier New" w:eastAsia="Times New Roman" w:hAnsi="Courier New" w:cs="Courier New"/>
+          <w:kern w:val="0"/>
+          <w:sz w:val="20"/>
+          <w:szCs w:val="20"/>
+        </w:rPr>
+        <w:t>Error_Handler</w:t>
+      </w:r>
+      <w:proofErr w:type="spellEnd"/>
+      <w:r>
+        <w:rPr>
+          <w:rFonts w:ascii="Courier New" w:eastAsia="Times New Roman" w:hAnsi="Courier New" w:cs="Courier New"/>
+          <w:kern w:val="0"/>
+          <w:sz w:val="20"/>
+          <w:szCs w:val="20"/>
+        </w:rPr>
+        <w:t>();</w:t>
       </w:r>
     </w:p>
     <w:p>
@@ -12163,27 +12728,27 @@
           <w:sz w:val="20"/>
           <w:szCs w:val="20"/>
         </w:rPr>
-        <w:t xml:space="preserve">    return out_</w:t>
-      </w:r>
-      <w:proofErr w:type="gramStart"/>
-      <w:r>
-        <w:rPr>
-          <w:rFonts w:ascii="Courier New" w:eastAsia="Times New Roman" w:hAnsi="Courier New" w:cs="Courier New"/>
-          <w:kern w:val="0"/>
-          <w:sz w:val="20"/>
-          <w:szCs w:val="20"/>
-        </w:rPr>
-        <w:t>data[</w:t>
-      </w:r>
-      <w:proofErr w:type="gramEnd"/>
-      <w:r>
-        <w:rPr>
-          <w:rFonts w:ascii="Courier New" w:eastAsia="Times New Roman" w:hAnsi="Courier New" w:cs="Courier New"/>
-          <w:kern w:val="0"/>
-          <w:sz w:val="20"/>
-          <w:szCs w:val="20"/>
-        </w:rPr>
-        <w:t>0];</w:t>
+        <w:t xml:space="preserve">    return </w:t>
+      </w:r>
+      <w:proofErr w:type="spellStart"/>
+      <w:r>
+        <w:rPr>
+          <w:rFonts w:ascii="Courier New" w:eastAsia="Times New Roman" w:hAnsi="Courier New" w:cs="Courier New"/>
+          <w:kern w:val="0"/>
+          <w:sz w:val="20"/>
+          <w:szCs w:val="20"/>
+        </w:rPr>
+        <w:t>out_data</w:t>
+      </w:r>
+      <w:proofErr w:type="spellEnd"/>
+      <w:r>
+        <w:rPr>
+          <w:rFonts w:ascii="Courier New" w:eastAsia="Times New Roman" w:hAnsi="Courier New" w:cs="Courier New"/>
+          <w:kern w:val="0"/>
+          <w:sz w:val="20"/>
+          <w:szCs w:val="20"/>
+        </w:rPr>
+        <w:t>[0];</w:t>
       </w:r>
     </w:p>
     <w:p>
@@ -12242,7 +12807,7 @@
           <w:szCs w:val="24"/>
         </w:rPr>
         <w:pict w14:anchorId="5F8EC61E">
-          <v:rect id="_x0000_i1033" style="width:0;height:1.5pt" o:hralign="center" o:hrstd="t" o:hr="t" fillcolor="#a0a0a0" stroked="f"/>
+          <v:rect id="_x0000_i1042" style="width:0;height:1.5pt" o:hralign="center" o:hrstd="t" o:hr="t" fillcolor="#a0a0a0" stroked="f"/>
         </w:pict>
       </w:r>
     </w:p>
@@ -12383,27 +12948,27 @@
           <w:sz w:val="20"/>
           <w:szCs w:val="20"/>
         </w:rPr>
-        <w:t xml:space="preserve">    HAL_</w:t>
-      </w:r>
-      <w:proofErr w:type="gramStart"/>
-      <w:r>
-        <w:rPr>
-          <w:rFonts w:ascii="Courier New" w:eastAsia="Times New Roman" w:hAnsi="Courier New" w:cs="Courier New"/>
-          <w:kern w:val="0"/>
-          <w:sz w:val="20"/>
-          <w:szCs w:val="20"/>
-        </w:rPr>
-        <w:t>Init(</w:t>
-      </w:r>
-      <w:proofErr w:type="gramEnd"/>
-      <w:r>
-        <w:rPr>
-          <w:rFonts w:ascii="Courier New" w:eastAsia="Times New Roman" w:hAnsi="Courier New" w:cs="Courier New"/>
-          <w:kern w:val="0"/>
-          <w:sz w:val="20"/>
-          <w:szCs w:val="20"/>
-        </w:rPr>
-        <w:t>);</w:t>
+        <w:t xml:space="preserve">    </w:t>
+      </w:r>
+      <w:proofErr w:type="spellStart"/>
+      <w:r>
+        <w:rPr>
+          <w:rFonts w:ascii="Courier New" w:eastAsia="Times New Roman" w:hAnsi="Courier New" w:cs="Courier New"/>
+          <w:kern w:val="0"/>
+          <w:sz w:val="20"/>
+          <w:szCs w:val="20"/>
+        </w:rPr>
+        <w:t>HAL_Init</w:t>
+      </w:r>
+      <w:proofErr w:type="spellEnd"/>
+      <w:r>
+        <w:rPr>
+          <w:rFonts w:ascii="Courier New" w:eastAsia="Times New Roman" w:hAnsi="Courier New" w:cs="Courier New"/>
+          <w:kern w:val="0"/>
+          <w:sz w:val="20"/>
+          <w:szCs w:val="20"/>
+        </w:rPr>
+        <w:t>();</w:t>
       </w:r>
     </w:p>
     <w:p>
@@ -12470,27 +13035,27 @@
           <w:sz w:val="20"/>
           <w:szCs w:val="20"/>
         </w:rPr>
-        <w:t xml:space="preserve">    SystemClock_</w:t>
-      </w:r>
-      <w:proofErr w:type="gramStart"/>
-      <w:r>
-        <w:rPr>
-          <w:rFonts w:ascii="Courier New" w:eastAsia="Times New Roman" w:hAnsi="Courier New" w:cs="Courier New"/>
-          <w:kern w:val="0"/>
-          <w:sz w:val="20"/>
-          <w:szCs w:val="20"/>
-        </w:rPr>
-        <w:t>Config(</w:t>
-      </w:r>
-      <w:proofErr w:type="gramEnd"/>
-      <w:r>
-        <w:rPr>
-          <w:rFonts w:ascii="Courier New" w:eastAsia="Times New Roman" w:hAnsi="Courier New" w:cs="Courier New"/>
-          <w:kern w:val="0"/>
-          <w:sz w:val="20"/>
-          <w:szCs w:val="20"/>
-        </w:rPr>
-        <w:t>);</w:t>
+        <w:t xml:space="preserve">    </w:t>
+      </w:r>
+      <w:proofErr w:type="spellStart"/>
+      <w:r>
+        <w:rPr>
+          <w:rFonts w:ascii="Courier New" w:eastAsia="Times New Roman" w:hAnsi="Courier New" w:cs="Courier New"/>
+          <w:kern w:val="0"/>
+          <w:sz w:val="20"/>
+          <w:szCs w:val="20"/>
+        </w:rPr>
+        <w:t>SystemClock_Config</w:t>
+      </w:r>
+      <w:proofErr w:type="spellEnd"/>
+      <w:r>
+        <w:rPr>
+          <w:rFonts w:ascii="Courier New" w:eastAsia="Times New Roman" w:hAnsi="Courier New" w:cs="Courier New"/>
+          <w:kern w:val="0"/>
+          <w:sz w:val="20"/>
+          <w:szCs w:val="20"/>
+        </w:rPr>
+        <w:t>();</w:t>
       </w:r>
     </w:p>
     <w:p>
@@ -12557,27 +13122,27 @@
           <w:sz w:val="20"/>
           <w:szCs w:val="20"/>
         </w:rPr>
-        <w:t xml:space="preserve">    MX_GPIO_</w:t>
-      </w:r>
-      <w:proofErr w:type="gramStart"/>
-      <w:r>
-        <w:rPr>
-          <w:rFonts w:ascii="Courier New" w:eastAsia="Times New Roman" w:hAnsi="Courier New" w:cs="Courier New"/>
-          <w:kern w:val="0"/>
-          <w:sz w:val="20"/>
-          <w:szCs w:val="20"/>
-        </w:rPr>
-        <w:t>Init(</w:t>
-      </w:r>
-      <w:proofErr w:type="gramEnd"/>
-      <w:r>
-        <w:rPr>
-          <w:rFonts w:ascii="Courier New" w:eastAsia="Times New Roman" w:hAnsi="Courier New" w:cs="Courier New"/>
-          <w:kern w:val="0"/>
-          <w:sz w:val="20"/>
-          <w:szCs w:val="20"/>
-        </w:rPr>
-        <w:t>);</w:t>
+        <w:t xml:space="preserve">    </w:t>
+      </w:r>
+      <w:proofErr w:type="spellStart"/>
+      <w:r>
+        <w:rPr>
+          <w:rFonts w:ascii="Courier New" w:eastAsia="Times New Roman" w:hAnsi="Courier New" w:cs="Courier New"/>
+          <w:kern w:val="0"/>
+          <w:sz w:val="20"/>
+          <w:szCs w:val="20"/>
+        </w:rPr>
+        <w:t>MX_GPIO_Init</w:t>
+      </w:r>
+      <w:proofErr w:type="spellEnd"/>
+      <w:r>
+        <w:rPr>
+          <w:rFonts w:ascii="Courier New" w:eastAsia="Times New Roman" w:hAnsi="Courier New" w:cs="Courier New"/>
+          <w:kern w:val="0"/>
+          <w:sz w:val="20"/>
+          <w:szCs w:val="20"/>
+        </w:rPr>
+        <w:t>();</w:t>
       </w:r>
     </w:p>
     <w:p>
@@ -12644,27 +13209,27 @@
           <w:sz w:val="20"/>
           <w:szCs w:val="20"/>
         </w:rPr>
-        <w:t xml:space="preserve">    AI_</w:t>
-      </w:r>
-      <w:proofErr w:type="gramStart"/>
-      <w:r>
-        <w:rPr>
-          <w:rFonts w:ascii="Courier New" w:eastAsia="Times New Roman" w:hAnsi="Courier New" w:cs="Courier New"/>
-          <w:kern w:val="0"/>
-          <w:sz w:val="20"/>
-          <w:szCs w:val="20"/>
-        </w:rPr>
-        <w:t>Init(</w:t>
-      </w:r>
-      <w:proofErr w:type="gramEnd"/>
-      <w:r>
-        <w:rPr>
-          <w:rFonts w:ascii="Courier New" w:eastAsia="Times New Roman" w:hAnsi="Courier New" w:cs="Courier New"/>
-          <w:kern w:val="0"/>
-          <w:sz w:val="20"/>
-          <w:szCs w:val="20"/>
-        </w:rPr>
-        <w:t>);</w:t>
+        <w:t xml:space="preserve">    </w:t>
+      </w:r>
+      <w:proofErr w:type="spellStart"/>
+      <w:r>
+        <w:rPr>
+          <w:rFonts w:ascii="Courier New" w:eastAsia="Times New Roman" w:hAnsi="Courier New" w:cs="Courier New"/>
+          <w:kern w:val="0"/>
+          <w:sz w:val="20"/>
+          <w:szCs w:val="20"/>
+        </w:rPr>
+        <w:t>AI_Init</w:t>
+      </w:r>
+      <w:proofErr w:type="spellEnd"/>
+      <w:r>
+        <w:rPr>
+          <w:rFonts w:ascii="Courier New" w:eastAsia="Times New Roman" w:hAnsi="Courier New" w:cs="Courier New"/>
+          <w:kern w:val="0"/>
+          <w:sz w:val="20"/>
+          <w:szCs w:val="20"/>
+        </w:rPr>
+        <w:t>();</w:t>
       </w:r>
     </w:p>
     <w:p>
@@ -12740,27 +13305,27 @@
           <w:sz w:val="20"/>
           <w:szCs w:val="20"/>
         </w:rPr>
-        <w:t xml:space="preserve">    float test_</w:t>
-      </w:r>
-      <w:proofErr w:type="gramStart"/>
-      <w:r>
-        <w:rPr>
-          <w:rFonts w:ascii="Courier New" w:eastAsia="Times New Roman" w:hAnsi="Courier New" w:cs="Courier New"/>
-          <w:kern w:val="0"/>
-          <w:sz w:val="20"/>
-          <w:szCs w:val="20"/>
-        </w:rPr>
-        <w:t>values[</w:t>
-      </w:r>
-      <w:proofErr w:type="gramEnd"/>
-      <w:r>
-        <w:rPr>
-          <w:rFonts w:ascii="Courier New" w:eastAsia="Times New Roman" w:hAnsi="Courier New" w:cs="Courier New"/>
-          <w:kern w:val="0"/>
-          <w:sz w:val="20"/>
-          <w:szCs w:val="20"/>
-        </w:rPr>
-        <w:t>] =</w:t>
+        <w:t xml:space="preserve">    float </w:t>
+      </w:r>
+      <w:proofErr w:type="spellStart"/>
+      <w:r>
+        <w:rPr>
+          <w:rFonts w:ascii="Courier New" w:eastAsia="Times New Roman" w:hAnsi="Courier New" w:cs="Courier New"/>
+          <w:kern w:val="0"/>
+          <w:sz w:val="20"/>
+          <w:szCs w:val="20"/>
+        </w:rPr>
+        <w:t>test_values</w:t>
+      </w:r>
+      <w:proofErr w:type="spellEnd"/>
+      <w:r>
+        <w:rPr>
+          <w:rFonts w:ascii="Courier New" w:eastAsia="Times New Roman" w:hAnsi="Courier New" w:cs="Courier New"/>
+          <w:kern w:val="0"/>
+          <w:sz w:val="20"/>
+          <w:szCs w:val="20"/>
+        </w:rPr>
+        <w:t>[] =</w:t>
       </w:r>
     </w:p>
     <w:p>
@@ -13133,65 +13698,34 @@
           <w:szCs w:val="20"/>
         </w:rPr>
       </w:pPr>
-      <w:proofErr w:type="gramStart"/>
-      <w:r>
-        <w:rPr>
-          <w:rFonts w:ascii="Courier New" w:eastAsia="Times New Roman" w:hAnsi="Courier New" w:cs="Courier New"/>
-          <w:kern w:val="0"/>
-          <w:sz w:val="20"/>
-          <w:szCs w:val="20"/>
-        </w:rPr>
-        <w:t>for(</w:t>
-      </w:r>
-      <w:proofErr w:type="gramEnd"/>
-      <w:r>
-        <w:rPr>
-          <w:rFonts w:ascii="Courier New" w:eastAsia="Times New Roman" w:hAnsi="Courier New" w:cs="Courier New"/>
-          <w:kern w:val="0"/>
-          <w:sz w:val="20"/>
-          <w:szCs w:val="20"/>
-        </w:rPr>
-        <w:t>int i=</w:t>
-      </w:r>
-      <w:proofErr w:type="gramStart"/>
-      <w:r>
-        <w:rPr>
-          <w:rFonts w:ascii="Courier New" w:eastAsia="Times New Roman" w:hAnsi="Courier New" w:cs="Courier New"/>
-          <w:kern w:val="0"/>
-          <w:sz w:val="20"/>
-          <w:szCs w:val="20"/>
-        </w:rPr>
-        <w:t>0;i</w:t>
-      </w:r>
-      <w:proofErr w:type="gramEnd"/>
-      <w:r>
-        <w:rPr>
-          <w:rFonts w:ascii="Courier New" w:eastAsia="Times New Roman" w:hAnsi="Courier New" w:cs="Courier New"/>
-          <w:kern w:val="0"/>
-          <w:sz w:val="20"/>
-          <w:szCs w:val="20"/>
-        </w:rPr>
-        <w:t>&lt;</w:t>
-      </w:r>
-      <w:proofErr w:type="gramStart"/>
-      <w:r>
-        <w:rPr>
-          <w:rFonts w:ascii="Courier New" w:eastAsia="Times New Roman" w:hAnsi="Courier New" w:cs="Courier New"/>
-          <w:kern w:val="0"/>
-          <w:sz w:val="20"/>
-          <w:szCs w:val="20"/>
-        </w:rPr>
-        <w:t>6;i</w:t>
-      </w:r>
-      <w:proofErr w:type="gramEnd"/>
-      <w:r>
-        <w:rPr>
-          <w:rFonts w:ascii="Courier New" w:eastAsia="Times New Roman" w:hAnsi="Courier New" w:cs="Courier New"/>
-          <w:kern w:val="0"/>
-          <w:sz w:val="20"/>
-          <w:szCs w:val="20"/>
-        </w:rPr>
-        <w:t>++)</w:t>
+      <w:r>
+        <w:rPr>
+          <w:rFonts w:ascii="Courier New" w:eastAsia="Times New Roman" w:hAnsi="Courier New" w:cs="Courier New"/>
+          <w:kern w:val="0"/>
+          <w:sz w:val="20"/>
+          <w:szCs w:val="20"/>
+        </w:rPr>
+        <w:t xml:space="preserve">for(int </w:t>
+      </w:r>
+      <w:proofErr w:type="spellStart"/>
+      <w:r>
+        <w:rPr>
+          <w:rFonts w:ascii="Courier New" w:eastAsia="Times New Roman" w:hAnsi="Courier New" w:cs="Courier New"/>
+          <w:kern w:val="0"/>
+          <w:sz w:val="20"/>
+          <w:szCs w:val="20"/>
+        </w:rPr>
+        <w:t>i</w:t>
+      </w:r>
+      <w:proofErr w:type="spellEnd"/>
+      <w:r>
+        <w:rPr>
+          <w:rFonts w:ascii="Courier New" w:eastAsia="Times New Roman" w:hAnsi="Courier New" w:cs="Courier New"/>
+          <w:kern w:val="0"/>
+          <w:sz w:val="20"/>
+          <w:szCs w:val="20"/>
+        </w:rPr>
+        <w:t>=0;i&lt;6;i++)</w:t>
       </w:r>
     </w:p>
     <w:p>
@@ -13269,7 +13803,67 @@
           <w:sz w:val="20"/>
           <w:szCs w:val="20"/>
         </w:rPr>
-        <w:t xml:space="preserve">    float y = AI_Predict(test_values[i]);</w:t>
+        <w:t xml:space="preserve">    float y = </w:t>
+      </w:r>
+      <w:proofErr w:type="spellStart"/>
+      <w:r>
+        <w:rPr>
+          <w:rFonts w:ascii="Courier New" w:eastAsia="Times New Roman" w:hAnsi="Courier New" w:cs="Courier New"/>
+          <w:kern w:val="0"/>
+          <w:sz w:val="20"/>
+          <w:szCs w:val="20"/>
+        </w:rPr>
+        <w:t>AI_Predict</w:t>
+      </w:r>
+      <w:proofErr w:type="spellEnd"/>
+      <w:r>
+        <w:rPr>
+          <w:rFonts w:ascii="Courier New" w:eastAsia="Times New Roman" w:hAnsi="Courier New" w:cs="Courier New"/>
+          <w:kern w:val="0"/>
+          <w:sz w:val="20"/>
+          <w:szCs w:val="20"/>
+        </w:rPr>
+        <w:t>(</w:t>
+      </w:r>
+      <w:proofErr w:type="spellStart"/>
+      <w:r>
+        <w:rPr>
+          <w:rFonts w:ascii="Courier New" w:eastAsia="Times New Roman" w:hAnsi="Courier New" w:cs="Courier New"/>
+          <w:kern w:val="0"/>
+          <w:sz w:val="20"/>
+          <w:szCs w:val="20"/>
+        </w:rPr>
+        <w:t>test_values</w:t>
+      </w:r>
+      <w:proofErr w:type="spellEnd"/>
+      <w:r>
+        <w:rPr>
+          <w:rFonts w:ascii="Courier New" w:eastAsia="Times New Roman" w:hAnsi="Courier New" w:cs="Courier New"/>
+          <w:kern w:val="0"/>
+          <w:sz w:val="20"/>
+          <w:szCs w:val="20"/>
+        </w:rPr>
+        <w:t>[</w:t>
+      </w:r>
+      <w:proofErr w:type="spellStart"/>
+      <w:r>
+        <w:rPr>
+          <w:rFonts w:ascii="Courier New" w:eastAsia="Times New Roman" w:hAnsi="Courier New" w:cs="Courier New"/>
+          <w:kern w:val="0"/>
+          <w:sz w:val="20"/>
+          <w:szCs w:val="20"/>
+        </w:rPr>
+        <w:t>i</w:t>
+      </w:r>
+      <w:proofErr w:type="spellEnd"/>
+      <w:r>
+        <w:rPr>
+          <w:rFonts w:ascii="Courier New" w:eastAsia="Times New Roman" w:hAnsi="Courier New" w:cs="Courier New"/>
+          <w:kern w:val="0"/>
+          <w:sz w:val="20"/>
+          <w:szCs w:val="20"/>
+        </w:rPr>
+        <w:t>]);</w:t>
       </w:r>
     </w:p>
     <w:p>
@@ -13340,25 +13934,25 @@
         </w:rPr>
         <w:t xml:space="preserve">    </w:t>
       </w:r>
-      <w:proofErr w:type="gramStart"/>
-      <w:r>
-        <w:rPr>
-          <w:rFonts w:ascii="Courier New" w:eastAsia="Times New Roman" w:hAnsi="Courier New" w:cs="Courier New"/>
-          <w:kern w:val="0"/>
-          <w:sz w:val="20"/>
-          <w:szCs w:val="20"/>
-        </w:rPr>
-        <w:t>printf(</w:t>
-      </w:r>
-      <w:proofErr w:type="gramEnd"/>
-      <w:r>
-        <w:rPr>
-          <w:rFonts w:ascii="Courier New" w:eastAsia="Times New Roman" w:hAnsi="Courier New" w:cs="Courier New"/>
-          <w:kern w:val="0"/>
-          <w:sz w:val="20"/>
-          <w:szCs w:val="20"/>
-        </w:rPr>
-        <w:t>"%.2f --&gt; %.2f\r\n",</w:t>
+      <w:proofErr w:type="spellStart"/>
+      <w:r>
+        <w:rPr>
+          <w:rFonts w:ascii="Courier New" w:eastAsia="Times New Roman" w:hAnsi="Courier New" w:cs="Courier New"/>
+          <w:kern w:val="0"/>
+          <w:sz w:val="20"/>
+          <w:szCs w:val="20"/>
+        </w:rPr>
+        <w:t>printf</w:t>
+      </w:r>
+      <w:proofErr w:type="spellEnd"/>
+      <w:r>
+        <w:rPr>
+          <w:rFonts w:ascii="Courier New" w:eastAsia="Times New Roman" w:hAnsi="Courier New" w:cs="Courier New"/>
+          <w:kern w:val="0"/>
+          <w:sz w:val="20"/>
+          <w:szCs w:val="20"/>
+        </w:rPr>
+        <w:t>("%.2f --&gt; %.2f\r\n",</w:t>
       </w:r>
     </w:p>
     <w:p>
@@ -13397,7 +13991,47 @@
           <w:sz w:val="20"/>
           <w:szCs w:val="20"/>
         </w:rPr>
-        <w:t xml:space="preserve">            test_values[i],</w:t>
+        <w:t xml:space="preserve">            </w:t>
+      </w:r>
+      <w:proofErr w:type="spellStart"/>
+      <w:r>
+        <w:rPr>
+          <w:rFonts w:ascii="Courier New" w:eastAsia="Times New Roman" w:hAnsi="Courier New" w:cs="Courier New"/>
+          <w:kern w:val="0"/>
+          <w:sz w:val="20"/>
+          <w:szCs w:val="20"/>
+        </w:rPr>
+        <w:t>test_values</w:t>
+      </w:r>
+      <w:proofErr w:type="spellEnd"/>
+      <w:r>
+        <w:rPr>
+          <w:rFonts w:ascii="Courier New" w:eastAsia="Times New Roman" w:hAnsi="Courier New" w:cs="Courier New"/>
+          <w:kern w:val="0"/>
+          <w:sz w:val="20"/>
+          <w:szCs w:val="20"/>
+        </w:rPr>
+        <w:t>[</w:t>
+      </w:r>
+      <w:proofErr w:type="spellStart"/>
+      <w:r>
+        <w:rPr>
+          <w:rFonts w:ascii="Courier New" w:eastAsia="Times New Roman" w:hAnsi="Courier New" w:cs="Courier New"/>
+          <w:kern w:val="0"/>
+          <w:sz w:val="20"/>
+          <w:szCs w:val="20"/>
+        </w:rPr>
+        <w:t>i</w:t>
+      </w:r>
+      <w:proofErr w:type="spellEnd"/>
+      <w:r>
+        <w:rPr>
+          <w:rFonts w:ascii="Courier New" w:eastAsia="Times New Roman" w:hAnsi="Courier New" w:cs="Courier New"/>
+          <w:kern w:val="0"/>
+          <w:sz w:val="20"/>
+          <w:szCs w:val="20"/>
+        </w:rPr>
+        <w:t>],</w:t>
       </w:r>
     </w:p>
     <w:p>
@@ -13544,57 +14178,37 @@
         </w:rPr>
         <w:t xml:space="preserve">    </w:t>
       </w:r>
-      <w:proofErr w:type="gramStart"/>
-      <w:r>
-        <w:rPr>
-          <w:rFonts w:ascii="Courier New" w:eastAsia="Times New Roman" w:hAnsi="Courier New" w:cs="Courier New"/>
-          <w:kern w:val="0"/>
-          <w:sz w:val="20"/>
-          <w:szCs w:val="20"/>
-        </w:rPr>
-        <w:t>printf(</w:t>
-      </w:r>
-      <w:proofErr w:type="gramEnd"/>
-      <w:r>
-        <w:rPr>
-          <w:rFonts w:ascii="Courier New" w:eastAsia="Times New Roman" w:hAnsi="Courier New" w:cs="Courier New"/>
-          <w:kern w:val="0"/>
-          <w:sz w:val="20"/>
-          <w:szCs w:val="20"/>
-        </w:rPr>
-        <w:t>"</w:t>
-      </w:r>
-      <w:proofErr w:type="gramStart"/>
-      <w:r>
-        <w:rPr>
-          <w:rFonts w:ascii="Courier New" w:eastAsia="Times New Roman" w:hAnsi="Courier New" w:cs="Courier New"/>
-          <w:kern w:val="0"/>
-          <w:sz w:val="20"/>
-          <w:szCs w:val="20"/>
-        </w:rPr>
-        <w:t>Input :</w:t>
-      </w:r>
-      <w:proofErr w:type="gramEnd"/>
-      <w:r>
-        <w:rPr>
-          <w:rFonts w:ascii="Courier New" w:eastAsia="Times New Roman" w:hAnsi="Courier New" w:cs="Courier New"/>
-          <w:kern w:val="0"/>
-          <w:sz w:val="20"/>
-          <w:szCs w:val="20"/>
-        </w:rPr>
-        <w:t xml:space="preserve"> %.2f\r\n</w:t>
-      </w:r>
-      <w:proofErr w:type="gramStart"/>
-      <w:r>
-        <w:rPr>
-          <w:rFonts w:ascii="Courier New" w:eastAsia="Times New Roman" w:hAnsi="Courier New" w:cs="Courier New"/>
-          <w:kern w:val="0"/>
-          <w:sz w:val="20"/>
-          <w:szCs w:val="20"/>
-        </w:rPr>
-        <w:t>",x</w:t>
-      </w:r>
-      <w:proofErr w:type="gramEnd"/>
+      <w:proofErr w:type="spellStart"/>
+      <w:r>
+        <w:rPr>
+          <w:rFonts w:ascii="Courier New" w:eastAsia="Times New Roman" w:hAnsi="Courier New" w:cs="Courier New"/>
+          <w:kern w:val="0"/>
+          <w:sz w:val="20"/>
+          <w:szCs w:val="20"/>
+        </w:rPr>
+        <w:t>printf</w:t>
+      </w:r>
+      <w:proofErr w:type="spellEnd"/>
+      <w:r>
+        <w:rPr>
+          <w:rFonts w:ascii="Courier New" w:eastAsia="Times New Roman" w:hAnsi="Courier New" w:cs="Courier New"/>
+          <w:kern w:val="0"/>
+          <w:sz w:val="20"/>
+          <w:szCs w:val="20"/>
+        </w:rPr>
+        <w:t>("Input : %.2f\r\</w:t>
+      </w:r>
+      <w:proofErr w:type="spellStart"/>
+      <w:r>
+        <w:rPr>
+          <w:rFonts w:ascii="Courier New" w:eastAsia="Times New Roman" w:hAnsi="Courier New" w:cs="Courier New"/>
+          <w:kern w:val="0"/>
+          <w:sz w:val="20"/>
+          <w:szCs w:val="20"/>
+        </w:rPr>
+        <w:t>n",x</w:t>
+      </w:r>
+      <w:proofErr w:type="spellEnd"/>
       <w:r>
         <w:rPr>
           <w:rFonts w:ascii="Courier New" w:eastAsia="Times New Roman" w:hAnsi="Courier New" w:cs="Courier New"/>
@@ -13642,37 +14256,37 @@
         </w:rPr>
         <w:t xml:space="preserve">    </w:t>
       </w:r>
-      <w:proofErr w:type="gramStart"/>
-      <w:r>
-        <w:rPr>
-          <w:rFonts w:ascii="Courier New" w:eastAsia="Times New Roman" w:hAnsi="Courier New" w:cs="Courier New"/>
-          <w:kern w:val="0"/>
-          <w:sz w:val="20"/>
-          <w:szCs w:val="20"/>
-        </w:rPr>
-        <w:t>printf(</w:t>
-      </w:r>
-      <w:proofErr w:type="gramEnd"/>
-      <w:r>
-        <w:rPr>
-          <w:rFonts w:ascii="Courier New" w:eastAsia="Times New Roman" w:hAnsi="Courier New" w:cs="Courier New"/>
-          <w:kern w:val="0"/>
-          <w:sz w:val="20"/>
-          <w:szCs w:val="20"/>
-        </w:rPr>
-        <w:t>"Output: %.2f\r\n</w:t>
-      </w:r>
-      <w:proofErr w:type="gramStart"/>
-      <w:r>
-        <w:rPr>
-          <w:rFonts w:ascii="Courier New" w:eastAsia="Times New Roman" w:hAnsi="Courier New" w:cs="Courier New"/>
-          <w:kern w:val="0"/>
-          <w:sz w:val="20"/>
-          <w:szCs w:val="20"/>
-        </w:rPr>
-        <w:t>",y</w:t>
-      </w:r>
-      <w:proofErr w:type="gramEnd"/>
+      <w:proofErr w:type="spellStart"/>
+      <w:r>
+        <w:rPr>
+          <w:rFonts w:ascii="Courier New" w:eastAsia="Times New Roman" w:hAnsi="Courier New" w:cs="Courier New"/>
+          <w:kern w:val="0"/>
+          <w:sz w:val="20"/>
+          <w:szCs w:val="20"/>
+        </w:rPr>
+        <w:t>printf</w:t>
+      </w:r>
+      <w:proofErr w:type="spellEnd"/>
+      <w:r>
+        <w:rPr>
+          <w:rFonts w:ascii="Courier New" w:eastAsia="Times New Roman" w:hAnsi="Courier New" w:cs="Courier New"/>
+          <w:kern w:val="0"/>
+          <w:sz w:val="20"/>
+          <w:szCs w:val="20"/>
+        </w:rPr>
+        <w:t>("Output: %.2f\r\</w:t>
+      </w:r>
+      <w:proofErr w:type="spellStart"/>
+      <w:r>
+        <w:rPr>
+          <w:rFonts w:ascii="Courier New" w:eastAsia="Times New Roman" w:hAnsi="Courier New" w:cs="Courier New"/>
+          <w:kern w:val="0"/>
+          <w:sz w:val="20"/>
+          <w:szCs w:val="20"/>
+        </w:rPr>
+        <w:t>n",y</w:t>
+      </w:r>
+      <w:proofErr w:type="spellEnd"/>
       <w:r>
         <w:rPr>
           <w:rFonts w:ascii="Courier New" w:eastAsia="Times New Roman" w:hAnsi="Courier New" w:cs="Courier New"/>
@@ -13747,27 +14361,7 @@
           <w:sz w:val="20"/>
           <w:szCs w:val="20"/>
         </w:rPr>
-        <w:t xml:space="preserve">    </w:t>
-      </w:r>
-      <w:proofErr w:type="gramStart"/>
-      <w:r>
-        <w:rPr>
-          <w:rFonts w:ascii="Courier New" w:eastAsia="Times New Roman" w:hAnsi="Courier New" w:cs="Courier New"/>
-          <w:kern w:val="0"/>
-          <w:sz w:val="20"/>
-          <w:szCs w:val="20"/>
-        </w:rPr>
-        <w:t>while(</w:t>
-      </w:r>
-      <w:proofErr w:type="gramEnd"/>
-      <w:r>
-        <w:rPr>
-          <w:rFonts w:ascii="Courier New" w:eastAsia="Times New Roman" w:hAnsi="Courier New" w:cs="Courier New"/>
-          <w:kern w:val="0"/>
-          <w:sz w:val="20"/>
-          <w:szCs w:val="20"/>
-        </w:rPr>
-        <w:t>1)</w:t>
+        <w:t xml:space="preserve">    while(1)</w:t>
       </w:r>
     </w:p>
     <w:p>
@@ -14383,7 +14977,7 @@
           <w:szCs w:val="24"/>
         </w:rPr>
         <w:pict w14:anchorId="035347B7">
-          <v:rect id="_x0000_i1034" style="width:0;height:1.5pt" o:hralign="center" o:hrstd="t" o:hr="t" fillcolor="#a0a0a0" stroked="f"/>
+          <v:rect id="_x0000_i1043" style="width:0;height:1.5pt" o:hralign="center" o:hrstd="t" o:hr="t" fillcolor="#a0a0a0" stroked="f"/>
         </w:pict>
       </w:r>
     </w:p>
@@ -14429,7 +15023,27 @@
           <w:sz w:val="24"/>
           <w:szCs w:val="24"/>
         </w:rPr>
-        <w:t>Suppose Colab used</w:t>
+        <w:t xml:space="preserve">Suppose </w:t>
+      </w:r>
+      <w:proofErr w:type="spellStart"/>
+      <w:r>
+        <w:rPr>
+          <w:rFonts w:ascii="Times New Roman" w:eastAsia="Times New Roman" w:hAnsi="Times New Roman" w:cs="Times New Roman"/>
+          <w:kern w:val="0"/>
+          <w:sz w:val="24"/>
+          <w:szCs w:val="24"/>
+        </w:rPr>
+        <w:t>Colab</w:t>
+      </w:r>
+      <w:proofErr w:type="spellEnd"/>
+      <w:r>
+        <w:rPr>
+          <w:rFonts w:ascii="Times New Roman" w:eastAsia="Times New Roman" w:hAnsi="Times New Roman" w:cs="Times New Roman"/>
+          <w:kern w:val="0"/>
+          <w:sz w:val="24"/>
+          <w:szCs w:val="24"/>
+        </w:rPr>
+        <w:t xml:space="preserve"> used</w:t>
       </w:r>
     </w:p>
     <w:p>
@@ -14659,7 +15273,27 @@
           <w:sz w:val="20"/>
           <w:szCs w:val="20"/>
         </w:rPr>
-        <w:t>float output = AI_Predict(input);</w:t>
+        <w:t xml:space="preserve">float output = </w:t>
+      </w:r>
+      <w:proofErr w:type="spellStart"/>
+      <w:r>
+        <w:rPr>
+          <w:rFonts w:ascii="Courier New" w:eastAsia="Times New Roman" w:hAnsi="Courier New" w:cs="Courier New"/>
+          <w:kern w:val="0"/>
+          <w:sz w:val="20"/>
+          <w:szCs w:val="20"/>
+        </w:rPr>
+        <w:t>AI_Predict</w:t>
+      </w:r>
+      <w:proofErr w:type="spellEnd"/>
+      <w:r>
+        <w:rPr>
+          <w:rFonts w:ascii="Courier New" w:eastAsia="Times New Roman" w:hAnsi="Courier New" w:cs="Courier New"/>
+          <w:kern w:val="0"/>
+          <w:sz w:val="20"/>
+          <w:szCs w:val="20"/>
+        </w:rPr>
+        <w:t>(input);</w:t>
       </w:r>
     </w:p>
     <w:p>
@@ -14718,7 +15352,7 @@
           <w:szCs w:val="24"/>
         </w:rPr>
         <w:pict w14:anchorId="2CF2F0A7">
-          <v:rect id="_x0000_i1035" style="width:0;height:1.5pt" o:hralign="center" o:hrstd="t" o:hr="t" fillcolor="#a0a0a0" stroked="f"/>
+          <v:rect id="_x0000_i1044" style="width:0;height:1.5pt" o:hralign="center" o:hrstd="t" o:hr="t" fillcolor="#a0a0a0" stroked="f"/>
         </w:pict>
       </w:r>
     </w:p>
@@ -16605,6 +17239,7 @@
   <w:style w:type="character" w:default="1" w:styleId="DefaultParagraphFont">
     <w:name w:val="Default Paragraph Font"/>
     <w:uiPriority w:val="1"/>
+    <w:semiHidden/>
     <w:unhideWhenUsed/>
   </w:style>
   <w:style w:type="table" w:default="1" w:styleId="TableNormal">
